--- a/datasource/transcriptions/docx/Barlandus-Dialogus.docx
+++ b/datasource/transcriptions/docx/Barlandus-Dialogus.docx
@@ -1,37 +1,7 @@
 
 <file path=word/document.xml><?xml version="1.0" encoding="utf-8"?>
-<w:document xmlns:wpc="http://schemas.microsoft.com/office/word/2010/wordprocessingCanvas" xmlns:cx="http://schemas.microsoft.com/office/drawing/2014/chartex" xmlns:cx1="http://schemas.microsoft.com/office/drawing/2015/9/8/chartex" xmlns:cx2="http://schemas.microsoft.com/office/drawing/2015/10/21/chartex" xmlns:cx3="http://schemas.microsoft.com/office/drawing/2016/5/9/chartex" xmlns:cx4="http://schemas.microsoft.com/office/drawing/2016/5/10/chartex" xmlns:cx5="http://schemas.microsoft.com/office/drawing/2016/5/11/chartex" xmlns:cx6="http://schemas.microsoft.com/office/drawing/2016/5/12/chartex" xmlns:cx7="http://schemas.microsoft.com/office/drawing/2016/5/13/chartex" xmlns:cx8="http://schemas.microsoft.com/office/drawing/2016/5/14/chartex" xmlns:mc="http://schemas.openxmlformats.org/markup-compatibility/2006" xmlns:aink="http://schemas.microsoft.com/office/drawing/2016/ink" xmlns:am3d="http://schemas.microsoft.com/office/drawing/2017/model3d" xmlns:o="urn:schemas-microsoft-com:office:office" xmlns:oel="http://schemas.microsoft.com/office/2019/extlst" xmlns:r="http://schemas.openxmlformats.org/officeDocument/2006/relationships" xmlns:m="http://schemas.openxmlformats.org/officeDocument/2006/math" xmlns:v="urn:schemas-microsoft-com:vml" xmlns:wp14="http://schemas.microsoft.com/office/word/2010/wordprocessingDrawing" xmlns:wp="http://schemas.openxmlformats.org/drawingml/2006/wordprocessingDrawing" xmlns:w10="urn:schemas-microsoft-com:office:word" xmlns:w="http://schemas.openxmlformats.org/wordprocessingml/2006/main" xmlns:w14="http://schemas.microsoft.com/office/word/2010/wordml" xmlns:w15="http://schemas.microsoft.com/office/word/2012/wordml" xmlns:w16cex="http://schemas.microsoft.com/office/word/2018/wordml/cex" xmlns:w16cid="http://schemas.microsoft.com/office/word/2016/wordml/cid" xmlns:w16="http://schemas.microsoft.com/office/word/2018/wordml" xmlns:w16du="http://schemas.microsoft.com/office/word/2023/wordml/word16du" xmlns:w16sdtdh="http://schemas.microsoft.com/office/word/2020/wordml/sdtdatahash" xmlns:w16se="http://schemas.microsoft.com/office/word/2015/wordml/symex" xmlns:wpg="http://schemas.microsoft.com/office/word/2010/wordprocessingGroup" xmlns:wpi="http://schemas.microsoft.com/office/word/2010/wordprocessingInk" xmlns:wne="http://schemas.microsoft.com/office/word/2006/wordml" xmlns:wps="http://schemas.microsoft.com/office/word/2010/wordprocessingShape" mc:Ignorable="w14 w15 w16se w16cid w16 w16cex w16sdtdh w16du wp14">
+<w:document xmlns:wpc="http://schemas.microsoft.com/office/word/2010/wordprocessingCanvas" xmlns:cx="http://schemas.microsoft.com/office/drawing/2014/chartex" xmlns:cx1="http://schemas.microsoft.com/office/drawing/2015/9/8/chartex" xmlns:cx2="http://schemas.microsoft.com/office/drawing/2015/10/21/chartex" xmlns:cx3="http://schemas.microsoft.com/office/drawing/2016/5/9/chartex" xmlns:cx4="http://schemas.microsoft.com/office/drawing/2016/5/10/chartex" xmlns:cx5="http://schemas.microsoft.com/office/drawing/2016/5/11/chartex" xmlns:cx6="http://schemas.microsoft.com/office/drawing/2016/5/12/chartex" xmlns:cx7="http://schemas.microsoft.com/office/drawing/2016/5/13/chartex" xmlns:cx8="http://schemas.microsoft.com/office/drawing/2016/5/14/chartex" xmlns:mc="http://schemas.openxmlformats.org/markup-compatibility/2006" xmlns:aink="http://schemas.microsoft.com/office/drawing/2016/ink" xmlns:am3d="http://schemas.microsoft.com/office/drawing/2017/model3d" xmlns:o="urn:schemas-microsoft-com:office:office" xmlns:oel="http://schemas.microsoft.com/office/2019/extlst" xmlns:r="http://schemas.openxmlformats.org/officeDocument/2006/relationships" xmlns:m="http://schemas.openxmlformats.org/officeDocument/2006/math" xmlns:v="urn:schemas-microsoft-com:vml" xmlns:wp14="http://schemas.microsoft.com/office/word/2010/wordprocessingDrawing" xmlns:wp="http://schemas.openxmlformats.org/drawingml/2006/wordprocessingDrawing" xmlns:w10="urn:schemas-microsoft-com:office:word" xmlns:w="http://schemas.openxmlformats.org/wordprocessingml/2006/main" xmlns:w14="http://schemas.microsoft.com/office/word/2010/wordml" xmlns:w15="http://schemas.microsoft.com/office/word/2012/wordml" xmlns:w16cex="http://schemas.microsoft.com/office/word/2018/wordml/cex" xmlns:w16cid="http://schemas.microsoft.com/office/word/2016/wordml/cid" xmlns:w16="http://schemas.microsoft.com/office/word/2018/wordml" xmlns:w16sdtdh="http://schemas.microsoft.com/office/word/2020/wordml/sdtdatahash" xmlns:w16se="http://schemas.microsoft.com/office/word/2015/wordml/symex" xmlns:wpg="http://schemas.microsoft.com/office/word/2010/wordprocessingGroup" xmlns:wpi="http://schemas.microsoft.com/office/word/2010/wordprocessingInk" xmlns:wne="http://schemas.microsoft.com/office/word/2006/wordml" xmlns:wps="http://schemas.microsoft.com/office/word/2010/wordprocessingShape" mc:Ignorable="w14 w15 w16se w16cid w16 w16cex w16sdtdh wp14">
   <w:body>
-    <w:p>
-      <w:pPr>
-        <w:rPr>
-          <w:rFonts w:eastAsia="MS Mincho"/>
-          <w:lang w:val="it-IT"/>
-        </w:rPr>
-      </w:pPr>
-      <w:r>
-        <w:rPr>
-          <w:rFonts w:eastAsia="MS Mincho"/>
-          <w:lang w:val="it-IT"/>
-        </w:rPr>
-        <w:t xml:space="preserve">(Étienne Daxhelet, </w:t>
-      </w:r>
-      <w:r>
-        <w:rPr>
-          <w:rFonts w:eastAsia="MS Mincho"/>
-          <w:i/>
-          <w:lang w:val="it-IT"/>
-        </w:rPr>
-        <w:t>Adrien Barlandus humaniste Belge 1486-1638: Sa Vie, Son Oeuvre, Sa Personnalité</w:t>
-      </w:r>
-      <w:r>
-        <w:rPr>
-          <w:rFonts w:eastAsia="MS Mincho"/>
-          <w:lang w:val="it-IT"/>
-        </w:rPr>
-        <w:t>, Humanistica Lovaniensia, 6 (Leuven: Uystpruyst, 1938), Repr. Nendeln, Liechtenstein: Kraus Reprint Ltd., 1967), pp. 218-220)</w:t>
-      </w:r>
-    </w:p>
     <w:p>
       <w:pPr>
         <w:rPr>
@@ -52,7 +22,7 @@
           <w:rFonts w:eastAsia="MS Mincho"/>
           <w:lang w:val="it-IT"/>
         </w:rPr>
-        <w:t>[original spelling]</w:t>
+        <w:t>/front/</w:t>
       </w:r>
     </w:p>
     <w:p>
@@ -75,7 +45,7 @@
           <w:rFonts w:eastAsia="MS Mincho"/>
           <w:lang w:val="it-IT"/>
         </w:rPr>
-        <w:t>/front/</w:t>
+        <w:t>Dialogus, recitatus in Ecyram Terentij publice exhibitam Louanij, Anno restitutae salutatis MDXXIIII.</w:t>
       </w:r>
     </w:p>
     <w:p>
@@ -90,22 +60,33 @@
       <w:pPr>
         <w:rPr>
           <w:rFonts w:eastAsia="MS Mincho"/>
-          <w:lang w:val="it-IT"/>
         </w:rPr>
       </w:pPr>
       <w:r>
         <w:rPr>
           <w:rFonts w:eastAsia="MS Mincho"/>
-          <w:lang w:val="it-IT"/>
-        </w:rPr>
-        <w:t>Dialogus, recitatus in Ecyram Terentij publice exhibitam Louanij, Anno restitutae salutatis MDXXIIII.</w:t>
+        </w:rPr>
+        <w:t>/</w:t>
+      </w:r>
+      <w:proofErr w:type="spellStart"/>
+      <w:r>
+        <w:rPr>
+          <w:rFonts w:eastAsia="MS Mincho"/>
+        </w:rPr>
+        <w:t>main</w:t>
+      </w:r>
+      <w:proofErr w:type="spellEnd"/>
+      <w:r>
+        <w:rPr>
+          <w:rFonts w:eastAsia="MS Mincho"/>
+        </w:rPr>
+        <w:t>/</w:t>
       </w:r>
     </w:p>
     <w:p>
       <w:pPr>
         <w:rPr>
           <w:rFonts w:eastAsia="MS Mincho"/>
-          <w:lang w:val="it-IT"/>
         </w:rPr>
       </w:pPr>
     </w:p>
@@ -119,7 +100,21 @@
         <w:rPr>
           <w:rFonts w:eastAsia="MS Mincho"/>
         </w:rPr>
-        <w:t>/main/</w:t>
+        <w:t xml:space="preserve">Henricus &amp; </w:t>
+      </w:r>
+      <w:proofErr w:type="spellStart"/>
+      <w:r>
+        <w:rPr>
+          <w:rFonts w:eastAsia="MS Mincho"/>
+        </w:rPr>
+        <w:t>Iodocus</w:t>
+      </w:r>
+      <w:proofErr w:type="spellEnd"/>
+      <w:r>
+        <w:rPr>
+          <w:rFonts w:eastAsia="MS Mincho"/>
+        </w:rPr>
+        <w:t xml:space="preserve">. </w:t>
       </w:r>
     </w:p>
     <w:p>
@@ -133,19 +128,3215 @@
       <w:pPr>
         <w:rPr>
           <w:rFonts w:eastAsia="MS Mincho"/>
+          <w:lang w:val="fr-FR"/>
         </w:rPr>
       </w:pPr>
       <w:r>
         <w:rPr>
           <w:rFonts w:eastAsia="MS Mincho"/>
-        </w:rPr>
-        <w:t xml:space="preserve">Henricus &amp; Iodocus. </w:t>
+          <w:smallCaps/>
+          <w:lang w:val="fr-FR"/>
+        </w:rPr>
+        <w:t xml:space="preserve">@Hen.= </w:t>
+      </w:r>
+      <w:proofErr w:type="spellStart"/>
+      <w:r>
+        <w:rPr>
+          <w:rFonts w:eastAsia="MS Mincho"/>
+          <w:lang w:val="fr-FR"/>
+        </w:rPr>
+        <w:t>Saluus</w:t>
+      </w:r>
+      <w:proofErr w:type="spellEnd"/>
+      <w:r>
+        <w:rPr>
+          <w:rFonts w:eastAsia="MS Mincho"/>
+          <w:lang w:val="fr-FR"/>
+        </w:rPr>
+        <w:t xml:space="preserve"> sis o noster </w:t>
+      </w:r>
+      <w:proofErr w:type="spellStart"/>
+      <w:r>
+        <w:rPr>
+          <w:rFonts w:eastAsia="MS Mincho"/>
+          <w:lang w:val="fr-FR"/>
+        </w:rPr>
+        <w:t>Iodoce</w:t>
+      </w:r>
+      <w:proofErr w:type="spellEnd"/>
+      <w:r>
+        <w:rPr>
+          <w:rFonts w:eastAsia="MS Mincho"/>
+          <w:lang w:val="fr-FR"/>
+        </w:rPr>
+        <w:t>.</w:t>
       </w:r>
     </w:p>
     <w:p>
       <w:pPr>
         <w:rPr>
           <w:rFonts w:eastAsia="MS Mincho"/>
+          <w:lang w:val="fr-FR"/>
+        </w:rPr>
+      </w:pPr>
+      <w:r>
+        <w:rPr>
+          <w:rFonts w:eastAsia="MS Mincho"/>
+          <w:smallCaps/>
+          <w:lang w:val="fr-FR"/>
+        </w:rPr>
+        <w:t xml:space="preserve">@Io.= </w:t>
+      </w:r>
+      <w:r>
+        <w:rPr>
+          <w:rFonts w:eastAsia="MS Mincho"/>
+          <w:lang w:val="fr-FR"/>
+        </w:rPr>
+        <w:t xml:space="preserve">Et tu </w:t>
+      </w:r>
+      <w:proofErr w:type="spellStart"/>
+      <w:r>
+        <w:rPr>
+          <w:rFonts w:eastAsia="MS Mincho"/>
+          <w:lang w:val="fr-FR"/>
+        </w:rPr>
+        <w:t>salueto</w:t>
+      </w:r>
+      <w:proofErr w:type="spellEnd"/>
+      <w:r>
+        <w:rPr>
+          <w:rFonts w:eastAsia="MS Mincho"/>
+          <w:lang w:val="fr-FR"/>
+        </w:rPr>
+        <w:t xml:space="preserve"> </w:t>
+      </w:r>
+      <w:proofErr w:type="spellStart"/>
+      <w:r>
+        <w:rPr>
+          <w:rFonts w:eastAsia="MS Mincho"/>
+          <w:lang w:val="fr-FR"/>
+        </w:rPr>
+        <w:t>Henrice</w:t>
+      </w:r>
+      <w:proofErr w:type="spellEnd"/>
+      <w:r>
+        <w:rPr>
+          <w:rFonts w:eastAsia="MS Mincho"/>
+          <w:lang w:val="fr-FR"/>
+        </w:rPr>
+        <w:t>.</w:t>
+      </w:r>
+    </w:p>
+    <w:p>
+      <w:pPr>
+        <w:rPr>
+          <w:rFonts w:eastAsia="MS Mincho"/>
+          <w:lang w:val="fr-FR"/>
+        </w:rPr>
+      </w:pPr>
+      <w:r>
+        <w:rPr>
+          <w:rFonts w:eastAsia="MS Mincho"/>
+          <w:smallCaps/>
+          <w:lang w:val="fr-FR"/>
+        </w:rPr>
+        <w:t xml:space="preserve">@He.= </w:t>
+      </w:r>
+      <w:r>
+        <w:rPr>
+          <w:rFonts w:eastAsia="MS Mincho"/>
+          <w:lang w:val="fr-FR"/>
+        </w:rPr>
+        <w:t xml:space="preserve">Quid </w:t>
+      </w:r>
+      <w:proofErr w:type="spellStart"/>
+      <w:r>
+        <w:rPr>
+          <w:rFonts w:eastAsia="MS Mincho"/>
+          <w:lang w:val="fr-FR"/>
+        </w:rPr>
+        <w:t>rerum</w:t>
+      </w:r>
+      <w:proofErr w:type="spellEnd"/>
+      <w:r>
+        <w:rPr>
+          <w:rFonts w:eastAsia="MS Mincho"/>
+          <w:lang w:val="fr-FR"/>
+        </w:rPr>
+        <w:t xml:space="preserve"> nunc </w:t>
+      </w:r>
+      <w:proofErr w:type="spellStart"/>
+      <w:r>
+        <w:rPr>
+          <w:rFonts w:eastAsia="MS Mincho"/>
+          <w:lang w:val="fr-FR"/>
+        </w:rPr>
+        <w:t>agitur</w:t>
+      </w:r>
+      <w:proofErr w:type="spellEnd"/>
+      <w:r>
+        <w:rPr>
+          <w:rFonts w:eastAsia="MS Mincho"/>
+          <w:lang w:val="fr-FR"/>
+        </w:rPr>
+        <w:t xml:space="preserve"> </w:t>
+      </w:r>
+      <w:proofErr w:type="spellStart"/>
+      <w:r>
+        <w:rPr>
+          <w:rFonts w:eastAsia="MS Mincho"/>
+          <w:lang w:val="fr-FR"/>
+        </w:rPr>
+        <w:t>Louanij</w:t>
+      </w:r>
+      <w:proofErr w:type="spellEnd"/>
+      <w:r>
+        <w:rPr>
+          <w:rFonts w:eastAsia="MS Mincho"/>
+          <w:lang w:val="fr-FR"/>
+        </w:rPr>
+        <w:t>?</w:t>
+      </w:r>
+    </w:p>
+    <w:p>
+      <w:pPr>
+        <w:rPr>
+          <w:rFonts w:eastAsia="MS Mincho"/>
+          <w:lang w:val="fr-FR"/>
+        </w:rPr>
+      </w:pPr>
+      <w:r>
+        <w:rPr>
+          <w:rFonts w:eastAsia="MS Mincho"/>
+          <w:smallCaps/>
+          <w:lang w:val="fr-FR"/>
+        </w:rPr>
+        <w:t xml:space="preserve">@Io.= </w:t>
+      </w:r>
+      <w:r>
+        <w:rPr>
+          <w:rFonts w:eastAsia="MS Mincho"/>
+          <w:lang w:val="fr-FR"/>
+        </w:rPr>
+        <w:t xml:space="preserve">Quid </w:t>
+      </w:r>
+      <w:proofErr w:type="spellStart"/>
+      <w:r>
+        <w:rPr>
+          <w:rFonts w:eastAsia="MS Mincho"/>
+          <w:lang w:val="fr-FR"/>
+        </w:rPr>
+        <w:t>ageretur</w:t>
+      </w:r>
+      <w:proofErr w:type="spellEnd"/>
+      <w:r>
+        <w:rPr>
+          <w:rFonts w:eastAsia="MS Mincho"/>
+          <w:lang w:val="fr-FR"/>
+        </w:rPr>
+        <w:t xml:space="preserve">, passim nunc </w:t>
+      </w:r>
+      <w:proofErr w:type="spellStart"/>
+      <w:r>
+        <w:rPr>
+          <w:rFonts w:eastAsia="MS Mincho"/>
+          <w:lang w:val="fr-FR"/>
+        </w:rPr>
+        <w:t>mortales</w:t>
+      </w:r>
+      <w:proofErr w:type="spellEnd"/>
+      <w:r>
+        <w:rPr>
+          <w:rFonts w:eastAsia="MS Mincho"/>
+          <w:lang w:val="fr-FR"/>
+        </w:rPr>
+        <w:t xml:space="preserve">, </w:t>
+      </w:r>
+      <w:proofErr w:type="spellStart"/>
+      <w:r>
+        <w:rPr>
+          <w:rFonts w:eastAsia="MS Mincho"/>
+          <w:lang w:val="fr-FR"/>
+        </w:rPr>
+        <w:t>aut</w:t>
+      </w:r>
+      <w:proofErr w:type="spellEnd"/>
+      <w:r>
+        <w:rPr>
+          <w:rFonts w:eastAsia="MS Mincho"/>
+          <w:lang w:val="fr-FR"/>
+        </w:rPr>
+        <w:t xml:space="preserve"> ad </w:t>
+      </w:r>
+      <w:proofErr w:type="spellStart"/>
+      <w:r>
+        <w:rPr>
+          <w:rFonts w:eastAsia="MS Mincho"/>
+          <w:lang w:val="fr-FR"/>
+        </w:rPr>
+        <w:t>pocula</w:t>
+      </w:r>
+      <w:proofErr w:type="spellEnd"/>
+      <w:r>
+        <w:rPr>
+          <w:rFonts w:eastAsia="MS Mincho"/>
+          <w:lang w:val="fr-FR"/>
+        </w:rPr>
+        <w:t xml:space="preserve">, &amp; </w:t>
+      </w:r>
+      <w:proofErr w:type="spellStart"/>
+      <w:r>
+        <w:rPr>
+          <w:rFonts w:eastAsia="MS Mincho"/>
+          <w:lang w:val="fr-FR"/>
+        </w:rPr>
+        <w:t>spumantes</w:t>
+      </w:r>
+      <w:proofErr w:type="spellEnd"/>
+      <w:r>
+        <w:rPr>
+          <w:rFonts w:eastAsia="MS Mincho"/>
+          <w:lang w:val="fr-FR"/>
+        </w:rPr>
+        <w:t xml:space="preserve"> </w:t>
+      </w:r>
+      <w:proofErr w:type="spellStart"/>
+      <w:r>
+        <w:rPr>
+          <w:rFonts w:eastAsia="MS Mincho"/>
+          <w:lang w:val="fr-FR"/>
+        </w:rPr>
+        <w:t>desident</w:t>
+      </w:r>
+      <w:proofErr w:type="spellEnd"/>
+      <w:r>
+        <w:rPr>
+          <w:rFonts w:eastAsia="MS Mincho"/>
+          <w:lang w:val="fr-FR"/>
+        </w:rPr>
+        <w:t xml:space="preserve"> </w:t>
+      </w:r>
+      <w:proofErr w:type="spellStart"/>
+      <w:r>
+        <w:rPr>
+          <w:rFonts w:eastAsia="MS Mincho"/>
+          <w:lang w:val="fr-FR"/>
+        </w:rPr>
+        <w:t>pateras</w:t>
+      </w:r>
+      <w:proofErr w:type="spellEnd"/>
+      <w:r>
+        <w:rPr>
+          <w:rFonts w:eastAsia="MS Mincho"/>
+          <w:lang w:val="fr-FR"/>
+        </w:rPr>
+        <w:t xml:space="preserve">, </w:t>
+      </w:r>
+      <w:proofErr w:type="spellStart"/>
+      <w:r>
+        <w:rPr>
+          <w:rFonts w:eastAsia="MS Mincho"/>
+          <w:lang w:val="fr-FR"/>
+        </w:rPr>
+        <w:t>aut</w:t>
+      </w:r>
+      <w:proofErr w:type="spellEnd"/>
+      <w:r>
+        <w:rPr>
+          <w:rFonts w:eastAsia="MS Mincho"/>
+          <w:lang w:val="fr-FR"/>
+        </w:rPr>
+        <w:t xml:space="preserve"> alea </w:t>
+      </w:r>
+      <w:proofErr w:type="spellStart"/>
+      <w:r>
+        <w:rPr>
+          <w:rFonts w:eastAsia="MS Mincho"/>
+          <w:lang w:val="fr-FR"/>
+        </w:rPr>
+        <w:t>lusitant</w:t>
+      </w:r>
+      <w:proofErr w:type="spellEnd"/>
+      <w:r>
+        <w:rPr>
+          <w:rFonts w:eastAsia="MS Mincho"/>
+          <w:lang w:val="fr-FR"/>
+        </w:rPr>
+        <w:t xml:space="preserve">, </w:t>
+      </w:r>
+      <w:proofErr w:type="spellStart"/>
+      <w:r>
+        <w:rPr>
+          <w:rFonts w:eastAsia="MS Mincho"/>
+          <w:lang w:val="fr-FR"/>
+        </w:rPr>
+        <w:t>aut</w:t>
+      </w:r>
+      <w:proofErr w:type="spellEnd"/>
+      <w:r>
+        <w:rPr>
+          <w:rFonts w:eastAsia="MS Mincho"/>
+          <w:lang w:val="fr-FR"/>
+        </w:rPr>
+        <w:t xml:space="preserve"> ad </w:t>
+      </w:r>
+      <w:proofErr w:type="spellStart"/>
+      <w:r>
+        <w:rPr>
+          <w:rFonts w:eastAsia="MS Mincho"/>
+          <w:lang w:val="fr-FR"/>
+        </w:rPr>
+        <w:t>numerum</w:t>
+      </w:r>
+      <w:proofErr w:type="spellEnd"/>
+      <w:r>
+        <w:rPr>
+          <w:rFonts w:eastAsia="MS Mincho"/>
+          <w:lang w:val="fr-FR"/>
+        </w:rPr>
+        <w:t xml:space="preserve"> choreas </w:t>
+      </w:r>
+      <w:proofErr w:type="spellStart"/>
+      <w:r>
+        <w:rPr>
+          <w:rFonts w:eastAsia="MS Mincho"/>
+          <w:lang w:val="fr-FR"/>
+        </w:rPr>
+        <w:t>ductitant</w:t>
+      </w:r>
+      <w:proofErr w:type="spellEnd"/>
+      <w:r>
+        <w:rPr>
+          <w:rFonts w:eastAsia="MS Mincho"/>
+          <w:lang w:val="fr-FR"/>
+        </w:rPr>
+        <w:t>.</w:t>
+      </w:r>
+    </w:p>
+    <w:p>
+      <w:pPr>
+        <w:rPr>
+          <w:rFonts w:eastAsia="MS Mincho"/>
+          <w:lang w:val="fr-FR"/>
+        </w:rPr>
+      </w:pPr>
+      <w:r>
+        <w:rPr>
+          <w:rFonts w:eastAsia="MS Mincho"/>
+          <w:smallCaps/>
+          <w:lang w:val="fr-FR"/>
+        </w:rPr>
+        <w:t xml:space="preserve">@He.= </w:t>
+      </w:r>
+      <w:proofErr w:type="spellStart"/>
+      <w:r>
+        <w:rPr>
+          <w:rFonts w:eastAsia="MS Mincho"/>
+          <w:lang w:val="fr-FR"/>
+        </w:rPr>
+        <w:t>Istaec</w:t>
+      </w:r>
+      <w:proofErr w:type="spellEnd"/>
+      <w:r>
+        <w:rPr>
+          <w:rFonts w:eastAsia="MS Mincho"/>
+          <w:lang w:val="fr-FR"/>
+        </w:rPr>
+        <w:t xml:space="preserve"> </w:t>
+      </w:r>
+      <w:proofErr w:type="spellStart"/>
+      <w:r>
+        <w:rPr>
+          <w:rFonts w:eastAsia="MS Mincho"/>
+          <w:lang w:val="fr-FR"/>
+        </w:rPr>
+        <w:t>insania</w:t>
+      </w:r>
+      <w:proofErr w:type="spellEnd"/>
+      <w:r>
+        <w:rPr>
+          <w:rFonts w:eastAsia="MS Mincho"/>
+          <w:lang w:val="fr-FR"/>
+        </w:rPr>
+        <w:t xml:space="preserve"> est </w:t>
+      </w:r>
+      <w:proofErr w:type="spellStart"/>
+      <w:r>
+        <w:rPr>
+          <w:rFonts w:eastAsia="MS Mincho"/>
+          <w:lang w:val="fr-FR"/>
+        </w:rPr>
+        <w:t>quam</w:t>
+      </w:r>
+      <w:proofErr w:type="spellEnd"/>
+      <w:r>
+        <w:rPr>
+          <w:rFonts w:eastAsia="MS Mincho"/>
+          <w:lang w:val="fr-FR"/>
+        </w:rPr>
+        <w:t xml:space="preserve"> cum bonis omnibus, </w:t>
+      </w:r>
+      <w:proofErr w:type="spellStart"/>
+      <w:r>
+        <w:rPr>
+          <w:rFonts w:eastAsia="MS Mincho"/>
+          <w:lang w:val="fr-FR"/>
+        </w:rPr>
+        <w:t>tum</w:t>
+      </w:r>
+      <w:proofErr w:type="spellEnd"/>
+      <w:r>
+        <w:rPr>
+          <w:rFonts w:eastAsia="MS Mincho"/>
+          <w:lang w:val="fr-FR"/>
+        </w:rPr>
+        <w:t xml:space="preserve"> maxime </w:t>
+      </w:r>
+      <w:proofErr w:type="spellStart"/>
+      <w:r>
+        <w:rPr>
+          <w:rFonts w:eastAsia="MS Mincho"/>
+          <w:lang w:val="fr-FR"/>
+        </w:rPr>
+        <w:t>Christiano</w:t>
+      </w:r>
+      <w:proofErr w:type="spellEnd"/>
+      <w:r>
+        <w:rPr>
+          <w:rFonts w:eastAsia="MS Mincho"/>
+          <w:lang w:val="fr-FR"/>
+        </w:rPr>
+        <w:t xml:space="preserve"> </w:t>
+      </w:r>
+      <w:proofErr w:type="spellStart"/>
+      <w:r>
+        <w:rPr>
+          <w:rFonts w:eastAsia="MS Mincho"/>
+          <w:lang w:val="fr-FR"/>
+        </w:rPr>
+        <w:t>uiro</w:t>
+      </w:r>
+      <w:proofErr w:type="spellEnd"/>
+      <w:r>
+        <w:rPr>
+          <w:rFonts w:eastAsia="MS Mincho"/>
+          <w:lang w:val="fr-FR"/>
+        </w:rPr>
+        <w:t xml:space="preserve"> </w:t>
+      </w:r>
+      <w:proofErr w:type="spellStart"/>
+      <w:r>
+        <w:rPr>
+          <w:rFonts w:eastAsia="MS Mincho"/>
+          <w:lang w:val="fr-FR"/>
+        </w:rPr>
+        <w:t>indignam</w:t>
+      </w:r>
+      <w:proofErr w:type="spellEnd"/>
+      <w:r>
+        <w:rPr>
+          <w:rFonts w:eastAsia="MS Mincho"/>
+          <w:lang w:val="fr-FR"/>
+        </w:rPr>
+        <w:t xml:space="preserve"> </w:t>
+      </w:r>
+      <w:proofErr w:type="spellStart"/>
+      <w:r>
+        <w:rPr>
+          <w:rFonts w:eastAsia="MS Mincho"/>
+          <w:lang w:val="fr-FR"/>
+        </w:rPr>
+        <w:t>iudico</w:t>
+      </w:r>
+      <w:proofErr w:type="spellEnd"/>
+      <w:r>
+        <w:rPr>
+          <w:rFonts w:eastAsia="MS Mincho"/>
+          <w:lang w:val="fr-FR"/>
+        </w:rPr>
+        <w:t xml:space="preserve">. </w:t>
+      </w:r>
+      <w:proofErr w:type="spellStart"/>
+      <w:r>
+        <w:rPr>
+          <w:rFonts w:eastAsia="MS Mincho"/>
+          <w:lang w:val="fr-FR"/>
+        </w:rPr>
+        <w:t>Magis</w:t>
+      </w:r>
+      <w:proofErr w:type="spellEnd"/>
+      <w:r>
+        <w:rPr>
+          <w:rFonts w:eastAsia="MS Mincho"/>
+          <w:lang w:val="fr-FR"/>
+        </w:rPr>
+        <w:t xml:space="preserve"> </w:t>
+      </w:r>
+      <w:proofErr w:type="spellStart"/>
+      <w:r>
+        <w:rPr>
+          <w:rFonts w:eastAsia="MS Mincho"/>
+          <w:lang w:val="fr-FR"/>
+        </w:rPr>
+        <w:t>mihi</w:t>
+      </w:r>
+      <w:proofErr w:type="spellEnd"/>
+      <w:r>
+        <w:rPr>
+          <w:rFonts w:eastAsia="MS Mincho"/>
+          <w:lang w:val="fr-FR"/>
+        </w:rPr>
+        <w:t xml:space="preserve"> </w:t>
+      </w:r>
+      <w:proofErr w:type="spellStart"/>
+      <w:r>
+        <w:rPr>
+          <w:rFonts w:eastAsia="MS Mincho"/>
+          <w:lang w:val="fr-FR"/>
+        </w:rPr>
+        <w:t>probatur</w:t>
+      </w:r>
+      <w:proofErr w:type="spellEnd"/>
+      <w:r>
+        <w:rPr>
+          <w:rFonts w:eastAsia="MS Mincho"/>
+          <w:lang w:val="fr-FR"/>
+        </w:rPr>
+        <w:t xml:space="preserve"> </w:t>
+      </w:r>
+      <w:proofErr w:type="spellStart"/>
+      <w:r>
+        <w:rPr>
+          <w:rFonts w:eastAsia="MS Mincho"/>
+          <w:lang w:val="fr-FR"/>
+        </w:rPr>
+        <w:t>ueterum</w:t>
+      </w:r>
+      <w:proofErr w:type="spellEnd"/>
+      <w:r>
+        <w:rPr>
+          <w:rFonts w:eastAsia="MS Mincho"/>
+          <w:lang w:val="fr-FR"/>
+        </w:rPr>
+        <w:t xml:space="preserve"> consuetudo </w:t>
+      </w:r>
+      <w:proofErr w:type="spellStart"/>
+      <w:r>
+        <w:rPr>
+          <w:rFonts w:eastAsia="MS Mincho"/>
+          <w:lang w:val="fr-FR"/>
+        </w:rPr>
+        <w:t>Romanorum</w:t>
+      </w:r>
+      <w:proofErr w:type="spellEnd"/>
+      <w:r>
+        <w:rPr>
+          <w:rFonts w:eastAsia="MS Mincho"/>
+          <w:lang w:val="fr-FR"/>
+        </w:rPr>
+        <w:t xml:space="preserve">, qui </w:t>
+      </w:r>
+      <w:proofErr w:type="spellStart"/>
+      <w:r>
+        <w:rPr>
+          <w:rFonts w:eastAsia="MS Mincho"/>
+          <w:lang w:val="fr-FR"/>
+        </w:rPr>
+        <w:t>festis</w:t>
+      </w:r>
+      <w:proofErr w:type="spellEnd"/>
+      <w:r>
+        <w:rPr>
+          <w:rFonts w:eastAsia="MS Mincho"/>
+          <w:lang w:val="fr-FR"/>
+        </w:rPr>
+        <w:t xml:space="preserve"> </w:t>
+      </w:r>
+      <w:proofErr w:type="spellStart"/>
+      <w:r>
+        <w:rPr>
+          <w:rFonts w:eastAsia="MS Mincho"/>
+          <w:lang w:val="fr-FR"/>
+        </w:rPr>
+        <w:t>huiusmodi</w:t>
+      </w:r>
+      <w:proofErr w:type="spellEnd"/>
+      <w:r>
+        <w:rPr>
+          <w:rFonts w:eastAsia="MS Mincho"/>
+          <w:lang w:val="fr-FR"/>
+        </w:rPr>
+        <w:t xml:space="preserve"> </w:t>
+      </w:r>
+      <w:proofErr w:type="spellStart"/>
+      <w:r>
+        <w:rPr>
+          <w:rFonts w:eastAsia="MS Mincho"/>
+          <w:lang w:val="fr-FR"/>
+        </w:rPr>
+        <w:t>Comoedias</w:t>
+      </w:r>
+      <w:proofErr w:type="spellEnd"/>
+      <w:r>
+        <w:rPr>
+          <w:rFonts w:eastAsia="MS Mincho"/>
+          <w:lang w:val="fr-FR"/>
+        </w:rPr>
+        <w:t xml:space="preserve"> </w:t>
+      </w:r>
+      <w:proofErr w:type="spellStart"/>
+      <w:r>
+        <w:rPr>
+          <w:rFonts w:eastAsia="MS Mincho"/>
+          <w:lang w:val="fr-FR"/>
+        </w:rPr>
+        <w:t>potius</w:t>
+      </w:r>
+      <w:proofErr w:type="spellEnd"/>
+      <w:r>
+        <w:rPr>
+          <w:rFonts w:eastAsia="MS Mincho"/>
+          <w:lang w:val="fr-FR"/>
+        </w:rPr>
+        <w:t xml:space="preserve"> </w:t>
+      </w:r>
+      <w:proofErr w:type="spellStart"/>
+      <w:r>
+        <w:rPr>
+          <w:rFonts w:eastAsia="MS Mincho"/>
+          <w:lang w:val="fr-FR"/>
+        </w:rPr>
+        <w:t>insignium</w:t>
+      </w:r>
+      <w:proofErr w:type="spellEnd"/>
+      <w:r>
+        <w:rPr>
+          <w:rFonts w:eastAsia="MS Mincho"/>
+          <w:lang w:val="fr-FR"/>
+        </w:rPr>
+        <w:t xml:space="preserve"> </w:t>
+      </w:r>
+      <w:proofErr w:type="spellStart"/>
+      <w:r>
+        <w:rPr>
+          <w:rFonts w:eastAsia="MS Mincho"/>
+          <w:lang w:val="fr-FR"/>
+        </w:rPr>
+        <w:t>poetarum</w:t>
+      </w:r>
+      <w:proofErr w:type="spellEnd"/>
+      <w:r>
+        <w:rPr>
+          <w:rFonts w:eastAsia="MS Mincho"/>
+          <w:lang w:val="fr-FR"/>
+        </w:rPr>
+        <w:t xml:space="preserve"> </w:t>
+      </w:r>
+      <w:proofErr w:type="spellStart"/>
+      <w:r>
+        <w:rPr>
+          <w:rFonts w:eastAsia="MS Mincho"/>
+          <w:lang w:val="fr-FR"/>
+        </w:rPr>
+        <w:t>exhibebant</w:t>
+      </w:r>
+      <w:proofErr w:type="spellEnd"/>
+      <w:r>
+        <w:rPr>
+          <w:rFonts w:eastAsia="MS Mincho"/>
+          <w:lang w:val="fr-FR"/>
+        </w:rPr>
+        <w:t xml:space="preserve">, ut a </w:t>
+      </w:r>
+      <w:proofErr w:type="spellStart"/>
+      <w:r>
+        <w:rPr>
+          <w:rFonts w:eastAsia="MS Mincho"/>
+          <w:lang w:val="fr-FR"/>
+        </w:rPr>
+        <w:t>noxijs</w:t>
+      </w:r>
+      <w:proofErr w:type="spellEnd"/>
+      <w:r>
+        <w:rPr>
+          <w:rFonts w:eastAsia="MS Mincho"/>
+          <w:lang w:val="fr-FR"/>
+        </w:rPr>
+        <w:t xml:space="preserve"> </w:t>
+      </w:r>
+      <w:proofErr w:type="spellStart"/>
+      <w:r>
+        <w:rPr>
+          <w:rFonts w:eastAsia="MS Mincho"/>
+          <w:lang w:val="fr-FR"/>
+        </w:rPr>
+        <w:t>istiusmodi</w:t>
+      </w:r>
+      <w:proofErr w:type="spellEnd"/>
+      <w:r>
+        <w:rPr>
+          <w:rFonts w:eastAsia="MS Mincho"/>
+          <w:lang w:val="fr-FR"/>
+        </w:rPr>
+        <w:t xml:space="preserve"> </w:t>
+      </w:r>
+      <w:proofErr w:type="spellStart"/>
+      <w:r>
+        <w:rPr>
+          <w:rFonts w:eastAsia="MS Mincho"/>
+          <w:lang w:val="fr-FR"/>
+        </w:rPr>
+        <w:t>comessationibus</w:t>
+      </w:r>
+      <w:proofErr w:type="spellEnd"/>
+      <w:r>
+        <w:rPr>
+          <w:rFonts w:eastAsia="MS Mincho"/>
+          <w:lang w:val="fr-FR"/>
+        </w:rPr>
+        <w:t xml:space="preserve"> </w:t>
+      </w:r>
+      <w:proofErr w:type="spellStart"/>
+      <w:r>
+        <w:rPr>
+          <w:rFonts w:eastAsia="MS Mincho"/>
+          <w:lang w:val="fr-FR"/>
+        </w:rPr>
+        <w:t>auocatos</w:t>
+      </w:r>
+      <w:proofErr w:type="spellEnd"/>
+      <w:r>
+        <w:rPr>
+          <w:rFonts w:eastAsia="MS Mincho"/>
+          <w:lang w:val="fr-FR"/>
+        </w:rPr>
+        <w:t xml:space="preserve"> </w:t>
+      </w:r>
+      <w:proofErr w:type="spellStart"/>
+      <w:r>
+        <w:rPr>
+          <w:rFonts w:eastAsia="MS Mincho"/>
+          <w:lang w:val="fr-FR"/>
+        </w:rPr>
+        <w:t>iuueniles</w:t>
+      </w:r>
+      <w:proofErr w:type="spellEnd"/>
+      <w:r>
+        <w:rPr>
+          <w:rFonts w:eastAsia="MS Mincho"/>
+          <w:lang w:val="fr-FR"/>
+        </w:rPr>
+        <w:t xml:space="preserve"> </w:t>
+      </w:r>
+      <w:proofErr w:type="spellStart"/>
+      <w:r>
+        <w:rPr>
+          <w:rFonts w:eastAsia="MS Mincho"/>
+          <w:lang w:val="fr-FR"/>
+        </w:rPr>
+        <w:t>animos</w:t>
+      </w:r>
+      <w:proofErr w:type="spellEnd"/>
+      <w:r>
+        <w:rPr>
+          <w:rFonts w:eastAsia="MS Mincho"/>
+          <w:lang w:val="fr-FR"/>
+        </w:rPr>
+        <w:t xml:space="preserve"> cum </w:t>
+      </w:r>
+      <w:proofErr w:type="spellStart"/>
+      <w:r>
+        <w:rPr>
+          <w:rFonts w:eastAsia="MS Mincho"/>
+          <w:lang w:val="fr-FR"/>
+        </w:rPr>
+        <w:t>quadam</w:t>
+      </w:r>
+      <w:proofErr w:type="spellEnd"/>
+      <w:r>
+        <w:rPr>
+          <w:rFonts w:eastAsia="MS Mincho"/>
+          <w:lang w:val="fr-FR"/>
+        </w:rPr>
+        <w:t xml:space="preserve"> </w:t>
+      </w:r>
+      <w:proofErr w:type="spellStart"/>
+      <w:r>
+        <w:rPr>
+          <w:rFonts w:eastAsia="MS Mincho"/>
+          <w:lang w:val="fr-FR"/>
+        </w:rPr>
+        <w:t>iucunditate</w:t>
+      </w:r>
+      <w:proofErr w:type="spellEnd"/>
+      <w:r>
+        <w:rPr>
+          <w:rFonts w:eastAsia="MS Mincho"/>
+          <w:lang w:val="fr-FR"/>
+        </w:rPr>
+        <w:t xml:space="preserve"> ad </w:t>
+      </w:r>
+      <w:proofErr w:type="spellStart"/>
+      <w:r>
+        <w:rPr>
+          <w:rFonts w:eastAsia="MS Mincho"/>
+          <w:lang w:val="fr-FR"/>
+        </w:rPr>
+        <w:t>literarum</w:t>
+      </w:r>
+      <w:proofErr w:type="spellEnd"/>
+      <w:r>
+        <w:rPr>
+          <w:rFonts w:eastAsia="MS Mincho"/>
+          <w:lang w:val="fr-FR"/>
+        </w:rPr>
+        <w:t xml:space="preserve"> &amp; </w:t>
+      </w:r>
+      <w:proofErr w:type="spellStart"/>
+      <w:r>
+        <w:rPr>
+          <w:rFonts w:eastAsia="MS Mincho"/>
+          <w:lang w:val="fr-FR"/>
+        </w:rPr>
+        <w:t>eloquentissi</w:t>
+      </w:r>
+      <w:proofErr w:type="spellEnd"/>
+      <w:r>
+        <w:rPr>
+          <w:rFonts w:eastAsia="MS Mincho"/>
+          <w:lang w:val="fr-FR"/>
+        </w:rPr>
+        <w:t xml:space="preserve"> </w:t>
+      </w:r>
+      <w:proofErr w:type="spellStart"/>
+      <w:r>
+        <w:rPr>
+          <w:rFonts w:eastAsia="MS Mincho"/>
+          <w:lang w:val="fr-FR"/>
+        </w:rPr>
+        <w:t>studium</w:t>
+      </w:r>
+      <w:proofErr w:type="spellEnd"/>
+      <w:r>
+        <w:rPr>
+          <w:rFonts w:eastAsia="MS Mincho"/>
+          <w:lang w:val="fr-FR"/>
+        </w:rPr>
+        <w:t xml:space="preserve"> </w:t>
+      </w:r>
+      <w:proofErr w:type="spellStart"/>
+      <w:r>
+        <w:rPr>
+          <w:rFonts w:eastAsia="MS Mincho"/>
+          <w:lang w:val="fr-FR"/>
+        </w:rPr>
+        <w:t>excitarent</w:t>
+      </w:r>
+      <w:proofErr w:type="spellEnd"/>
+      <w:r>
+        <w:rPr>
+          <w:rFonts w:eastAsia="MS Mincho"/>
+          <w:lang w:val="fr-FR"/>
+        </w:rPr>
+        <w:t xml:space="preserve">, </w:t>
+      </w:r>
+      <w:proofErr w:type="spellStart"/>
+      <w:r>
+        <w:rPr>
+          <w:rFonts w:eastAsia="MS Mincho"/>
+          <w:lang w:val="fr-FR"/>
+        </w:rPr>
+        <w:t>accenderent</w:t>
+      </w:r>
+      <w:proofErr w:type="spellEnd"/>
+      <w:r>
+        <w:rPr>
+          <w:rFonts w:eastAsia="MS Mincho"/>
+          <w:lang w:val="fr-FR"/>
+        </w:rPr>
+        <w:t xml:space="preserve">, </w:t>
+      </w:r>
+      <w:proofErr w:type="spellStart"/>
+      <w:r>
+        <w:rPr>
+          <w:rFonts w:eastAsia="MS Mincho"/>
+          <w:lang w:val="fr-FR"/>
+        </w:rPr>
+        <w:t>inflammarent</w:t>
+      </w:r>
+      <w:proofErr w:type="spellEnd"/>
+      <w:r>
+        <w:rPr>
+          <w:rFonts w:eastAsia="MS Mincho"/>
+          <w:lang w:val="fr-FR"/>
+        </w:rPr>
+        <w:t>.</w:t>
+      </w:r>
+    </w:p>
+    <w:p>
+      <w:pPr>
+        <w:rPr>
+          <w:rFonts w:eastAsia="MS Mincho"/>
+          <w:lang w:val="fr-FR"/>
+        </w:rPr>
+      </w:pPr>
+      <w:r>
+        <w:rPr>
+          <w:rFonts w:eastAsia="MS Mincho"/>
+          <w:smallCaps/>
+          <w:lang w:val="fr-FR"/>
+        </w:rPr>
+        <w:t xml:space="preserve">@Io.= </w:t>
+      </w:r>
+      <w:r>
+        <w:rPr>
+          <w:rFonts w:eastAsia="MS Mincho"/>
+          <w:lang w:val="fr-FR"/>
+        </w:rPr>
+        <w:t xml:space="preserve">Si </w:t>
+      </w:r>
+      <w:proofErr w:type="spellStart"/>
+      <w:r>
+        <w:rPr>
+          <w:rFonts w:eastAsia="MS Mincho"/>
+          <w:lang w:val="fr-FR"/>
+        </w:rPr>
+        <w:t>tibi</w:t>
+      </w:r>
+      <w:proofErr w:type="spellEnd"/>
+      <w:r>
+        <w:rPr>
+          <w:rFonts w:eastAsia="MS Mincho"/>
+          <w:lang w:val="fr-FR"/>
+        </w:rPr>
+        <w:t xml:space="preserve"> </w:t>
+      </w:r>
+      <w:proofErr w:type="spellStart"/>
+      <w:r>
+        <w:rPr>
+          <w:rFonts w:eastAsia="MS Mincho"/>
+          <w:lang w:val="fr-FR"/>
+        </w:rPr>
+        <w:t>tantopere</w:t>
+      </w:r>
+      <w:proofErr w:type="spellEnd"/>
+      <w:r>
+        <w:rPr>
+          <w:rFonts w:eastAsia="MS Mincho"/>
+          <w:lang w:val="fr-FR"/>
+        </w:rPr>
+        <w:t xml:space="preserve"> </w:t>
+      </w:r>
+      <w:proofErr w:type="spellStart"/>
+      <w:r>
+        <w:rPr>
+          <w:rFonts w:eastAsia="MS Mincho"/>
+          <w:lang w:val="fr-FR"/>
+        </w:rPr>
+        <w:t>laudatur</w:t>
+      </w:r>
+      <w:proofErr w:type="spellEnd"/>
+      <w:r>
+        <w:rPr>
+          <w:rFonts w:eastAsia="MS Mincho"/>
+          <w:lang w:val="fr-FR"/>
+        </w:rPr>
+        <w:t xml:space="preserve"> hoc factum Romani populi, quid tandem ad </w:t>
+      </w:r>
+      <w:proofErr w:type="spellStart"/>
+      <w:r>
+        <w:rPr>
+          <w:rFonts w:eastAsia="MS Mincho"/>
+          <w:lang w:val="fr-FR"/>
+        </w:rPr>
+        <w:t>illud</w:t>
+      </w:r>
+      <w:proofErr w:type="spellEnd"/>
+      <w:r>
+        <w:rPr>
+          <w:rFonts w:eastAsia="MS Mincho"/>
+          <w:lang w:val="fr-FR"/>
+        </w:rPr>
+        <w:t xml:space="preserve"> </w:t>
+      </w:r>
+      <w:proofErr w:type="spellStart"/>
+      <w:r>
+        <w:rPr>
+          <w:rFonts w:eastAsia="MS Mincho"/>
+          <w:lang w:val="fr-FR"/>
+        </w:rPr>
+        <w:t>Lactantij</w:t>
+      </w:r>
+      <w:proofErr w:type="spellEnd"/>
+      <w:r>
+        <w:rPr>
+          <w:rFonts w:eastAsia="MS Mincho"/>
+          <w:lang w:val="fr-FR"/>
+        </w:rPr>
+        <w:t xml:space="preserve"> </w:t>
+      </w:r>
+      <w:proofErr w:type="spellStart"/>
+      <w:r>
+        <w:rPr>
+          <w:rFonts w:eastAsia="MS Mincho"/>
+          <w:lang w:val="fr-FR"/>
+        </w:rPr>
+        <w:t>respondes</w:t>
+      </w:r>
+      <w:proofErr w:type="spellEnd"/>
+      <w:r>
+        <w:rPr>
+          <w:rFonts w:eastAsia="MS Mincho"/>
+          <w:lang w:val="fr-FR"/>
+        </w:rPr>
+        <w:t xml:space="preserve">? </w:t>
+      </w:r>
+      <w:r>
+        <w:rPr>
+          <w:rFonts w:eastAsia="MS Mincho"/>
+          <w:lang w:val="fr-FR"/>
+        </w:rPr>
+        <w:t xml:space="preserve">In </w:t>
+      </w:r>
+      <w:proofErr w:type="spellStart"/>
+      <w:r>
+        <w:rPr>
+          <w:rFonts w:eastAsia="MS Mincho"/>
+          <w:lang w:val="fr-FR"/>
+        </w:rPr>
+        <w:t>scaenis</w:t>
+      </w:r>
+      <w:proofErr w:type="spellEnd"/>
+      <w:r>
+        <w:rPr>
+          <w:rFonts w:eastAsia="MS Mincho"/>
+          <w:lang w:val="fr-FR"/>
+        </w:rPr>
+        <w:t xml:space="preserve"> </w:t>
+      </w:r>
+      <w:proofErr w:type="spellStart"/>
+      <w:r>
+        <w:rPr>
+          <w:rFonts w:eastAsia="MS Mincho"/>
+          <w:lang w:val="fr-FR"/>
+        </w:rPr>
+        <w:t>nescio</w:t>
+      </w:r>
+      <w:proofErr w:type="spellEnd"/>
+      <w:r>
+        <w:rPr>
+          <w:rFonts w:eastAsia="MS Mincho"/>
+          <w:lang w:val="fr-FR"/>
+        </w:rPr>
+        <w:t xml:space="preserve"> an </w:t>
+      </w:r>
+      <w:proofErr w:type="spellStart"/>
+      <w:r>
+        <w:rPr>
+          <w:rFonts w:eastAsia="MS Mincho"/>
+          <w:lang w:val="fr-FR"/>
+        </w:rPr>
+        <w:t>sit</w:t>
+      </w:r>
+      <w:proofErr w:type="spellEnd"/>
+      <w:r>
+        <w:rPr>
+          <w:rFonts w:eastAsia="MS Mincho"/>
+          <w:lang w:val="fr-FR"/>
+        </w:rPr>
+        <w:t xml:space="preserve"> </w:t>
+      </w:r>
+      <w:proofErr w:type="spellStart"/>
+      <w:r>
+        <w:rPr>
+          <w:rFonts w:eastAsia="MS Mincho"/>
+          <w:lang w:val="fr-FR"/>
+        </w:rPr>
+        <w:t>corruptela</w:t>
+      </w:r>
+      <w:proofErr w:type="spellEnd"/>
+      <w:r>
+        <w:rPr>
+          <w:rFonts w:eastAsia="MS Mincho"/>
+          <w:lang w:val="fr-FR"/>
+        </w:rPr>
+        <w:t xml:space="preserve"> </w:t>
+      </w:r>
+      <w:proofErr w:type="spellStart"/>
+      <w:r>
+        <w:rPr>
+          <w:rFonts w:eastAsia="MS Mincho"/>
+          <w:lang w:val="fr-FR"/>
+        </w:rPr>
+        <w:t>uitiosior</w:t>
+      </w:r>
+      <w:proofErr w:type="spellEnd"/>
+      <w:r>
+        <w:rPr>
+          <w:rFonts w:eastAsia="MS Mincho"/>
+          <w:lang w:val="fr-FR"/>
+        </w:rPr>
+        <w:t xml:space="preserve">. Nam </w:t>
+      </w:r>
+      <w:proofErr w:type="spellStart"/>
+      <w:r>
+        <w:rPr>
+          <w:rFonts w:eastAsia="MS Mincho"/>
+          <w:lang w:val="fr-FR"/>
+        </w:rPr>
+        <w:t>Comicae</w:t>
+      </w:r>
+      <w:proofErr w:type="spellEnd"/>
+      <w:r>
+        <w:rPr>
+          <w:rFonts w:eastAsia="MS Mincho"/>
+          <w:lang w:val="fr-FR"/>
+        </w:rPr>
+        <w:t xml:space="preserve"> </w:t>
+      </w:r>
+      <w:proofErr w:type="spellStart"/>
+      <w:r>
+        <w:rPr>
+          <w:rFonts w:eastAsia="MS Mincho"/>
+          <w:lang w:val="fr-FR"/>
+        </w:rPr>
+        <w:t>fabulae</w:t>
+      </w:r>
+      <w:proofErr w:type="spellEnd"/>
+      <w:r>
+        <w:rPr>
+          <w:rFonts w:eastAsia="MS Mincho"/>
+          <w:lang w:val="fr-FR"/>
+        </w:rPr>
+        <w:t xml:space="preserve"> de </w:t>
+      </w:r>
+      <w:proofErr w:type="spellStart"/>
+      <w:r>
+        <w:rPr>
+          <w:rFonts w:eastAsia="MS Mincho"/>
+          <w:lang w:val="fr-FR"/>
+        </w:rPr>
+        <w:t>stupris</w:t>
+      </w:r>
+      <w:proofErr w:type="spellEnd"/>
+      <w:r>
+        <w:rPr>
+          <w:rFonts w:eastAsia="MS Mincho"/>
+          <w:lang w:val="fr-FR"/>
+        </w:rPr>
+        <w:t xml:space="preserve"> </w:t>
+      </w:r>
+      <w:proofErr w:type="spellStart"/>
+      <w:r>
+        <w:rPr>
+          <w:rFonts w:eastAsia="MS Mincho"/>
+          <w:lang w:val="fr-FR"/>
+        </w:rPr>
+        <w:t>uirginum</w:t>
+      </w:r>
+      <w:proofErr w:type="spellEnd"/>
+      <w:r>
+        <w:rPr>
+          <w:rFonts w:eastAsia="MS Mincho"/>
+          <w:lang w:val="fr-FR"/>
+        </w:rPr>
+        <w:t xml:space="preserve"> </w:t>
+      </w:r>
+      <w:proofErr w:type="spellStart"/>
+      <w:r>
+        <w:rPr>
+          <w:rFonts w:eastAsia="MS Mincho"/>
+          <w:lang w:val="fr-FR"/>
+        </w:rPr>
+        <w:t>loquuntur</w:t>
+      </w:r>
+      <w:proofErr w:type="spellEnd"/>
+      <w:r>
+        <w:rPr>
+          <w:rFonts w:eastAsia="MS Mincho"/>
+          <w:lang w:val="fr-FR"/>
+        </w:rPr>
+        <w:t xml:space="preserve">, &amp; </w:t>
+      </w:r>
+      <w:proofErr w:type="spellStart"/>
+      <w:r>
+        <w:rPr>
+          <w:rFonts w:eastAsia="MS Mincho"/>
+          <w:lang w:val="fr-FR"/>
+        </w:rPr>
+        <w:t>amoribus</w:t>
+      </w:r>
+      <w:proofErr w:type="spellEnd"/>
+      <w:r>
+        <w:rPr>
+          <w:rFonts w:eastAsia="MS Mincho"/>
+          <w:lang w:val="fr-FR"/>
+        </w:rPr>
+        <w:t xml:space="preserve"> </w:t>
+      </w:r>
+      <w:proofErr w:type="spellStart"/>
+      <w:r>
+        <w:rPr>
+          <w:rFonts w:eastAsia="MS Mincho"/>
+          <w:lang w:val="fr-FR"/>
+        </w:rPr>
+        <w:t>meretricum</w:t>
+      </w:r>
+      <w:proofErr w:type="spellEnd"/>
+      <w:r>
+        <w:rPr>
+          <w:rFonts w:eastAsia="MS Mincho"/>
+          <w:lang w:val="fr-FR"/>
+        </w:rPr>
+        <w:t xml:space="preserve">, &amp; quo </w:t>
+      </w:r>
+      <w:proofErr w:type="spellStart"/>
+      <w:r>
+        <w:rPr>
+          <w:rFonts w:eastAsia="MS Mincho"/>
+          <w:lang w:val="fr-FR"/>
+        </w:rPr>
+        <w:t>magis</w:t>
+      </w:r>
+      <w:proofErr w:type="spellEnd"/>
+      <w:r>
+        <w:rPr>
+          <w:rFonts w:eastAsia="MS Mincho"/>
+          <w:lang w:val="fr-FR"/>
+        </w:rPr>
+        <w:t xml:space="preserve"> </w:t>
+      </w:r>
+      <w:proofErr w:type="spellStart"/>
+      <w:r>
+        <w:rPr>
+          <w:rFonts w:eastAsia="MS Mincho"/>
+          <w:lang w:val="fr-FR"/>
+        </w:rPr>
+        <w:t>sunt</w:t>
+      </w:r>
+      <w:proofErr w:type="spellEnd"/>
+      <w:r>
+        <w:rPr>
+          <w:rFonts w:eastAsia="MS Mincho"/>
+          <w:lang w:val="fr-FR"/>
+        </w:rPr>
+        <w:t xml:space="preserve"> </w:t>
+      </w:r>
+      <w:proofErr w:type="spellStart"/>
+      <w:r>
+        <w:rPr>
+          <w:rFonts w:eastAsia="MS Mincho"/>
+          <w:lang w:val="fr-FR"/>
+        </w:rPr>
+        <w:t>eloquentes</w:t>
+      </w:r>
+      <w:proofErr w:type="spellEnd"/>
+      <w:r>
+        <w:rPr>
+          <w:rFonts w:eastAsia="MS Mincho"/>
+          <w:lang w:val="fr-FR"/>
+        </w:rPr>
+        <w:t xml:space="preserve">, qui </w:t>
+      </w:r>
+      <w:proofErr w:type="spellStart"/>
+      <w:r>
+        <w:rPr>
+          <w:rFonts w:eastAsia="MS Mincho"/>
+          <w:lang w:val="fr-FR"/>
+        </w:rPr>
+        <w:t>flagitia</w:t>
+      </w:r>
+      <w:proofErr w:type="spellEnd"/>
+      <w:r>
+        <w:rPr>
+          <w:rFonts w:eastAsia="MS Mincho"/>
+          <w:lang w:val="fr-FR"/>
+        </w:rPr>
+        <w:t xml:space="preserve"> </w:t>
+      </w:r>
+      <w:proofErr w:type="spellStart"/>
+      <w:r>
+        <w:rPr>
+          <w:rFonts w:eastAsia="MS Mincho"/>
+          <w:lang w:val="fr-FR"/>
+        </w:rPr>
+        <w:t>illa</w:t>
+      </w:r>
+      <w:proofErr w:type="spellEnd"/>
+      <w:r>
+        <w:rPr>
+          <w:rFonts w:eastAsia="MS Mincho"/>
+          <w:lang w:val="fr-FR"/>
+        </w:rPr>
+        <w:t xml:space="preserve"> </w:t>
+      </w:r>
+      <w:proofErr w:type="spellStart"/>
+      <w:r>
+        <w:rPr>
+          <w:rFonts w:eastAsia="MS Mincho"/>
+          <w:lang w:val="fr-FR"/>
+        </w:rPr>
+        <w:t>finxerunt</w:t>
+      </w:r>
+      <w:proofErr w:type="spellEnd"/>
+      <w:r>
+        <w:rPr>
+          <w:rFonts w:eastAsia="MS Mincho"/>
+          <w:lang w:val="fr-FR"/>
+        </w:rPr>
+        <w:t xml:space="preserve">, </w:t>
+      </w:r>
+      <w:proofErr w:type="spellStart"/>
+      <w:r>
+        <w:rPr>
+          <w:rFonts w:eastAsia="MS Mincho"/>
+          <w:lang w:val="fr-FR"/>
+        </w:rPr>
+        <w:t>eo</w:t>
+      </w:r>
+      <w:proofErr w:type="spellEnd"/>
+      <w:r>
+        <w:rPr>
+          <w:rFonts w:eastAsia="MS Mincho"/>
+          <w:lang w:val="fr-FR"/>
+        </w:rPr>
+        <w:t xml:space="preserve"> </w:t>
+      </w:r>
+      <w:proofErr w:type="spellStart"/>
+      <w:r>
+        <w:rPr>
+          <w:rFonts w:eastAsia="MS Mincho"/>
+          <w:lang w:val="fr-FR"/>
+        </w:rPr>
+        <w:t>magis</w:t>
+      </w:r>
+      <w:proofErr w:type="spellEnd"/>
+      <w:r>
+        <w:rPr>
+          <w:rFonts w:eastAsia="MS Mincho"/>
+          <w:lang w:val="fr-FR"/>
+        </w:rPr>
+        <w:t xml:space="preserve"> </w:t>
+      </w:r>
+      <w:proofErr w:type="spellStart"/>
+      <w:r>
+        <w:rPr>
+          <w:rFonts w:eastAsia="MS Mincho"/>
+          <w:lang w:val="fr-FR"/>
+        </w:rPr>
+        <w:t>sententiarum</w:t>
+      </w:r>
+      <w:proofErr w:type="spellEnd"/>
+      <w:r>
+        <w:rPr>
+          <w:rFonts w:eastAsia="MS Mincho"/>
+          <w:lang w:val="fr-FR"/>
+        </w:rPr>
+        <w:t xml:space="preserve"> </w:t>
+      </w:r>
+      <w:proofErr w:type="spellStart"/>
+      <w:r>
+        <w:rPr>
+          <w:rFonts w:eastAsia="MS Mincho"/>
+          <w:lang w:val="fr-FR"/>
+        </w:rPr>
+        <w:t>elegantia</w:t>
+      </w:r>
+      <w:proofErr w:type="spellEnd"/>
+      <w:r>
+        <w:rPr>
+          <w:rFonts w:eastAsia="MS Mincho"/>
+          <w:lang w:val="fr-FR"/>
+        </w:rPr>
+        <w:t xml:space="preserve"> persuadent.</w:t>
+      </w:r>
+    </w:p>
+    <w:p>
+      <w:pPr>
+        <w:rPr>
+          <w:rFonts w:eastAsia="MS Mincho"/>
+          <w:lang w:val="fr-FR"/>
+        </w:rPr>
+      </w:pPr>
+      <w:r>
+        <w:rPr>
+          <w:rFonts w:eastAsia="MS Mincho"/>
+          <w:smallCaps/>
+          <w:lang w:val="en-GB"/>
+        </w:rPr>
+        <w:t xml:space="preserve">@He.= </w:t>
+      </w:r>
+      <w:proofErr w:type="spellStart"/>
+      <w:r>
+        <w:rPr>
+          <w:rFonts w:eastAsia="MS Mincho"/>
+          <w:lang w:val="en-GB"/>
+        </w:rPr>
+        <w:t>Istuc</w:t>
+      </w:r>
+      <w:proofErr w:type="spellEnd"/>
+      <w:r>
+        <w:rPr>
+          <w:rFonts w:eastAsia="MS Mincho"/>
+          <w:lang w:val="en-GB"/>
+        </w:rPr>
+        <w:t xml:space="preserve"> </w:t>
+      </w:r>
+      <w:proofErr w:type="spellStart"/>
+      <w:r>
+        <w:rPr>
+          <w:rFonts w:eastAsia="MS Mincho"/>
+          <w:lang w:val="en-GB"/>
+        </w:rPr>
+        <w:t>dicere</w:t>
+      </w:r>
+      <w:proofErr w:type="spellEnd"/>
+      <w:r>
+        <w:rPr>
+          <w:rFonts w:eastAsia="MS Mincho"/>
+          <w:lang w:val="en-GB"/>
+        </w:rPr>
+        <w:t xml:space="preserve"> </w:t>
+      </w:r>
+      <w:proofErr w:type="spellStart"/>
+      <w:r>
+        <w:rPr>
+          <w:rFonts w:eastAsia="MS Mincho"/>
+          <w:lang w:val="en-GB"/>
+        </w:rPr>
+        <w:t>Lactantium</w:t>
+      </w:r>
+      <w:proofErr w:type="spellEnd"/>
+      <w:r>
+        <w:rPr>
+          <w:rFonts w:eastAsia="MS Mincho"/>
+          <w:lang w:val="en-GB"/>
+        </w:rPr>
+        <w:t xml:space="preserve"> </w:t>
+      </w:r>
+      <w:proofErr w:type="spellStart"/>
+      <w:r>
+        <w:rPr>
+          <w:rFonts w:eastAsia="MS Mincho"/>
+          <w:lang w:val="en-GB"/>
+        </w:rPr>
+        <w:t>saepe</w:t>
+      </w:r>
+      <w:proofErr w:type="spellEnd"/>
+      <w:r>
+        <w:rPr>
+          <w:rFonts w:eastAsia="MS Mincho"/>
+          <w:lang w:val="en-GB"/>
+        </w:rPr>
+        <w:t xml:space="preserve"> </w:t>
+      </w:r>
+      <w:proofErr w:type="spellStart"/>
+      <w:r>
+        <w:rPr>
+          <w:rFonts w:eastAsia="MS Mincho"/>
+          <w:lang w:val="en-GB"/>
+        </w:rPr>
+        <w:t>miratus</w:t>
+      </w:r>
+      <w:proofErr w:type="spellEnd"/>
+      <w:r>
+        <w:rPr>
+          <w:rFonts w:eastAsia="MS Mincho"/>
+          <w:lang w:val="en-GB"/>
+        </w:rPr>
+        <w:t xml:space="preserve"> sum, &amp; </w:t>
+      </w:r>
+      <w:proofErr w:type="spellStart"/>
+      <w:r>
+        <w:rPr>
+          <w:rFonts w:eastAsia="MS Mincho"/>
+          <w:lang w:val="en-GB"/>
+        </w:rPr>
+        <w:t>nunc</w:t>
+      </w:r>
+      <w:proofErr w:type="spellEnd"/>
+      <w:r>
+        <w:rPr>
+          <w:rFonts w:eastAsia="MS Mincho"/>
+          <w:lang w:val="en-GB"/>
+        </w:rPr>
+        <w:t xml:space="preserve"> item </w:t>
+      </w:r>
+      <w:proofErr w:type="spellStart"/>
+      <w:r>
+        <w:rPr>
+          <w:rFonts w:eastAsia="MS Mincho"/>
+          <w:lang w:val="en-GB"/>
+        </w:rPr>
+        <w:t>miror</w:t>
+      </w:r>
+      <w:proofErr w:type="spellEnd"/>
+      <w:r>
+        <w:rPr>
+          <w:rFonts w:eastAsia="MS Mincho"/>
+          <w:lang w:val="en-GB"/>
+        </w:rPr>
+        <w:t xml:space="preserve">. Est </w:t>
+      </w:r>
+      <w:proofErr w:type="spellStart"/>
+      <w:r>
+        <w:rPr>
+          <w:rFonts w:eastAsia="MS Mincho"/>
+          <w:lang w:val="en-GB"/>
+        </w:rPr>
+        <w:t>enim</w:t>
+      </w:r>
+      <w:proofErr w:type="spellEnd"/>
+      <w:r>
+        <w:rPr>
+          <w:rFonts w:eastAsia="MS Mincho"/>
+          <w:lang w:val="en-GB"/>
+        </w:rPr>
+        <w:t xml:space="preserve"> </w:t>
+      </w:r>
+      <w:proofErr w:type="spellStart"/>
+      <w:r>
+        <w:rPr>
+          <w:rFonts w:eastAsia="MS Mincho"/>
+          <w:lang w:val="en-GB"/>
+        </w:rPr>
+        <w:t>Comoedia</w:t>
+      </w:r>
+      <w:proofErr w:type="spellEnd"/>
+      <w:r>
+        <w:rPr>
+          <w:rFonts w:eastAsia="MS Mincho"/>
+          <w:lang w:val="en-GB"/>
+        </w:rPr>
+        <w:t xml:space="preserve"> nihil </w:t>
+      </w:r>
+      <w:proofErr w:type="spellStart"/>
+      <w:r>
+        <w:rPr>
+          <w:rFonts w:eastAsia="MS Mincho"/>
+          <w:lang w:val="en-GB"/>
+        </w:rPr>
+        <w:t>aliud</w:t>
+      </w:r>
+      <w:proofErr w:type="spellEnd"/>
+      <w:r>
+        <w:rPr>
+          <w:rFonts w:eastAsia="MS Mincho"/>
+          <w:lang w:val="en-GB"/>
+        </w:rPr>
+        <w:t xml:space="preserve"> </w:t>
+      </w:r>
+      <w:proofErr w:type="spellStart"/>
+      <w:r>
+        <w:rPr>
+          <w:rFonts w:eastAsia="MS Mincho"/>
+          <w:lang w:val="en-GB"/>
+        </w:rPr>
+        <w:t>quam</w:t>
+      </w:r>
+      <w:proofErr w:type="spellEnd"/>
+      <w:r>
+        <w:rPr>
+          <w:rFonts w:eastAsia="MS Mincho"/>
+          <w:lang w:val="en-GB"/>
+        </w:rPr>
+        <w:t xml:space="preserve"> </w:t>
+      </w:r>
+      <w:proofErr w:type="spellStart"/>
+      <w:r>
+        <w:rPr>
+          <w:rFonts w:eastAsia="MS Mincho"/>
+          <w:lang w:val="en-GB"/>
+        </w:rPr>
+        <w:t>humanae</w:t>
+      </w:r>
+      <w:proofErr w:type="spellEnd"/>
+      <w:r>
+        <w:rPr>
+          <w:rFonts w:eastAsia="MS Mincho"/>
+          <w:lang w:val="en-GB"/>
+        </w:rPr>
+        <w:t xml:space="preserve"> simulacrum </w:t>
+      </w:r>
+      <w:proofErr w:type="spellStart"/>
+      <w:r>
+        <w:rPr>
+          <w:rFonts w:eastAsia="MS Mincho"/>
+          <w:lang w:val="en-GB"/>
+        </w:rPr>
+        <w:t>uitae</w:t>
+      </w:r>
+      <w:proofErr w:type="spellEnd"/>
+      <w:r>
+        <w:rPr>
+          <w:rFonts w:eastAsia="MS Mincho"/>
+          <w:lang w:val="en-GB"/>
+        </w:rPr>
+        <w:t xml:space="preserve">, &amp; </w:t>
+      </w:r>
+      <w:proofErr w:type="spellStart"/>
+      <w:r>
+        <w:rPr>
+          <w:rFonts w:eastAsia="MS Mincho"/>
+          <w:lang w:val="en-GB"/>
+        </w:rPr>
+        <w:t>quae</w:t>
+      </w:r>
+      <w:proofErr w:type="spellEnd"/>
+      <w:r>
+        <w:rPr>
+          <w:rFonts w:eastAsia="MS Mincho"/>
+          <w:lang w:val="en-GB"/>
+        </w:rPr>
+        <w:t xml:space="preserve"> </w:t>
+      </w:r>
+      <w:proofErr w:type="spellStart"/>
+      <w:r>
+        <w:rPr>
+          <w:rFonts w:eastAsia="MS Mincho"/>
+          <w:lang w:val="en-GB"/>
+        </w:rPr>
+        <w:t>illic</w:t>
+      </w:r>
+      <w:proofErr w:type="spellEnd"/>
+      <w:r>
+        <w:rPr>
+          <w:rFonts w:eastAsia="MS Mincho"/>
+          <w:lang w:val="en-GB"/>
+        </w:rPr>
+        <w:t xml:space="preserve"> de </w:t>
+      </w:r>
+      <w:proofErr w:type="spellStart"/>
+      <w:r>
+        <w:rPr>
+          <w:rFonts w:eastAsia="MS Mincho"/>
+          <w:lang w:val="en-GB"/>
+        </w:rPr>
+        <w:t>stupris</w:t>
+      </w:r>
+      <w:proofErr w:type="spellEnd"/>
+      <w:r>
+        <w:rPr>
+          <w:rFonts w:eastAsia="MS Mincho"/>
+          <w:lang w:val="en-GB"/>
+        </w:rPr>
+        <w:t xml:space="preserve"> </w:t>
+      </w:r>
+      <w:proofErr w:type="spellStart"/>
+      <w:r>
+        <w:rPr>
+          <w:rFonts w:eastAsia="MS Mincho"/>
+          <w:lang w:val="en-GB"/>
+        </w:rPr>
+        <w:t>uirginum</w:t>
+      </w:r>
+      <w:proofErr w:type="spellEnd"/>
+      <w:r>
+        <w:rPr>
+          <w:rFonts w:eastAsia="MS Mincho"/>
+          <w:lang w:val="en-GB"/>
+        </w:rPr>
+        <w:t xml:space="preserve"> &amp; </w:t>
+      </w:r>
+      <w:proofErr w:type="spellStart"/>
+      <w:r>
+        <w:rPr>
+          <w:rFonts w:eastAsia="MS Mincho"/>
+          <w:lang w:val="en-GB"/>
+        </w:rPr>
+        <w:t>amoribus</w:t>
+      </w:r>
+      <w:proofErr w:type="spellEnd"/>
+      <w:r>
+        <w:rPr>
+          <w:rFonts w:eastAsia="MS Mincho"/>
+          <w:lang w:val="en-GB"/>
+        </w:rPr>
+        <w:t xml:space="preserve"> </w:t>
+      </w:r>
+      <w:proofErr w:type="spellStart"/>
+      <w:r>
+        <w:rPr>
+          <w:rFonts w:eastAsia="MS Mincho"/>
+          <w:lang w:val="en-GB"/>
+        </w:rPr>
+        <w:t>meretricum</w:t>
+      </w:r>
+      <w:proofErr w:type="spellEnd"/>
+      <w:r>
+        <w:rPr>
+          <w:rFonts w:eastAsia="MS Mincho"/>
+          <w:lang w:val="en-GB"/>
+        </w:rPr>
+        <w:t xml:space="preserve"> </w:t>
+      </w:r>
+      <w:proofErr w:type="spellStart"/>
+      <w:r>
+        <w:rPr>
+          <w:rFonts w:eastAsia="MS Mincho"/>
+          <w:lang w:val="en-GB"/>
+        </w:rPr>
+        <w:t>dicuntur</w:t>
+      </w:r>
+      <w:proofErr w:type="spellEnd"/>
+      <w:r>
+        <w:rPr>
+          <w:rFonts w:eastAsia="MS Mincho"/>
+          <w:lang w:val="en-GB"/>
+        </w:rPr>
+        <w:t xml:space="preserve">, sic </w:t>
+      </w:r>
+      <w:proofErr w:type="spellStart"/>
+      <w:r>
+        <w:rPr>
+          <w:rFonts w:eastAsia="MS Mincho"/>
+          <w:lang w:val="en-GB"/>
+        </w:rPr>
+        <w:t>dicuntur</w:t>
+      </w:r>
+      <w:proofErr w:type="spellEnd"/>
+      <w:r>
+        <w:rPr>
+          <w:rFonts w:eastAsia="MS Mincho"/>
+          <w:lang w:val="en-GB"/>
+        </w:rPr>
+        <w:t xml:space="preserve">, </w:t>
+      </w:r>
+      <w:proofErr w:type="spellStart"/>
+      <w:r>
+        <w:rPr>
+          <w:rFonts w:eastAsia="MS Mincho"/>
+          <w:lang w:val="en-GB"/>
+        </w:rPr>
+        <w:t>ut</w:t>
+      </w:r>
+      <w:proofErr w:type="spellEnd"/>
+      <w:r>
+        <w:rPr>
+          <w:rFonts w:eastAsia="MS Mincho"/>
+          <w:lang w:val="en-GB"/>
+        </w:rPr>
+        <w:t xml:space="preserve"> </w:t>
+      </w:r>
+      <w:proofErr w:type="spellStart"/>
+      <w:r>
+        <w:rPr>
+          <w:rFonts w:eastAsia="MS Mincho"/>
+          <w:lang w:val="en-GB"/>
+        </w:rPr>
+        <w:t>reprehendantur</w:t>
+      </w:r>
+      <w:proofErr w:type="spellEnd"/>
+      <w:r>
+        <w:rPr>
+          <w:rFonts w:eastAsia="MS Mincho"/>
+          <w:lang w:val="en-GB"/>
+        </w:rPr>
+        <w:t xml:space="preserve">, </w:t>
+      </w:r>
+      <w:proofErr w:type="spellStart"/>
+      <w:r>
+        <w:rPr>
+          <w:rFonts w:eastAsia="MS Mincho"/>
+          <w:lang w:val="en-GB"/>
+        </w:rPr>
+        <w:t>non ut</w:t>
+      </w:r>
+      <w:proofErr w:type="spellEnd"/>
+      <w:r>
+        <w:rPr>
+          <w:rFonts w:eastAsia="MS Mincho"/>
+          <w:lang w:val="en-GB"/>
+        </w:rPr>
+        <w:t xml:space="preserve"> </w:t>
+      </w:r>
+      <w:proofErr w:type="spellStart"/>
+      <w:r>
+        <w:rPr>
+          <w:rFonts w:eastAsia="MS Mincho"/>
+          <w:lang w:val="en-GB"/>
+        </w:rPr>
+        <w:t>probentur</w:t>
+      </w:r>
+      <w:proofErr w:type="spellEnd"/>
+      <w:r>
+        <w:rPr>
+          <w:rFonts w:eastAsia="MS Mincho"/>
+          <w:lang w:val="en-GB"/>
+        </w:rPr>
+        <w:t xml:space="preserve">. </w:t>
+      </w:r>
+      <w:proofErr w:type="spellStart"/>
+      <w:r>
+        <w:rPr>
+          <w:rFonts w:eastAsia="MS Mincho"/>
+          <w:lang w:val="fr-FR"/>
+        </w:rPr>
+        <w:t>Illud</w:t>
+      </w:r>
+      <w:proofErr w:type="spellEnd"/>
+      <w:r>
+        <w:rPr>
+          <w:rFonts w:eastAsia="MS Mincho"/>
+          <w:lang w:val="fr-FR"/>
+        </w:rPr>
+        <w:t xml:space="preserve"> </w:t>
+      </w:r>
+      <w:proofErr w:type="spellStart"/>
+      <w:r>
+        <w:rPr>
+          <w:rFonts w:eastAsia="MS Mincho"/>
+          <w:lang w:val="fr-FR"/>
+        </w:rPr>
+        <w:t>enim</w:t>
+      </w:r>
+      <w:proofErr w:type="spellEnd"/>
+      <w:r>
+        <w:rPr>
+          <w:rFonts w:eastAsia="MS Mincho"/>
+          <w:lang w:val="fr-FR"/>
+        </w:rPr>
+        <w:t xml:space="preserve"> </w:t>
+      </w:r>
+      <w:proofErr w:type="spellStart"/>
+      <w:r>
+        <w:rPr>
+          <w:rFonts w:eastAsia="MS Mincho"/>
+          <w:lang w:val="fr-FR"/>
+        </w:rPr>
+        <w:t>patris</w:t>
+      </w:r>
+      <w:proofErr w:type="spellEnd"/>
+      <w:r>
+        <w:rPr>
+          <w:rFonts w:eastAsia="MS Mincho"/>
+          <w:lang w:val="fr-FR"/>
+        </w:rPr>
+        <w:t xml:space="preserve"> </w:t>
+      </w:r>
+      <w:proofErr w:type="spellStart"/>
+      <w:r>
+        <w:rPr>
+          <w:rFonts w:eastAsia="MS Mincho"/>
+          <w:lang w:val="fr-FR"/>
+        </w:rPr>
+        <w:t>Demeae</w:t>
+      </w:r>
+      <w:proofErr w:type="spellEnd"/>
+      <w:r>
+        <w:rPr>
+          <w:rFonts w:eastAsia="MS Mincho"/>
+          <w:lang w:val="fr-FR"/>
+        </w:rPr>
+        <w:t xml:space="preserve"> in </w:t>
+      </w:r>
+      <w:proofErr w:type="spellStart"/>
+      <w:r>
+        <w:rPr>
+          <w:rFonts w:eastAsia="MS Mincho"/>
+          <w:lang w:val="fr-FR"/>
+        </w:rPr>
+        <w:t>Fratribus</w:t>
+      </w:r>
+      <w:proofErr w:type="spellEnd"/>
+      <w:r>
+        <w:rPr>
+          <w:rFonts w:eastAsia="MS Mincho"/>
+          <w:lang w:val="fr-FR"/>
+        </w:rPr>
+        <w:t xml:space="preserve">: </w:t>
+      </w:r>
+      <w:proofErr w:type="spellStart"/>
+      <w:r>
+        <w:rPr>
+          <w:rFonts w:eastAsia="MS Mincho"/>
+          <w:lang w:val="fr-FR"/>
+        </w:rPr>
+        <w:t>Cur</w:t>
+      </w:r>
+      <w:proofErr w:type="spellEnd"/>
+      <w:r>
+        <w:rPr>
+          <w:rFonts w:eastAsia="MS Mincho"/>
+          <w:lang w:val="fr-FR"/>
+        </w:rPr>
+        <w:t xml:space="preserve"> </w:t>
+      </w:r>
+      <w:proofErr w:type="spellStart"/>
+      <w:r>
+        <w:rPr>
+          <w:rFonts w:eastAsia="MS Mincho"/>
+          <w:lang w:val="fr-FR"/>
+        </w:rPr>
+        <w:t>amat</w:t>
+      </w:r>
+      <w:proofErr w:type="spellEnd"/>
+      <w:r>
+        <w:rPr>
+          <w:rFonts w:eastAsia="MS Mincho"/>
+          <w:lang w:val="fr-FR"/>
+        </w:rPr>
+        <w:t xml:space="preserve">? </w:t>
+      </w:r>
+      <w:proofErr w:type="spellStart"/>
+      <w:r>
+        <w:rPr>
+          <w:rFonts w:eastAsia="MS Mincho"/>
+          <w:lang w:val="fr-FR"/>
+        </w:rPr>
+        <w:t>cur</w:t>
+      </w:r>
+      <w:proofErr w:type="spellEnd"/>
+      <w:r>
+        <w:rPr>
+          <w:rFonts w:eastAsia="MS Mincho"/>
+          <w:lang w:val="fr-FR"/>
+        </w:rPr>
+        <w:t xml:space="preserve"> </w:t>
+      </w:r>
+      <w:proofErr w:type="spellStart"/>
+      <w:r>
+        <w:rPr>
+          <w:rFonts w:eastAsia="MS Mincho"/>
+          <w:lang w:val="fr-FR"/>
+        </w:rPr>
+        <w:t>potat</w:t>
+      </w:r>
+      <w:proofErr w:type="spellEnd"/>
+      <w:r>
+        <w:rPr>
+          <w:rFonts w:eastAsia="MS Mincho"/>
+          <w:lang w:val="fr-FR"/>
+        </w:rPr>
+        <w:t xml:space="preserve">? </w:t>
+      </w:r>
+      <w:proofErr w:type="spellStart"/>
+      <w:r>
+        <w:rPr>
+          <w:rFonts w:eastAsia="MS Mincho"/>
+          <w:lang w:val="fr-FR"/>
+        </w:rPr>
+        <w:t>Cur</w:t>
+      </w:r>
+      <w:proofErr w:type="spellEnd"/>
+      <w:r>
+        <w:rPr>
+          <w:rFonts w:eastAsia="MS Mincho"/>
+          <w:lang w:val="fr-FR"/>
+        </w:rPr>
+        <w:t xml:space="preserve"> </w:t>
+      </w:r>
+      <w:proofErr w:type="spellStart"/>
+      <w:r>
+        <w:rPr>
+          <w:rFonts w:eastAsia="MS Mincho"/>
+          <w:lang w:val="fr-FR"/>
+        </w:rPr>
+        <w:t>emis</w:t>
+      </w:r>
+      <w:proofErr w:type="spellEnd"/>
+      <w:r>
+        <w:rPr>
+          <w:rFonts w:eastAsia="MS Mincho"/>
+          <w:lang w:val="fr-FR"/>
+        </w:rPr>
+        <w:t xml:space="preserve"> </w:t>
+      </w:r>
+      <w:proofErr w:type="spellStart"/>
+      <w:r>
+        <w:rPr>
+          <w:rFonts w:eastAsia="MS Mincho"/>
+          <w:lang w:val="fr-FR"/>
+        </w:rPr>
+        <w:t>amicam</w:t>
+      </w:r>
+      <w:proofErr w:type="spellEnd"/>
+      <w:r>
+        <w:rPr>
+          <w:rFonts w:eastAsia="MS Mincho"/>
+          <w:lang w:val="fr-FR"/>
+        </w:rPr>
+        <w:t xml:space="preserve"> </w:t>
+      </w:r>
+      <w:proofErr w:type="spellStart"/>
+      <w:r>
+        <w:rPr>
+          <w:rFonts w:eastAsia="MS Mincho"/>
+          <w:lang w:val="fr-FR"/>
+        </w:rPr>
+        <w:t>Mitio</w:t>
+      </w:r>
+      <w:proofErr w:type="spellEnd"/>
+      <w:r>
+        <w:rPr>
+          <w:rFonts w:eastAsia="MS Mincho"/>
+          <w:lang w:val="fr-FR"/>
+        </w:rPr>
+        <w:t xml:space="preserve">? quem non </w:t>
+      </w:r>
+      <w:proofErr w:type="spellStart"/>
+      <w:r>
+        <w:rPr>
+          <w:rFonts w:eastAsia="MS Mincho"/>
+          <w:lang w:val="fr-FR"/>
+        </w:rPr>
+        <w:t>doceat</w:t>
+      </w:r>
+      <w:proofErr w:type="spellEnd"/>
+      <w:r>
+        <w:rPr>
+          <w:rFonts w:eastAsia="MS Mincho"/>
+          <w:lang w:val="fr-FR"/>
+        </w:rPr>
+        <w:t xml:space="preserve"> hoc turpe esse </w:t>
+      </w:r>
+      <w:proofErr w:type="spellStart"/>
+      <w:r>
+        <w:rPr>
+          <w:rFonts w:eastAsia="MS Mincho"/>
+          <w:lang w:val="fr-FR"/>
+        </w:rPr>
+        <w:t>adolescentulo</w:t>
+      </w:r>
+      <w:proofErr w:type="spellEnd"/>
+      <w:r>
+        <w:rPr>
+          <w:rFonts w:eastAsia="MS Mincho"/>
+          <w:lang w:val="fr-FR"/>
+        </w:rPr>
+        <w:t xml:space="preserve">, si inter </w:t>
+      </w:r>
+      <w:proofErr w:type="spellStart"/>
+      <w:r>
+        <w:rPr>
+          <w:rFonts w:eastAsia="MS Mincho"/>
+          <w:lang w:val="fr-FR"/>
+        </w:rPr>
+        <w:t>scorta</w:t>
+      </w:r>
+      <w:proofErr w:type="spellEnd"/>
+      <w:r>
+        <w:rPr>
+          <w:rFonts w:eastAsia="MS Mincho"/>
+          <w:lang w:val="fr-FR"/>
+        </w:rPr>
+        <w:t xml:space="preserve">, &amp; </w:t>
+      </w:r>
+      <w:proofErr w:type="spellStart"/>
+      <w:r>
+        <w:rPr>
+          <w:rFonts w:eastAsia="MS Mincho"/>
+          <w:lang w:val="fr-FR"/>
+        </w:rPr>
+        <w:t>combibones</w:t>
+      </w:r>
+      <w:proofErr w:type="spellEnd"/>
+      <w:r>
+        <w:rPr>
+          <w:rFonts w:eastAsia="MS Mincho"/>
+          <w:lang w:val="fr-FR"/>
+        </w:rPr>
+        <w:t xml:space="preserve"> rem </w:t>
+      </w:r>
+      <w:proofErr w:type="spellStart"/>
+      <w:r>
+        <w:rPr>
+          <w:rFonts w:eastAsia="MS Mincho"/>
+          <w:lang w:val="fr-FR"/>
+        </w:rPr>
+        <w:t>patriam</w:t>
+      </w:r>
+      <w:proofErr w:type="spellEnd"/>
+      <w:r>
+        <w:rPr>
+          <w:rFonts w:eastAsia="MS Mincho"/>
+          <w:lang w:val="fr-FR"/>
+        </w:rPr>
+        <w:t xml:space="preserve"> </w:t>
+      </w:r>
+      <w:proofErr w:type="spellStart"/>
+      <w:r>
+        <w:rPr>
+          <w:rFonts w:eastAsia="MS Mincho"/>
+          <w:lang w:val="fr-FR"/>
+        </w:rPr>
+        <w:t>dilapidet</w:t>
+      </w:r>
+      <w:proofErr w:type="spellEnd"/>
+      <w:r>
+        <w:rPr>
+          <w:rFonts w:eastAsia="MS Mincho"/>
+          <w:lang w:val="fr-FR"/>
+        </w:rPr>
+        <w:t xml:space="preserve">, </w:t>
+      </w:r>
+      <w:proofErr w:type="spellStart"/>
+      <w:r>
+        <w:rPr>
+          <w:rFonts w:eastAsia="MS Mincho"/>
+          <w:lang w:val="fr-FR"/>
+        </w:rPr>
+        <w:t>abliguriat</w:t>
+      </w:r>
+      <w:proofErr w:type="spellEnd"/>
+      <w:r>
+        <w:rPr>
+          <w:rFonts w:eastAsia="MS Mincho"/>
+          <w:lang w:val="fr-FR"/>
+        </w:rPr>
+        <w:t xml:space="preserve">, </w:t>
+      </w:r>
+      <w:proofErr w:type="spellStart"/>
+      <w:r>
+        <w:rPr>
+          <w:rFonts w:eastAsia="MS Mincho"/>
+          <w:lang w:val="fr-FR"/>
+        </w:rPr>
+        <w:t>deuoret</w:t>
+      </w:r>
+      <w:proofErr w:type="spellEnd"/>
+      <w:r>
+        <w:rPr>
+          <w:rFonts w:eastAsia="MS Mincho"/>
+          <w:lang w:val="fr-FR"/>
+        </w:rPr>
+        <w:t xml:space="preserve">? </w:t>
+      </w:r>
+      <w:proofErr w:type="spellStart"/>
+      <w:r>
+        <w:rPr>
+          <w:rFonts w:eastAsia="MS Mincho"/>
+          <w:lang w:val="fr-FR"/>
+        </w:rPr>
+        <w:t>Sexcenta</w:t>
+      </w:r>
+      <w:proofErr w:type="spellEnd"/>
+      <w:r>
+        <w:rPr>
+          <w:rFonts w:eastAsia="MS Mincho"/>
+          <w:lang w:val="fr-FR"/>
+        </w:rPr>
+        <w:t xml:space="preserve"> si </w:t>
+      </w:r>
+      <w:proofErr w:type="spellStart"/>
+      <w:r>
+        <w:rPr>
+          <w:rFonts w:eastAsia="MS Mincho"/>
+          <w:lang w:val="fr-FR"/>
+        </w:rPr>
+        <w:t>sit</w:t>
+      </w:r>
+      <w:proofErr w:type="spellEnd"/>
+      <w:r>
+        <w:rPr>
+          <w:rFonts w:eastAsia="MS Mincho"/>
+          <w:lang w:val="fr-FR"/>
+        </w:rPr>
+        <w:t xml:space="preserve"> </w:t>
+      </w:r>
+      <w:proofErr w:type="spellStart"/>
+      <w:r>
+        <w:rPr>
+          <w:rFonts w:eastAsia="MS Mincho"/>
+          <w:lang w:val="fr-FR"/>
+        </w:rPr>
+        <w:t>ocium</w:t>
+      </w:r>
+      <w:proofErr w:type="spellEnd"/>
+      <w:r>
+        <w:rPr>
+          <w:rFonts w:eastAsia="MS Mincho"/>
+          <w:lang w:val="fr-FR"/>
+        </w:rPr>
+        <w:t xml:space="preserve"> </w:t>
+      </w:r>
+      <w:proofErr w:type="spellStart"/>
+      <w:r>
+        <w:rPr>
+          <w:rFonts w:eastAsia="MS Mincho"/>
+          <w:lang w:val="fr-FR"/>
+        </w:rPr>
+        <w:t>enumerare</w:t>
+      </w:r>
+      <w:proofErr w:type="spellEnd"/>
+      <w:r>
+        <w:rPr>
+          <w:rFonts w:eastAsia="MS Mincho"/>
+          <w:lang w:val="fr-FR"/>
+        </w:rPr>
+        <w:t xml:space="preserve"> </w:t>
+      </w:r>
+      <w:proofErr w:type="spellStart"/>
+      <w:r>
+        <w:rPr>
+          <w:rFonts w:eastAsia="MS Mincho"/>
+          <w:lang w:val="fr-FR"/>
+        </w:rPr>
+        <w:t>possem</w:t>
+      </w:r>
+      <w:proofErr w:type="spellEnd"/>
+      <w:r>
+        <w:rPr>
+          <w:rFonts w:eastAsia="MS Mincho"/>
+          <w:lang w:val="fr-FR"/>
+        </w:rPr>
+        <w:t xml:space="preserve"> ex </w:t>
+      </w:r>
+      <w:proofErr w:type="spellStart"/>
+      <w:r>
+        <w:rPr>
+          <w:rFonts w:eastAsia="MS Mincho"/>
+          <w:lang w:val="fr-FR"/>
+        </w:rPr>
+        <w:t>Comoedijs</w:t>
+      </w:r>
+      <w:proofErr w:type="spellEnd"/>
+      <w:r>
+        <w:rPr>
+          <w:rFonts w:eastAsia="MS Mincho"/>
+          <w:lang w:val="fr-FR"/>
+        </w:rPr>
+        <w:t xml:space="preserve">, </w:t>
+      </w:r>
+      <w:proofErr w:type="spellStart"/>
+      <w:r>
+        <w:rPr>
+          <w:rFonts w:eastAsia="MS Mincho"/>
+          <w:lang w:val="fr-FR"/>
+        </w:rPr>
+        <w:t>quae</w:t>
+      </w:r>
+      <w:proofErr w:type="spellEnd"/>
+      <w:r>
+        <w:rPr>
+          <w:rFonts w:eastAsia="MS Mincho"/>
+          <w:lang w:val="fr-FR"/>
+        </w:rPr>
+        <w:t xml:space="preserve"> hoc </w:t>
+      </w:r>
+      <w:proofErr w:type="spellStart"/>
+      <w:r>
+        <w:rPr>
+          <w:rFonts w:eastAsia="MS Mincho"/>
+          <w:lang w:val="fr-FR"/>
+        </w:rPr>
+        <w:t>animo</w:t>
+      </w:r>
+      <w:proofErr w:type="spellEnd"/>
+      <w:r>
+        <w:rPr>
+          <w:rFonts w:eastAsia="MS Mincho"/>
+          <w:lang w:val="fr-FR"/>
+        </w:rPr>
+        <w:t xml:space="preserve"> </w:t>
+      </w:r>
+      <w:proofErr w:type="spellStart"/>
+      <w:r>
+        <w:rPr>
+          <w:rFonts w:eastAsia="MS Mincho"/>
+          <w:lang w:val="fr-FR"/>
+        </w:rPr>
+        <w:t>lecta</w:t>
+      </w:r>
+      <w:proofErr w:type="spellEnd"/>
+      <w:r>
+        <w:rPr>
+          <w:rFonts w:eastAsia="MS Mincho"/>
+          <w:lang w:val="fr-FR"/>
+        </w:rPr>
+        <w:t xml:space="preserve">, non </w:t>
+      </w:r>
+      <w:proofErr w:type="spellStart"/>
+      <w:r>
+        <w:rPr>
+          <w:rFonts w:eastAsia="MS Mincho"/>
+          <w:lang w:val="fr-FR"/>
+        </w:rPr>
+        <w:t>officere</w:t>
+      </w:r>
+      <w:proofErr w:type="spellEnd"/>
+      <w:r>
+        <w:rPr>
+          <w:rFonts w:eastAsia="MS Mincho"/>
+          <w:lang w:val="fr-FR"/>
+        </w:rPr>
+        <w:t xml:space="preserve">, </w:t>
+      </w:r>
+      <w:proofErr w:type="spellStart"/>
+      <w:r>
+        <w:rPr>
+          <w:rFonts w:eastAsia="MS Mincho"/>
+          <w:lang w:val="fr-FR"/>
+        </w:rPr>
+        <w:t>fed</w:t>
+      </w:r>
+      <w:proofErr w:type="spellEnd"/>
+      <w:r>
+        <w:rPr>
+          <w:rFonts w:eastAsia="MS Mincho"/>
+          <w:lang w:val="fr-FR"/>
+        </w:rPr>
+        <w:t xml:space="preserve"> </w:t>
+      </w:r>
+      <w:proofErr w:type="spellStart"/>
+      <w:r>
+        <w:rPr>
+          <w:rFonts w:eastAsia="MS Mincho"/>
+          <w:lang w:val="fr-FR"/>
+        </w:rPr>
+        <w:t>prodesse</w:t>
+      </w:r>
+      <w:proofErr w:type="spellEnd"/>
+      <w:r>
+        <w:rPr>
+          <w:rFonts w:eastAsia="MS Mincho"/>
+          <w:lang w:val="fr-FR"/>
+        </w:rPr>
+        <w:t xml:space="preserve"> </w:t>
+      </w:r>
+      <w:proofErr w:type="spellStart"/>
+      <w:r>
+        <w:rPr>
+          <w:rFonts w:eastAsia="MS Mincho"/>
+          <w:lang w:val="fr-FR"/>
+        </w:rPr>
+        <w:t>plurimum</w:t>
+      </w:r>
+      <w:proofErr w:type="spellEnd"/>
+      <w:r>
+        <w:rPr>
+          <w:rFonts w:eastAsia="MS Mincho"/>
+          <w:lang w:val="fr-FR"/>
+        </w:rPr>
+        <w:t xml:space="preserve"> </w:t>
+      </w:r>
+      <w:proofErr w:type="spellStart"/>
+      <w:r>
+        <w:rPr>
+          <w:rFonts w:eastAsia="MS Mincho"/>
+          <w:lang w:val="fr-FR"/>
+        </w:rPr>
+        <w:t>queant</w:t>
+      </w:r>
+      <w:proofErr w:type="spellEnd"/>
+      <w:r>
+        <w:rPr>
+          <w:rFonts w:eastAsia="MS Mincho"/>
+          <w:lang w:val="fr-FR"/>
+        </w:rPr>
+        <w:t xml:space="preserve">, </w:t>
+      </w:r>
+      <w:proofErr w:type="spellStart"/>
+      <w:r>
+        <w:rPr>
+          <w:rFonts w:eastAsia="MS Mincho"/>
+          <w:lang w:val="fr-FR"/>
+        </w:rPr>
+        <w:t>unde</w:t>
+      </w:r>
+      <w:proofErr w:type="spellEnd"/>
+      <w:r>
+        <w:rPr>
+          <w:rFonts w:eastAsia="MS Mincho"/>
+          <w:lang w:val="fr-FR"/>
+        </w:rPr>
+        <w:t xml:space="preserve"> nos </w:t>
+      </w:r>
+      <w:proofErr w:type="spellStart"/>
+      <w:r>
+        <w:rPr>
+          <w:rFonts w:eastAsia="MS Mincho"/>
+          <w:lang w:val="fr-FR"/>
+        </w:rPr>
+        <w:t>laudatam</w:t>
+      </w:r>
+      <w:proofErr w:type="spellEnd"/>
+      <w:r>
+        <w:rPr>
+          <w:rFonts w:eastAsia="MS Mincho"/>
+          <w:lang w:val="fr-FR"/>
+        </w:rPr>
+        <w:t xml:space="preserve"> </w:t>
+      </w:r>
+      <w:proofErr w:type="spellStart"/>
+      <w:r>
+        <w:rPr>
+          <w:rFonts w:eastAsia="MS Mincho"/>
+          <w:lang w:val="fr-FR"/>
+        </w:rPr>
+        <w:t>Romanorum</w:t>
+      </w:r>
+      <w:proofErr w:type="spellEnd"/>
+      <w:r>
+        <w:rPr>
+          <w:rFonts w:eastAsia="MS Mincho"/>
+          <w:lang w:val="fr-FR"/>
+        </w:rPr>
+        <w:t xml:space="preserve"> </w:t>
+      </w:r>
+      <w:proofErr w:type="spellStart"/>
+      <w:r>
+        <w:rPr>
+          <w:rFonts w:eastAsia="MS Mincho"/>
+          <w:lang w:val="fr-FR"/>
+        </w:rPr>
+        <w:t>consuetudinem</w:t>
+      </w:r>
+      <w:proofErr w:type="spellEnd"/>
+      <w:r>
+        <w:rPr>
+          <w:rFonts w:eastAsia="MS Mincho"/>
+          <w:lang w:val="fr-FR"/>
+        </w:rPr>
+        <w:t xml:space="preserve"> </w:t>
+      </w:r>
+      <w:proofErr w:type="spellStart"/>
+      <w:r>
+        <w:rPr>
+          <w:rFonts w:eastAsia="MS Mincho"/>
+          <w:lang w:val="fr-FR"/>
+        </w:rPr>
+        <w:t>imitantes</w:t>
+      </w:r>
+      <w:proofErr w:type="spellEnd"/>
+      <w:r>
+        <w:rPr>
+          <w:rFonts w:eastAsia="MS Mincho"/>
+          <w:lang w:val="fr-FR"/>
+        </w:rPr>
+        <w:t xml:space="preserve">, </w:t>
+      </w:r>
+      <w:proofErr w:type="spellStart"/>
+      <w:r>
+        <w:rPr>
+          <w:rFonts w:eastAsia="MS Mincho"/>
+          <w:lang w:val="fr-FR"/>
+        </w:rPr>
+        <w:t>nihilque</w:t>
+      </w:r>
+      <w:proofErr w:type="spellEnd"/>
+      <w:r>
+        <w:rPr>
+          <w:rFonts w:eastAsia="MS Mincho"/>
+          <w:lang w:val="fr-FR"/>
+        </w:rPr>
+        <w:t xml:space="preserve"> </w:t>
+      </w:r>
+      <w:proofErr w:type="spellStart"/>
+      <w:r>
+        <w:rPr>
+          <w:rFonts w:eastAsia="MS Mincho"/>
+          <w:lang w:val="fr-FR"/>
+        </w:rPr>
+        <w:t>ueriti</w:t>
+      </w:r>
+      <w:proofErr w:type="spellEnd"/>
+      <w:r>
+        <w:rPr>
+          <w:rFonts w:eastAsia="MS Mincho"/>
+          <w:lang w:val="fr-FR"/>
+        </w:rPr>
+        <w:t xml:space="preserve"> </w:t>
+      </w:r>
+      <w:proofErr w:type="spellStart"/>
+      <w:r>
+        <w:rPr>
+          <w:rFonts w:eastAsia="MS Mincho"/>
+          <w:lang w:val="fr-FR"/>
+        </w:rPr>
+        <w:t>Areopagitas</w:t>
+      </w:r>
+      <w:proofErr w:type="spellEnd"/>
+      <w:r>
+        <w:rPr>
+          <w:rFonts w:eastAsia="MS Mincho"/>
+          <w:lang w:val="fr-FR"/>
+        </w:rPr>
+        <w:t xml:space="preserve"> </w:t>
+      </w:r>
+      <w:proofErr w:type="spellStart"/>
+      <w:r>
+        <w:rPr>
+          <w:rFonts w:eastAsia="MS Mincho"/>
+          <w:lang w:val="fr-FR"/>
+        </w:rPr>
+        <w:t>ac</w:t>
+      </w:r>
+      <w:proofErr w:type="spellEnd"/>
+      <w:r>
+        <w:rPr>
+          <w:rFonts w:eastAsia="MS Mincho"/>
+          <w:lang w:val="fr-FR"/>
+        </w:rPr>
+        <w:t xml:space="preserve"> </w:t>
+      </w:r>
+      <w:proofErr w:type="spellStart"/>
+      <w:r>
+        <w:rPr>
+          <w:rFonts w:eastAsia="MS Mincho"/>
+          <w:lang w:val="fr-FR"/>
+        </w:rPr>
+        <w:t>religiosulos</w:t>
+      </w:r>
+      <w:proofErr w:type="spellEnd"/>
+      <w:r>
+        <w:rPr>
+          <w:rFonts w:eastAsia="MS Mincho"/>
+          <w:lang w:val="fr-FR"/>
+        </w:rPr>
+        <w:t xml:space="preserve"> </w:t>
+      </w:r>
+      <w:proofErr w:type="spellStart"/>
+      <w:r>
+        <w:rPr>
+          <w:rFonts w:eastAsia="MS Mincho"/>
+          <w:lang w:val="fr-FR"/>
+        </w:rPr>
+        <w:t>quosdam</w:t>
+      </w:r>
+      <w:proofErr w:type="spellEnd"/>
+      <w:r>
+        <w:rPr>
+          <w:rFonts w:eastAsia="MS Mincho"/>
+          <w:lang w:val="fr-FR"/>
+        </w:rPr>
+        <w:t xml:space="preserve">, qui </w:t>
+      </w:r>
+      <w:proofErr w:type="spellStart"/>
+      <w:r>
+        <w:rPr>
+          <w:rFonts w:eastAsia="MS Mincho"/>
+          <w:lang w:val="fr-FR"/>
+        </w:rPr>
+        <w:t>sanctimoniam</w:t>
+      </w:r>
+      <w:proofErr w:type="spellEnd"/>
+      <w:r>
+        <w:rPr>
+          <w:rFonts w:eastAsia="MS Mincho"/>
+          <w:lang w:val="fr-FR"/>
+        </w:rPr>
+        <w:t xml:space="preserve"> </w:t>
+      </w:r>
+      <w:proofErr w:type="spellStart"/>
+      <w:r>
+        <w:rPr>
+          <w:rFonts w:eastAsia="MS Mincho"/>
+          <w:lang w:val="fr-FR"/>
+        </w:rPr>
+        <w:t>omnem</w:t>
+      </w:r>
+      <w:proofErr w:type="spellEnd"/>
+      <w:r>
+        <w:rPr>
+          <w:rFonts w:eastAsia="MS Mincho"/>
+          <w:lang w:val="fr-FR"/>
+        </w:rPr>
+        <w:t xml:space="preserve"> in </w:t>
+      </w:r>
+      <w:proofErr w:type="spellStart"/>
+      <w:r>
+        <w:rPr>
+          <w:rFonts w:eastAsia="MS Mincho"/>
+          <w:lang w:val="fr-FR"/>
+        </w:rPr>
+        <w:t>uestitu</w:t>
+      </w:r>
+      <w:proofErr w:type="spellEnd"/>
+      <w:r>
+        <w:rPr>
+          <w:rFonts w:eastAsia="MS Mincho"/>
+          <w:lang w:val="fr-FR"/>
+        </w:rPr>
+        <w:t xml:space="preserve"> </w:t>
+      </w:r>
+      <w:proofErr w:type="spellStart"/>
+      <w:r>
+        <w:rPr>
+          <w:rFonts w:eastAsia="MS Mincho"/>
+          <w:lang w:val="fr-FR"/>
+        </w:rPr>
+        <w:t>ac</w:t>
+      </w:r>
+      <w:proofErr w:type="spellEnd"/>
+      <w:r>
+        <w:rPr>
+          <w:rFonts w:eastAsia="MS Mincho"/>
+          <w:lang w:val="fr-FR"/>
+        </w:rPr>
+        <w:t xml:space="preserve"> </w:t>
+      </w:r>
+      <w:proofErr w:type="spellStart"/>
+      <w:r>
+        <w:rPr>
+          <w:rFonts w:eastAsia="MS Mincho"/>
+          <w:lang w:val="fr-FR"/>
+        </w:rPr>
+        <w:t>supercilijs</w:t>
+      </w:r>
+      <w:proofErr w:type="spellEnd"/>
+      <w:r>
+        <w:rPr>
+          <w:rFonts w:eastAsia="MS Mincho"/>
+          <w:lang w:val="fr-FR"/>
+        </w:rPr>
+        <w:t xml:space="preserve"> </w:t>
+      </w:r>
+      <w:proofErr w:type="spellStart"/>
+      <w:r>
+        <w:rPr>
+          <w:rFonts w:eastAsia="MS Mincho"/>
+          <w:lang w:val="fr-FR"/>
+        </w:rPr>
+        <w:t>sedere</w:t>
+      </w:r>
+      <w:proofErr w:type="spellEnd"/>
+      <w:r>
+        <w:rPr>
+          <w:rFonts w:eastAsia="MS Mincho"/>
+          <w:lang w:val="fr-FR"/>
+        </w:rPr>
+        <w:t xml:space="preserve"> </w:t>
+      </w:r>
+      <w:proofErr w:type="spellStart"/>
+      <w:r>
+        <w:rPr>
+          <w:rFonts w:eastAsia="MS Mincho"/>
+          <w:lang w:val="fr-FR"/>
+        </w:rPr>
+        <w:t>existimant</w:t>
+      </w:r>
+      <w:proofErr w:type="spellEnd"/>
+      <w:r>
+        <w:rPr>
+          <w:rFonts w:eastAsia="MS Mincho"/>
+          <w:lang w:val="fr-FR"/>
+        </w:rPr>
+        <w:t xml:space="preserve"> </w:t>
+      </w:r>
+      <w:proofErr w:type="spellStart"/>
+      <w:r>
+        <w:rPr>
+          <w:rFonts w:eastAsia="MS Mincho"/>
+          <w:lang w:val="fr-FR"/>
+        </w:rPr>
+        <w:t>huic</w:t>
+      </w:r>
+      <w:proofErr w:type="spellEnd"/>
+      <w:r>
+        <w:rPr>
+          <w:rFonts w:eastAsia="MS Mincho"/>
+          <w:lang w:val="fr-FR"/>
+        </w:rPr>
+        <w:t xml:space="preserve"> </w:t>
+      </w:r>
+      <w:proofErr w:type="spellStart"/>
+      <w:r>
+        <w:rPr>
+          <w:rFonts w:eastAsia="MS Mincho"/>
+          <w:lang w:val="fr-FR"/>
+        </w:rPr>
+        <w:t>illustrium</w:t>
+      </w:r>
+      <w:proofErr w:type="spellEnd"/>
+      <w:r>
+        <w:rPr>
+          <w:rFonts w:eastAsia="MS Mincho"/>
+          <w:lang w:val="fr-FR"/>
+        </w:rPr>
+        <w:t xml:space="preserve"> </w:t>
+      </w:r>
+      <w:proofErr w:type="spellStart"/>
+      <w:r>
+        <w:rPr>
+          <w:rFonts w:eastAsia="MS Mincho"/>
+          <w:lang w:val="fr-FR"/>
+        </w:rPr>
+        <w:t>ac</w:t>
+      </w:r>
+      <w:proofErr w:type="spellEnd"/>
+      <w:r>
+        <w:rPr>
+          <w:rFonts w:eastAsia="MS Mincho"/>
+          <w:lang w:val="fr-FR"/>
+        </w:rPr>
+        <w:t xml:space="preserve"> </w:t>
+      </w:r>
+      <w:proofErr w:type="spellStart"/>
+      <w:r>
+        <w:rPr>
+          <w:rFonts w:eastAsia="MS Mincho"/>
+          <w:lang w:val="fr-FR"/>
+        </w:rPr>
+        <w:t>doctissimorum</w:t>
+      </w:r>
+      <w:proofErr w:type="spellEnd"/>
+      <w:r>
+        <w:rPr>
+          <w:rFonts w:eastAsia="MS Mincho"/>
+          <w:lang w:val="fr-FR"/>
+        </w:rPr>
+        <w:t xml:space="preserve"> </w:t>
+      </w:r>
+      <w:proofErr w:type="spellStart"/>
+      <w:r>
+        <w:rPr>
+          <w:rFonts w:eastAsia="MS Mincho"/>
+          <w:lang w:val="fr-FR"/>
+        </w:rPr>
+        <w:t>coetui</w:t>
+      </w:r>
+      <w:proofErr w:type="spellEnd"/>
+      <w:r>
+        <w:rPr>
+          <w:rFonts w:eastAsia="MS Mincho"/>
+          <w:lang w:val="fr-FR"/>
+        </w:rPr>
+        <w:t xml:space="preserve"> </w:t>
+      </w:r>
+      <w:proofErr w:type="spellStart"/>
+      <w:r>
+        <w:rPr>
+          <w:rFonts w:eastAsia="MS Mincho"/>
+          <w:lang w:val="fr-FR"/>
+        </w:rPr>
+        <w:t>uirorum</w:t>
+      </w:r>
+      <w:proofErr w:type="spellEnd"/>
+      <w:r>
+        <w:rPr>
+          <w:rFonts w:eastAsia="MS Mincho"/>
+          <w:lang w:val="fr-FR"/>
+        </w:rPr>
+        <w:t xml:space="preserve"> </w:t>
+      </w:r>
+      <w:proofErr w:type="spellStart"/>
+      <w:r>
+        <w:rPr>
+          <w:rFonts w:eastAsia="MS Mincho"/>
+          <w:lang w:val="fr-FR"/>
+        </w:rPr>
+        <w:t>exhibebimus</w:t>
+      </w:r>
+      <w:proofErr w:type="spellEnd"/>
+      <w:r>
+        <w:rPr>
+          <w:rFonts w:eastAsia="MS Mincho"/>
+          <w:lang w:val="fr-FR"/>
+        </w:rPr>
+        <w:t xml:space="preserve"> </w:t>
+      </w:r>
+      <w:proofErr w:type="spellStart"/>
+      <w:r>
+        <w:rPr>
+          <w:rFonts w:eastAsia="MS Mincho"/>
+          <w:lang w:val="fr-FR"/>
+        </w:rPr>
+        <w:t>Terentij</w:t>
+      </w:r>
+      <w:proofErr w:type="spellEnd"/>
+      <w:r>
+        <w:rPr>
+          <w:rFonts w:eastAsia="MS Mincho"/>
+          <w:lang w:val="fr-FR"/>
+        </w:rPr>
+        <w:t xml:space="preserve"> </w:t>
+      </w:r>
+      <w:proofErr w:type="spellStart"/>
+      <w:r>
+        <w:rPr>
+          <w:rFonts w:eastAsia="MS Mincho"/>
+          <w:lang w:val="fr-FR"/>
+        </w:rPr>
+        <w:t>Ecyram</w:t>
+      </w:r>
+      <w:proofErr w:type="spellEnd"/>
+      <w:r>
+        <w:rPr>
+          <w:rFonts w:eastAsia="MS Mincho"/>
+          <w:lang w:val="fr-FR"/>
+        </w:rPr>
+        <w:t>.</w:t>
+      </w:r>
+    </w:p>
+    <w:p>
+      <w:pPr>
+        <w:rPr>
+          <w:rFonts w:eastAsia="MS Mincho"/>
+          <w:lang w:val="it-IT"/>
+        </w:rPr>
+      </w:pPr>
+      <w:r>
+        <w:rPr>
+          <w:rFonts w:eastAsia="MS Mincho"/>
+          <w:smallCaps/>
+          <w:lang w:val="fr-FR"/>
+        </w:rPr>
+        <w:t xml:space="preserve">@Io.= </w:t>
+      </w:r>
+      <w:proofErr w:type="spellStart"/>
+      <w:r>
+        <w:rPr>
+          <w:rFonts w:eastAsia="MS Mincho"/>
+          <w:lang w:val="fr-FR"/>
+        </w:rPr>
+        <w:t>Elegantem</w:t>
+      </w:r>
+      <w:proofErr w:type="spellEnd"/>
+      <w:r>
+        <w:rPr>
+          <w:rFonts w:eastAsia="MS Mincho"/>
+          <w:lang w:val="fr-FR"/>
+        </w:rPr>
+        <w:t xml:space="preserve"> </w:t>
+      </w:r>
+      <w:proofErr w:type="spellStart"/>
+      <w:r>
+        <w:rPr>
+          <w:rFonts w:eastAsia="MS Mincho"/>
+          <w:lang w:val="fr-FR"/>
+        </w:rPr>
+        <w:t>profecto</w:t>
+      </w:r>
+      <w:proofErr w:type="spellEnd"/>
+      <w:r>
+        <w:rPr>
+          <w:rFonts w:eastAsia="MS Mincho"/>
+          <w:lang w:val="fr-FR"/>
+        </w:rPr>
+        <w:t xml:space="preserve"> </w:t>
+      </w:r>
+      <w:proofErr w:type="spellStart"/>
+      <w:r>
+        <w:rPr>
+          <w:rFonts w:eastAsia="MS Mincho"/>
+          <w:lang w:val="fr-FR"/>
+        </w:rPr>
+        <w:t>Comoediam</w:t>
+      </w:r>
+      <w:proofErr w:type="spellEnd"/>
+      <w:r>
+        <w:rPr>
+          <w:rFonts w:eastAsia="MS Mincho"/>
+          <w:lang w:val="fr-FR"/>
+        </w:rPr>
+        <w:t xml:space="preserve">, </w:t>
+      </w:r>
+      <w:proofErr w:type="spellStart"/>
+      <w:r>
+        <w:rPr>
+          <w:rFonts w:eastAsia="MS Mincho"/>
+          <w:lang w:val="fr-FR"/>
+        </w:rPr>
+        <w:t>ac</w:t>
+      </w:r>
+      <w:proofErr w:type="spellEnd"/>
+      <w:r>
+        <w:rPr>
+          <w:rFonts w:eastAsia="MS Mincho"/>
+          <w:lang w:val="fr-FR"/>
+        </w:rPr>
+        <w:t xml:space="preserve"> plane </w:t>
+      </w:r>
+      <w:proofErr w:type="spellStart"/>
+      <w:r>
+        <w:rPr>
+          <w:rFonts w:eastAsia="MS Mincho"/>
+          <w:lang w:val="fr-FR"/>
+        </w:rPr>
+        <w:t>moralem</w:t>
+      </w:r>
+      <w:proofErr w:type="spellEnd"/>
+      <w:r>
+        <w:rPr>
+          <w:rFonts w:eastAsia="MS Mincho"/>
+          <w:lang w:val="fr-FR"/>
+        </w:rPr>
+        <w:t xml:space="preserve">, </w:t>
+      </w:r>
+      <w:proofErr w:type="spellStart"/>
+      <w:r>
+        <w:rPr>
+          <w:rFonts w:eastAsia="MS Mincho"/>
+          <w:lang w:val="fr-FR"/>
+        </w:rPr>
+        <w:t>quamque</w:t>
+      </w:r>
+      <w:proofErr w:type="spellEnd"/>
+      <w:r>
+        <w:rPr>
+          <w:rFonts w:eastAsia="MS Mincho"/>
+          <w:lang w:val="fr-FR"/>
+        </w:rPr>
+        <w:t xml:space="preserve"> </w:t>
+      </w:r>
+      <w:proofErr w:type="spellStart"/>
+      <w:r>
+        <w:rPr>
+          <w:rFonts w:eastAsia="MS Mincho"/>
+          <w:lang w:val="fr-FR"/>
+        </w:rPr>
+        <w:t>mihi</w:t>
+      </w:r>
+      <w:proofErr w:type="spellEnd"/>
+      <w:r>
+        <w:rPr>
+          <w:rFonts w:eastAsia="MS Mincho"/>
+          <w:lang w:val="fr-FR"/>
+        </w:rPr>
+        <w:t xml:space="preserve"> </w:t>
+      </w:r>
+      <w:proofErr w:type="spellStart"/>
+      <w:r>
+        <w:rPr>
+          <w:rFonts w:eastAsia="MS Mincho"/>
+          <w:lang w:val="fr-FR"/>
+        </w:rPr>
+        <w:t>ac</w:t>
+      </w:r>
+      <w:proofErr w:type="spellEnd"/>
+      <w:r>
+        <w:rPr>
+          <w:rFonts w:eastAsia="MS Mincho"/>
+          <w:lang w:val="fr-FR"/>
+        </w:rPr>
+        <w:t xml:space="preserve"> </w:t>
+      </w:r>
+      <w:proofErr w:type="spellStart"/>
+      <w:r>
+        <w:rPr>
+          <w:rFonts w:eastAsia="MS Mincho"/>
+          <w:lang w:val="fr-FR"/>
+        </w:rPr>
+        <w:t>meis</w:t>
+      </w:r>
+      <w:proofErr w:type="spellEnd"/>
+      <w:r>
+        <w:rPr>
+          <w:rFonts w:eastAsia="MS Mincho"/>
+          <w:lang w:val="fr-FR"/>
+        </w:rPr>
+        <w:t xml:space="preserve"> </w:t>
+      </w:r>
+      <w:proofErr w:type="spellStart"/>
+      <w:r>
+        <w:rPr>
+          <w:rFonts w:eastAsia="MS Mincho"/>
+          <w:lang w:val="fr-FR"/>
+        </w:rPr>
+        <w:t>aequalibus</w:t>
+      </w:r>
+      <w:proofErr w:type="spellEnd"/>
+      <w:r>
+        <w:rPr>
+          <w:rFonts w:eastAsia="MS Mincho"/>
+          <w:lang w:val="fr-FR"/>
+        </w:rPr>
+        <w:t xml:space="preserve"> hoc </w:t>
+      </w:r>
+      <w:proofErr w:type="spellStart"/>
+      <w:r>
+        <w:rPr>
+          <w:rFonts w:eastAsia="MS Mincho"/>
+          <w:lang w:val="fr-FR"/>
+        </w:rPr>
+        <w:t>anno</w:t>
+      </w:r>
+      <w:proofErr w:type="spellEnd"/>
+      <w:r>
+        <w:rPr>
+          <w:rFonts w:eastAsia="MS Mincho"/>
+          <w:lang w:val="fr-FR"/>
+        </w:rPr>
+        <w:t xml:space="preserve"> </w:t>
+      </w:r>
+      <w:proofErr w:type="spellStart"/>
+      <w:r>
+        <w:rPr>
+          <w:rFonts w:eastAsia="MS Mincho"/>
+          <w:lang w:val="fr-FR"/>
+        </w:rPr>
+        <w:t>praeceptor</w:t>
+      </w:r>
+      <w:proofErr w:type="spellEnd"/>
+      <w:r>
+        <w:rPr>
+          <w:rFonts w:eastAsia="MS Mincho"/>
+          <w:lang w:val="fr-FR"/>
+        </w:rPr>
+        <w:t xml:space="preserve"> </w:t>
+      </w:r>
+      <w:proofErr w:type="spellStart"/>
+      <w:r>
+        <w:rPr>
+          <w:rFonts w:eastAsia="MS Mincho"/>
+          <w:lang w:val="fr-FR"/>
+        </w:rPr>
+        <w:t>enarrauit</w:t>
+      </w:r>
+      <w:proofErr w:type="spellEnd"/>
+      <w:r>
+        <w:rPr>
+          <w:rFonts w:eastAsia="MS Mincho"/>
+          <w:lang w:val="fr-FR"/>
+        </w:rPr>
+        <w:t xml:space="preserve">. </w:t>
+      </w:r>
+      <w:r>
+        <w:rPr>
+          <w:rFonts w:eastAsia="MS Mincho"/>
+          <w:lang w:val="it-IT"/>
+        </w:rPr>
+        <w:t>Quo magis gaudeo, te nunc mihi datum esse obuium, unde hoc resciscerem.</w:t>
+      </w:r>
+    </w:p>
+    <w:p>
+      <w:pPr>
+        <w:rPr>
+          <w:rFonts w:eastAsia="MS Mincho"/>
+          <w:lang w:val="fr-FR"/>
+        </w:rPr>
+      </w:pPr>
+      <w:r>
+        <w:rPr>
+          <w:rFonts w:eastAsia="MS Mincho"/>
+          <w:smallCaps/>
+          <w:lang w:val="en-GB"/>
+        </w:rPr>
+        <w:t xml:space="preserve">@He.= </w:t>
+      </w:r>
+      <w:r>
+        <w:rPr>
+          <w:rFonts w:eastAsia="MS Mincho"/>
+          <w:lang w:val="en-GB"/>
+        </w:rPr>
+        <w:t xml:space="preserve">Quaere </w:t>
+      </w:r>
+      <w:proofErr w:type="spellStart"/>
+      <w:r>
+        <w:rPr>
+          <w:rFonts w:eastAsia="MS Mincho"/>
+          <w:lang w:val="en-GB"/>
+        </w:rPr>
+        <w:t>igitur</w:t>
+      </w:r>
+      <w:proofErr w:type="spellEnd"/>
+      <w:r>
+        <w:rPr>
+          <w:rFonts w:eastAsia="MS Mincho"/>
+          <w:lang w:val="en-GB"/>
+        </w:rPr>
+        <w:t xml:space="preserve"> </w:t>
+      </w:r>
+      <w:proofErr w:type="spellStart"/>
+      <w:r>
+        <w:rPr>
+          <w:rFonts w:eastAsia="MS Mincho"/>
+          <w:lang w:val="en-GB"/>
+        </w:rPr>
+        <w:t>aliquem</w:t>
+      </w:r>
+      <w:proofErr w:type="spellEnd"/>
+      <w:r>
+        <w:rPr>
+          <w:rFonts w:eastAsia="MS Mincho"/>
+          <w:lang w:val="en-GB"/>
+        </w:rPr>
+        <w:t xml:space="preserve"> in </w:t>
+      </w:r>
+      <w:proofErr w:type="spellStart"/>
+      <w:r>
+        <w:rPr>
+          <w:rFonts w:eastAsia="MS Mincho"/>
+          <w:lang w:val="en-GB"/>
+        </w:rPr>
+        <w:t>turba</w:t>
+      </w:r>
+      <w:proofErr w:type="spellEnd"/>
+      <w:r>
+        <w:rPr>
+          <w:rFonts w:eastAsia="MS Mincho"/>
+          <w:lang w:val="en-GB"/>
+        </w:rPr>
+        <w:t xml:space="preserve"> locum </w:t>
+      </w:r>
+      <w:proofErr w:type="spellStart"/>
+      <w:r>
+        <w:rPr>
+          <w:rFonts w:eastAsia="MS Mincho"/>
+          <w:lang w:val="en-GB"/>
+        </w:rPr>
+        <w:t>unde</w:t>
+      </w:r>
+      <w:proofErr w:type="spellEnd"/>
+      <w:r>
+        <w:rPr>
+          <w:rFonts w:eastAsia="MS Mincho"/>
+          <w:lang w:val="en-GB"/>
+        </w:rPr>
+        <w:t xml:space="preserve"> </w:t>
+      </w:r>
+      <w:proofErr w:type="spellStart"/>
+      <w:r>
+        <w:rPr>
+          <w:rFonts w:eastAsia="MS Mincho"/>
+          <w:lang w:val="en-GB"/>
+        </w:rPr>
+        <w:t>spectes</w:t>
+      </w:r>
+      <w:proofErr w:type="spellEnd"/>
+      <w:r>
+        <w:rPr>
+          <w:rFonts w:eastAsia="MS Mincho"/>
+          <w:lang w:val="en-GB"/>
+        </w:rPr>
+        <w:t xml:space="preserve">. </w:t>
+      </w:r>
+      <w:r>
+        <w:rPr>
+          <w:rFonts w:eastAsia="MS Mincho"/>
+          <w:lang w:val="fr-FR"/>
+        </w:rPr>
+        <w:t xml:space="preserve">Nos </w:t>
+      </w:r>
+      <w:proofErr w:type="spellStart"/>
+      <w:r>
+        <w:rPr>
+          <w:rFonts w:eastAsia="MS Mincho"/>
+          <w:lang w:val="fr-FR"/>
+        </w:rPr>
+        <w:t>enim</w:t>
+      </w:r>
+      <w:proofErr w:type="spellEnd"/>
+      <w:r>
+        <w:rPr>
+          <w:rFonts w:eastAsia="MS Mincho"/>
+          <w:lang w:val="fr-FR"/>
+        </w:rPr>
+        <w:t xml:space="preserve"> </w:t>
+      </w:r>
+      <w:proofErr w:type="spellStart"/>
+      <w:r>
+        <w:rPr>
+          <w:rFonts w:eastAsia="MS Mincho"/>
+          <w:lang w:val="fr-FR"/>
+        </w:rPr>
+        <w:t>accingimur</w:t>
+      </w:r>
+      <w:proofErr w:type="spellEnd"/>
+      <w:r>
+        <w:rPr>
+          <w:rFonts w:eastAsia="MS Mincho"/>
+          <w:lang w:val="fr-FR"/>
+        </w:rPr>
+        <w:t>.</w:t>
+      </w:r>
+    </w:p>
+    <w:p>
+      <w:pPr>
+        <w:rPr>
+          <w:rFonts w:eastAsia="MS Mincho"/>
+          <w:lang w:val="fr-FR"/>
         </w:rPr>
       </w:pPr>
     </w:p>
@@ -153,170 +3344,79 @@
       <w:pPr>
         <w:rPr>
           <w:rFonts w:eastAsia="MS Mincho"/>
-          <w:lang w:val="fr-FR"/>
+          <w:lang w:val="en-US"/>
         </w:rPr>
       </w:pPr>
-      <w:r>
-        <w:rPr>
-          <w:rFonts w:eastAsia="MS Mincho"/>
-          <w:lang w:val="fr-FR"/>
-        </w:rPr>
-        <w:t>HEN. Saluus sis o noster Iodoce.</w:t>
+      <w:proofErr w:type="spellStart"/>
+      <w:r>
+        <w:rPr>
+          <w:rFonts w:eastAsia="MS Mincho"/>
+          <w:lang w:val="fr-FR"/>
+        </w:rPr>
+        <w:t>Dialogus</w:t>
+      </w:r>
+      <w:proofErr w:type="spellEnd"/>
+      <w:r>
+        <w:rPr>
+          <w:rFonts w:eastAsia="MS Mincho"/>
+          <w:lang w:val="fr-FR"/>
+        </w:rPr>
+        <w:t xml:space="preserve"> </w:t>
+      </w:r>
+      <w:proofErr w:type="spellStart"/>
+      <w:r>
+        <w:rPr>
+          <w:rFonts w:eastAsia="MS Mincho"/>
+          <w:lang w:val="fr-FR"/>
+        </w:rPr>
+        <w:t>recitatus</w:t>
+      </w:r>
+      <w:proofErr w:type="spellEnd"/>
+      <w:r>
+        <w:rPr>
+          <w:rFonts w:eastAsia="MS Mincho"/>
+          <w:lang w:val="fr-FR"/>
+        </w:rPr>
+        <w:t xml:space="preserve"> post </w:t>
+      </w:r>
+      <w:proofErr w:type="spellStart"/>
+      <w:r>
+        <w:rPr>
+          <w:rFonts w:eastAsia="MS Mincho"/>
+          <w:lang w:val="fr-FR"/>
+        </w:rPr>
+        <w:t>actam</w:t>
+      </w:r>
+      <w:proofErr w:type="spellEnd"/>
+      <w:r>
+        <w:rPr>
+          <w:rFonts w:eastAsia="MS Mincho"/>
+          <w:lang w:val="fr-FR"/>
+        </w:rPr>
+        <w:t xml:space="preserve"> </w:t>
+      </w:r>
+      <w:proofErr w:type="spellStart"/>
+      <w:r>
+        <w:rPr>
+          <w:rFonts w:eastAsia="MS Mincho"/>
+          <w:lang w:val="fr-FR"/>
+        </w:rPr>
+        <w:t>fabulam</w:t>
+      </w:r>
+      <w:proofErr w:type="spellEnd"/>
+      <w:r>
+        <w:rPr>
+          <w:rFonts w:eastAsia="MS Mincho"/>
+          <w:lang w:val="fr-FR"/>
+        </w:rPr>
+        <w:t xml:space="preserve">. </w:t>
       </w:r>
     </w:p>
     <w:p>
       <w:pPr>
         <w:rPr>
           <w:rFonts w:eastAsia="MS Mincho"/>
-          <w:lang w:val="fr-FR"/>
-        </w:rPr>
-      </w:pPr>
-      <w:r>
-        <w:rPr>
-          <w:rFonts w:eastAsia="MS Mincho"/>
-          <w:lang w:val="fr-FR"/>
-        </w:rPr>
-        <w:t>IO. Et tu salueto Henrice.</w:t>
-      </w:r>
-    </w:p>
-    <w:p>
-      <w:pPr>
-        <w:rPr>
-          <w:rFonts w:eastAsia="MS Mincho"/>
-          <w:lang w:val="fr-FR"/>
-        </w:rPr>
-      </w:pPr>
-      <w:r>
-        <w:rPr>
-          <w:rFonts w:eastAsia="MS Mincho"/>
-          <w:lang w:val="fr-FR"/>
-        </w:rPr>
-        <w:t>HE. Quid rerum nunc agitur Louanij?</w:t>
-      </w:r>
-    </w:p>
-    <w:p>
-      <w:pPr>
-        <w:rPr>
-          <w:rFonts w:eastAsia="MS Mincho"/>
-          <w:lang w:val="fr-FR"/>
-        </w:rPr>
-      </w:pPr>
-      <w:r>
-        <w:rPr>
-          <w:rFonts w:eastAsia="MS Mincho"/>
-          <w:lang w:val="fr-FR"/>
-        </w:rPr>
-        <w:t>IO. Quid ageretur, passim nunc mortales, aut ad pocula, &amp; spumantes desident pateras, aut alea lusitant, aut ad numerum choreas ductitant.</w:t>
-      </w:r>
-    </w:p>
-    <w:p>
-      <w:pPr>
-        <w:rPr>
-          <w:rFonts w:eastAsia="MS Mincho"/>
-          <w:lang w:val="fr-FR"/>
-        </w:rPr>
-      </w:pPr>
-      <w:r>
-        <w:rPr>
-          <w:rFonts w:eastAsia="MS Mincho"/>
-          <w:lang w:val="fr-FR"/>
-        </w:rPr>
-        <w:t>HE. Istaec insania est quam cum bonis omnibus, tum maxime Christiano uiro indignam iudico. Magis mihi probatur ueterum consuetudo Romanorum, qui festis huiusmodi Comoedias potius insignium poetarum exhibebant, ut a noxijs istiusmodi comessationibus auocatos iuueniles animos cum quadam iucunditate ad literarum &amp; eloquentissi studium excitarent, accenderent, inflammarent.</w:t>
-      </w:r>
-    </w:p>
-    <w:p>
-      <w:pPr>
-        <w:rPr>
-          <w:rFonts w:eastAsia="MS Mincho"/>
-          <w:lang w:val="fr-FR"/>
-        </w:rPr>
-      </w:pPr>
-      <w:r>
-        <w:rPr>
-          <w:rFonts w:eastAsia="MS Mincho"/>
-          <w:lang w:val="fr-FR"/>
-        </w:rPr>
-        <w:t xml:space="preserve">IO. Si tibi tantopere laudatur hoc factum Romani populi, quid tandem ad illud Lactantij respondes? </w:t>
-      </w:r>
-      <w:r>
-        <w:rPr>
-          <w:rFonts w:eastAsia="MS Mincho"/>
-          <w:lang w:val="fr-FR"/>
-        </w:rPr>
-        <w:t>In scaenis nescio an sit corruptela uitiosior. Nam Comicae fabulae de stupris uirginum loquuntur, &amp; amoribus meretricum, &amp; quo magis sunt eloquentes, qui flagitia illa finxerunt, eo magis sententiarum elegantia persuadent.</w:t>
-      </w:r>
-    </w:p>
-    <w:p>
-      <w:pPr>
-        <w:rPr>
-          <w:rFonts w:eastAsia="MS Mincho"/>
-          <w:lang w:val="fr-FR"/>
-        </w:rPr>
-      </w:pPr>
-      <w:r>
-        <w:rPr>
-          <w:rFonts w:eastAsia="MS Mincho"/>
-          <w:lang w:val="en-GB"/>
-        </w:rPr>
-        <w:t xml:space="preserve">HE. Istuc dicere Lactantium saepe miratus sum, &amp; nunc item miror. Est enim Comoedia nihil aliud quam humanae simulacrum uitae, &amp; quae illic de stupris uirginum &amp; amoribus meretricum dicuntur, sic dicuntur, ut reprehendantur, non ut probentur. </w:t>
-      </w:r>
-      <w:r>
-        <w:rPr>
-          <w:rFonts w:eastAsia="MS Mincho"/>
-          <w:lang w:val="fr-FR"/>
-        </w:rPr>
-        <w:t>Illud enim patris Demeae in Fratribus: Cur amat? cur potat? Cur emis amicam Mitio? quem non doceat hoc turpe esse adolescentulo, si inter scorta, &amp; combibones rem patriam dilapidet, abliguriat, deuoret? Sexcenta si sit ocium enumerare possem ex Comoedijs, quae hoc animo lecta, non officere, fed prodesse plurimum queant, unde nos laudatam Romanorum consuetudinem imitantes, nihilque ueriti Areopagitas ac religiosulos quosdam, qui sanctimoniam omnem in uestitu ac supercilijs sedere existimant huic illustrium ac doctissimorum coetui uirorum exhibebimus Terentij Ecyram.</w:t>
-      </w:r>
-    </w:p>
-    <w:p>
-      <w:pPr>
-        <w:rPr>
-          <w:rFonts w:eastAsia="MS Mincho"/>
-          <w:lang w:val="it-IT"/>
-        </w:rPr>
-      </w:pPr>
-      <w:r>
-        <w:rPr>
-          <w:rFonts w:eastAsia="MS Mincho"/>
-          <w:lang w:val="fr-FR"/>
-        </w:rPr>
-        <w:t xml:space="preserve">IO. Elegantem profecto Comoediam, ac plane moralem, quamque mihi ac meis aequalibus hoc anno praeceptor enarrauit. </w:t>
-      </w:r>
-      <w:r>
-        <w:rPr>
-          <w:rFonts w:eastAsia="MS Mincho"/>
-          <w:lang w:val="it-IT"/>
-        </w:rPr>
-        <w:t>Quo magis gaudeo, te nunc mihi datum esse obuium, unde hoc resciscerem.</w:t>
-      </w:r>
-    </w:p>
-    <w:p>
-      <w:pPr>
-        <w:rPr>
-          <w:rFonts w:eastAsia="MS Mincho"/>
-          <w:lang w:val="fr-FR"/>
-        </w:rPr>
-      </w:pPr>
-      <w:r>
-        <w:rPr>
-          <w:rFonts w:eastAsia="MS Mincho"/>
-          <w:lang w:val="en-GB"/>
-        </w:rPr>
-        <w:t xml:space="preserve">HE. Quaere igitur aliquem in turba locum unde spectes. </w:t>
-      </w:r>
-      <w:r>
-        <w:rPr>
-          <w:rFonts w:eastAsia="MS Mincho"/>
-          <w:lang w:val="fr-FR"/>
-        </w:rPr>
-        <w:t>Nos enim accingimur.</w:t>
-      </w:r>
-    </w:p>
-    <w:p>
-      <w:pPr>
-        <w:rPr>
-          <w:rFonts w:eastAsia="MS Mincho"/>
-          <w:lang w:val="fr-FR"/>
+          <w:lang w:val="en-US"/>
         </w:rPr>
       </w:pPr>
     </w:p>
@@ -324,22 +3424,22 @@
       <w:pPr>
         <w:rPr>
           <w:rFonts w:eastAsia="MS Mincho"/>
-          <w:lang w:val="en-US"/>
+          <w:lang w:val="it-IT"/>
         </w:rPr>
       </w:pPr>
       <w:r>
         <w:rPr>
           <w:rFonts w:eastAsia="MS Mincho"/>
-          <w:lang w:val="fr-FR"/>
-        </w:rPr>
-        <w:t xml:space="preserve">Dialogus recitatus post actam fabulam. </w:t>
+          <w:lang w:val="it-IT"/>
+        </w:rPr>
+        <w:t xml:space="preserve">Henricus &amp; Iodocus. </w:t>
       </w:r>
     </w:p>
     <w:p>
       <w:pPr>
         <w:rPr>
           <w:rFonts w:eastAsia="MS Mincho"/>
-          <w:lang w:val="en-US"/>
+          <w:lang w:val="it-IT"/>
         </w:rPr>
       </w:pPr>
     </w:p>
@@ -347,22 +3447,646 @@
       <w:pPr>
         <w:rPr>
           <w:rFonts w:eastAsia="MS Mincho"/>
-          <w:lang w:val="it-IT"/>
+          <w:lang w:val="fr-FR"/>
         </w:rPr>
       </w:pPr>
       <w:r>
         <w:rPr>
           <w:rFonts w:eastAsia="MS Mincho"/>
-          <w:lang w:val="it-IT"/>
-        </w:rPr>
-        <w:t xml:space="preserve">Henricus &amp; Iodocus. </w:t>
+          <w:smallCaps/>
+          <w:lang w:val="fr-FR"/>
+        </w:rPr>
+        <w:t xml:space="preserve">@Hen.= </w:t>
+      </w:r>
+      <w:r>
+        <w:rPr>
+          <w:rFonts w:eastAsia="MS Mincho"/>
+          <w:lang w:val="fr-FR"/>
+        </w:rPr>
+        <w:t xml:space="preserve">Non </w:t>
+      </w:r>
+      <w:proofErr w:type="spellStart"/>
+      <w:r>
+        <w:rPr>
+          <w:rFonts w:eastAsia="MS Mincho"/>
+          <w:lang w:val="fr-FR"/>
+        </w:rPr>
+        <w:t>dici</w:t>
+      </w:r>
+      <w:proofErr w:type="spellEnd"/>
+      <w:r>
+        <w:rPr>
+          <w:rFonts w:eastAsia="MS Mincho"/>
+          <w:lang w:val="fr-FR"/>
+        </w:rPr>
+        <w:t xml:space="preserve"> </w:t>
+      </w:r>
+      <w:proofErr w:type="spellStart"/>
+      <w:r>
+        <w:rPr>
+          <w:rFonts w:eastAsia="MS Mincho"/>
+          <w:lang w:val="fr-FR"/>
+        </w:rPr>
+        <w:t>potest</w:t>
+      </w:r>
+      <w:proofErr w:type="spellEnd"/>
+      <w:r>
+        <w:rPr>
+          <w:rFonts w:eastAsia="MS Mincho"/>
+          <w:lang w:val="fr-FR"/>
+        </w:rPr>
+        <w:t xml:space="preserve"> mi </w:t>
+      </w:r>
+      <w:proofErr w:type="spellStart"/>
+      <w:r>
+        <w:rPr>
+          <w:rFonts w:eastAsia="MS Mincho"/>
+          <w:lang w:val="fr-FR"/>
+        </w:rPr>
+        <w:t>Iodoce</w:t>
+      </w:r>
+      <w:proofErr w:type="spellEnd"/>
+      <w:r>
+        <w:rPr>
+          <w:rFonts w:eastAsia="MS Mincho"/>
+          <w:lang w:val="fr-FR"/>
+        </w:rPr>
+        <w:t xml:space="preserve">, </w:t>
+      </w:r>
+      <w:proofErr w:type="spellStart"/>
+      <w:r>
+        <w:rPr>
+          <w:rFonts w:eastAsia="MS Mincho"/>
+          <w:lang w:val="fr-FR"/>
+        </w:rPr>
+        <w:t>quam</w:t>
+      </w:r>
+      <w:proofErr w:type="spellEnd"/>
+      <w:r>
+        <w:rPr>
+          <w:rFonts w:eastAsia="MS Mincho"/>
+          <w:lang w:val="fr-FR"/>
+        </w:rPr>
+        <w:t xml:space="preserve"> </w:t>
+      </w:r>
+      <w:proofErr w:type="spellStart"/>
+      <w:r>
+        <w:rPr>
+          <w:rFonts w:eastAsia="MS Mincho"/>
+          <w:lang w:val="fr-FR"/>
+        </w:rPr>
+        <w:t>delectarit</w:t>
+      </w:r>
+      <w:proofErr w:type="spellEnd"/>
+      <w:r>
+        <w:rPr>
+          <w:rFonts w:eastAsia="MS Mincho"/>
+          <w:lang w:val="fr-FR"/>
+        </w:rPr>
+        <w:t xml:space="preserve">, quanta </w:t>
+      </w:r>
+      <w:proofErr w:type="spellStart"/>
+      <w:r>
+        <w:rPr>
+          <w:rFonts w:eastAsia="MS Mincho"/>
+          <w:lang w:val="fr-FR"/>
+        </w:rPr>
+        <w:t>uoluptate</w:t>
+      </w:r>
+      <w:proofErr w:type="spellEnd"/>
+      <w:r>
+        <w:rPr>
+          <w:rFonts w:eastAsia="MS Mincho"/>
+          <w:lang w:val="fr-FR"/>
+        </w:rPr>
+        <w:t xml:space="preserve"> </w:t>
+      </w:r>
+      <w:proofErr w:type="spellStart"/>
+      <w:r>
+        <w:rPr>
+          <w:rFonts w:eastAsia="MS Mincho"/>
+          <w:lang w:val="fr-FR"/>
+        </w:rPr>
+        <w:t>remorata</w:t>
+      </w:r>
+      <w:proofErr w:type="spellEnd"/>
+      <w:r>
+        <w:rPr>
+          <w:rFonts w:eastAsia="MS Mincho"/>
+          <w:lang w:val="fr-FR"/>
+        </w:rPr>
+        <w:t xml:space="preserve"> </w:t>
+      </w:r>
+      <w:proofErr w:type="spellStart"/>
+      <w:r>
+        <w:rPr>
+          <w:rFonts w:eastAsia="MS Mincho"/>
+          <w:lang w:val="fr-FR"/>
+        </w:rPr>
+        <w:t>sit</w:t>
+      </w:r>
+      <w:proofErr w:type="spellEnd"/>
+      <w:r>
+        <w:rPr>
+          <w:rFonts w:eastAsia="MS Mincho"/>
+          <w:lang w:val="fr-FR"/>
+        </w:rPr>
+        <w:t xml:space="preserve"> </w:t>
+      </w:r>
+      <w:proofErr w:type="spellStart"/>
+      <w:r>
+        <w:rPr>
+          <w:rFonts w:eastAsia="MS Mincho"/>
+          <w:lang w:val="fr-FR"/>
+        </w:rPr>
+        <w:t>animum</w:t>
+      </w:r>
+      <w:proofErr w:type="spellEnd"/>
+      <w:r>
+        <w:rPr>
+          <w:rFonts w:eastAsia="MS Mincho"/>
+          <w:lang w:val="fr-FR"/>
+        </w:rPr>
+        <w:t xml:space="preserve"> </w:t>
+      </w:r>
+      <w:proofErr w:type="spellStart"/>
+      <w:r>
+        <w:rPr>
+          <w:rFonts w:eastAsia="MS Mincho"/>
+          <w:lang w:val="fr-FR"/>
+        </w:rPr>
+        <w:t>meum</w:t>
+      </w:r>
+      <w:proofErr w:type="spellEnd"/>
+      <w:r>
+        <w:rPr>
+          <w:rFonts w:eastAsia="MS Mincho"/>
+          <w:lang w:val="fr-FR"/>
+        </w:rPr>
+        <w:t xml:space="preserve"> </w:t>
+      </w:r>
+      <w:proofErr w:type="spellStart"/>
+      <w:r>
+        <w:rPr>
+          <w:rFonts w:eastAsia="MS Mincho"/>
+          <w:lang w:val="fr-FR"/>
+        </w:rPr>
+        <w:t>haec</w:t>
+      </w:r>
+      <w:proofErr w:type="spellEnd"/>
+      <w:r>
+        <w:rPr>
+          <w:rFonts w:eastAsia="MS Mincho"/>
+          <w:lang w:val="fr-FR"/>
+        </w:rPr>
+        <w:t xml:space="preserve"> actio. </w:t>
+      </w:r>
+      <w:proofErr w:type="spellStart"/>
+      <w:r>
+        <w:rPr>
+          <w:rFonts w:eastAsia="MS Mincho"/>
+          <w:lang w:val="fr-FR"/>
+        </w:rPr>
+        <w:t>Nulla</w:t>
+      </w:r>
+      <w:proofErr w:type="spellEnd"/>
+      <w:r>
+        <w:rPr>
+          <w:rFonts w:eastAsia="MS Mincho"/>
+          <w:lang w:val="fr-FR"/>
+        </w:rPr>
+        <w:t xml:space="preserve"> </w:t>
+      </w:r>
+      <w:proofErr w:type="spellStart"/>
+      <w:r>
+        <w:rPr>
+          <w:rFonts w:eastAsia="MS Mincho"/>
+          <w:lang w:val="fr-FR"/>
+        </w:rPr>
+        <w:t>uoluptas</w:t>
+      </w:r>
+      <w:proofErr w:type="spellEnd"/>
+      <w:r>
+        <w:rPr>
+          <w:rFonts w:eastAsia="MS Mincho"/>
+          <w:lang w:val="fr-FR"/>
+        </w:rPr>
+        <w:t xml:space="preserve">, </w:t>
+      </w:r>
+      <w:proofErr w:type="spellStart"/>
+      <w:r>
+        <w:rPr>
+          <w:rFonts w:eastAsia="MS Mincho"/>
+          <w:lang w:val="fr-FR"/>
+        </w:rPr>
+        <w:t>nulae</w:t>
+      </w:r>
+      <w:proofErr w:type="spellEnd"/>
+      <w:r>
+        <w:rPr>
+          <w:rFonts w:eastAsia="MS Mincho"/>
+          <w:lang w:val="fr-FR"/>
+        </w:rPr>
+        <w:t xml:space="preserve"> </w:t>
+      </w:r>
+      <w:proofErr w:type="spellStart"/>
+      <w:r>
+        <w:rPr>
+          <w:rFonts w:eastAsia="MS Mincho"/>
+          <w:lang w:val="fr-FR"/>
+        </w:rPr>
+        <w:t>funt</w:t>
+      </w:r>
+      <w:proofErr w:type="spellEnd"/>
+      <w:r>
+        <w:rPr>
+          <w:rFonts w:eastAsia="MS Mincho"/>
+          <w:lang w:val="fr-FR"/>
+        </w:rPr>
+        <w:t xml:space="preserve"> </w:t>
+      </w:r>
+      <w:proofErr w:type="spellStart"/>
+      <w:r>
+        <w:rPr>
+          <w:rFonts w:eastAsia="MS Mincho"/>
+          <w:lang w:val="fr-FR"/>
+        </w:rPr>
+        <w:t>delitiae</w:t>
+      </w:r>
+      <w:proofErr w:type="spellEnd"/>
+      <w:r>
+        <w:rPr>
+          <w:rFonts w:eastAsia="MS Mincho"/>
+          <w:lang w:val="fr-FR"/>
+        </w:rPr>
+        <w:t xml:space="preserve">, </w:t>
+      </w:r>
+      <w:proofErr w:type="spellStart"/>
+      <w:r>
+        <w:rPr>
+          <w:rFonts w:eastAsia="MS Mincho"/>
+          <w:lang w:val="fr-FR"/>
+        </w:rPr>
+        <w:t>quas</w:t>
+      </w:r>
+      <w:proofErr w:type="spellEnd"/>
+      <w:r>
+        <w:rPr>
+          <w:rFonts w:eastAsia="MS Mincho"/>
+          <w:lang w:val="fr-FR"/>
+        </w:rPr>
+        <w:t xml:space="preserve"> cum </w:t>
+      </w:r>
+      <w:proofErr w:type="spellStart"/>
+      <w:r>
+        <w:rPr>
+          <w:rFonts w:eastAsia="MS Mincho"/>
+          <w:lang w:val="fr-FR"/>
+        </w:rPr>
+        <w:t>hisce</w:t>
+      </w:r>
+      <w:proofErr w:type="spellEnd"/>
+      <w:r>
+        <w:rPr>
+          <w:rFonts w:eastAsia="MS Mincho"/>
+          <w:lang w:val="fr-FR"/>
+        </w:rPr>
+        <w:t xml:space="preserve"> </w:t>
+      </w:r>
+      <w:proofErr w:type="spellStart"/>
+      <w:r>
+        <w:rPr>
+          <w:rFonts w:eastAsia="MS Mincho"/>
+          <w:lang w:val="fr-FR"/>
+        </w:rPr>
+        <w:t>ludis</w:t>
+      </w:r>
+      <w:proofErr w:type="spellEnd"/>
+      <w:r>
+        <w:rPr>
+          <w:rFonts w:eastAsia="MS Mincho"/>
+          <w:lang w:val="fr-FR"/>
+        </w:rPr>
+        <w:t xml:space="preserve"> </w:t>
+      </w:r>
+      <w:proofErr w:type="spellStart"/>
+      <w:r>
+        <w:rPr>
+          <w:rFonts w:eastAsia="MS Mincho"/>
+          <w:lang w:val="fr-FR"/>
+        </w:rPr>
+        <w:t>conferre</w:t>
+      </w:r>
+      <w:proofErr w:type="spellEnd"/>
+      <w:r>
+        <w:rPr>
+          <w:rFonts w:eastAsia="MS Mincho"/>
+          <w:lang w:val="fr-FR"/>
+        </w:rPr>
+        <w:t xml:space="preserve"> </w:t>
+      </w:r>
+      <w:proofErr w:type="spellStart"/>
+      <w:r>
+        <w:rPr>
+          <w:rFonts w:eastAsia="MS Mincho"/>
+          <w:lang w:val="fr-FR"/>
+        </w:rPr>
+        <w:t>uelim</w:t>
+      </w:r>
+      <w:proofErr w:type="spellEnd"/>
+      <w:r>
+        <w:rPr>
+          <w:rFonts w:eastAsia="MS Mincho"/>
+          <w:lang w:val="fr-FR"/>
+        </w:rPr>
+        <w:t xml:space="preserve">, </w:t>
+      </w:r>
+      <w:proofErr w:type="spellStart"/>
+      <w:r>
+        <w:rPr>
+          <w:rFonts w:eastAsia="MS Mincho"/>
+          <w:lang w:val="fr-FR"/>
+        </w:rPr>
+        <w:t>dic</w:t>
+      </w:r>
+      <w:proofErr w:type="spellEnd"/>
+      <w:r>
+        <w:rPr>
+          <w:rFonts w:eastAsia="MS Mincho"/>
+          <w:lang w:val="fr-FR"/>
+        </w:rPr>
+        <w:t xml:space="preserve"> </w:t>
+      </w:r>
+      <w:proofErr w:type="spellStart"/>
+      <w:r>
+        <w:rPr>
+          <w:rFonts w:eastAsia="MS Mincho"/>
+          <w:lang w:val="fr-FR"/>
+        </w:rPr>
+        <w:t>rogo</w:t>
+      </w:r>
+      <w:proofErr w:type="spellEnd"/>
+      <w:r>
+        <w:rPr>
+          <w:rFonts w:eastAsia="MS Mincho"/>
+          <w:lang w:val="fr-FR"/>
+        </w:rPr>
+        <w:t xml:space="preserve"> </w:t>
+      </w:r>
+      <w:proofErr w:type="spellStart"/>
+      <w:r>
+        <w:rPr>
+          <w:rFonts w:eastAsia="MS Mincho"/>
+          <w:lang w:val="fr-FR"/>
+        </w:rPr>
+        <w:t>quis</w:t>
+      </w:r>
+      <w:proofErr w:type="spellEnd"/>
+      <w:r>
+        <w:rPr>
+          <w:rFonts w:eastAsia="MS Mincho"/>
+          <w:lang w:val="fr-FR"/>
+        </w:rPr>
+        <w:t xml:space="preserve"> </w:t>
+      </w:r>
+      <w:proofErr w:type="spellStart"/>
+      <w:r>
+        <w:rPr>
+          <w:rFonts w:eastAsia="MS Mincho"/>
+          <w:lang w:val="fr-FR"/>
+        </w:rPr>
+        <w:t>instituit</w:t>
+      </w:r>
+      <w:proofErr w:type="spellEnd"/>
+      <w:r>
+        <w:rPr>
+          <w:rFonts w:eastAsia="MS Mincho"/>
+          <w:lang w:val="fr-FR"/>
+        </w:rPr>
+        <w:t xml:space="preserve"> </w:t>
+      </w:r>
+      <w:proofErr w:type="spellStart"/>
+      <w:r>
+        <w:rPr>
+          <w:rFonts w:eastAsia="MS Mincho"/>
+          <w:lang w:val="fr-FR"/>
+        </w:rPr>
+        <w:t>hanc</w:t>
+      </w:r>
+      <w:proofErr w:type="spellEnd"/>
+      <w:r>
+        <w:rPr>
+          <w:rFonts w:eastAsia="MS Mincho"/>
+          <w:lang w:val="fr-FR"/>
+        </w:rPr>
+        <w:t xml:space="preserve"> </w:t>
+      </w:r>
+      <w:proofErr w:type="spellStart"/>
+      <w:r>
+        <w:rPr>
+          <w:rFonts w:eastAsia="MS Mincho"/>
+          <w:lang w:val="fr-FR"/>
+        </w:rPr>
+        <w:t>iuuentutem</w:t>
+      </w:r>
+      <w:proofErr w:type="spellEnd"/>
+      <w:r>
+        <w:rPr>
+          <w:rFonts w:eastAsia="MS Mincho"/>
+          <w:lang w:val="fr-FR"/>
+        </w:rPr>
+        <w:t>?</w:t>
       </w:r>
     </w:p>
     <w:p>
       <w:pPr>
         <w:rPr>
           <w:rFonts w:eastAsia="MS Mincho"/>
-          <w:lang w:val="it-IT"/>
+          <w:lang w:val="fr-FR"/>
+        </w:rPr>
+      </w:pPr>
+      <w:r>
+        <w:rPr>
+          <w:rFonts w:eastAsia="MS Mincho"/>
+          <w:smallCaps/>
+          <w:lang w:val="fr-FR"/>
+        </w:rPr>
+        <w:lastRenderedPageBreak/>
+        <w:t xml:space="preserve">@Io.= </w:t>
+      </w:r>
+      <w:r>
+        <w:rPr>
+          <w:rFonts w:eastAsia="MS Mincho"/>
+          <w:lang w:val="fr-FR"/>
+        </w:rPr>
+        <w:t xml:space="preserve">Non </w:t>
+      </w:r>
+      <w:proofErr w:type="spellStart"/>
+      <w:r>
+        <w:rPr>
+          <w:rFonts w:eastAsia="MS Mincho"/>
+          <w:lang w:val="fr-FR"/>
+        </w:rPr>
+        <w:t>unius</w:t>
+      </w:r>
+      <w:proofErr w:type="spellEnd"/>
+      <w:r>
+        <w:rPr>
+          <w:rFonts w:eastAsia="MS Mincho"/>
+          <w:lang w:val="fr-FR"/>
+        </w:rPr>
+        <w:t xml:space="preserve">, </w:t>
+      </w:r>
+      <w:proofErr w:type="spellStart"/>
+      <w:r>
+        <w:rPr>
+          <w:rFonts w:eastAsia="MS Mincho"/>
+          <w:lang w:val="fr-FR"/>
+        </w:rPr>
+        <w:t>sed</w:t>
+      </w:r>
+      <w:proofErr w:type="spellEnd"/>
+      <w:r>
+        <w:rPr>
+          <w:rFonts w:eastAsia="MS Mincho"/>
+          <w:lang w:val="fr-FR"/>
+        </w:rPr>
+        <w:t xml:space="preserve"> </w:t>
+      </w:r>
+      <w:proofErr w:type="spellStart"/>
+      <w:r>
+        <w:rPr>
+          <w:rFonts w:eastAsia="MS Mincho"/>
+          <w:lang w:val="fr-FR"/>
+        </w:rPr>
+        <w:t>plurium</w:t>
+      </w:r>
+      <w:proofErr w:type="spellEnd"/>
+      <w:r>
+        <w:rPr>
+          <w:rFonts w:eastAsia="MS Mincho"/>
+          <w:lang w:val="fr-FR"/>
+        </w:rPr>
+        <w:t xml:space="preserve"> hic </w:t>
+      </w:r>
+      <w:proofErr w:type="spellStart"/>
+      <w:r>
+        <w:rPr>
+          <w:rFonts w:eastAsia="MS Mincho"/>
+          <w:lang w:val="fr-FR"/>
+        </w:rPr>
+        <w:t>labor</w:t>
+      </w:r>
+      <w:proofErr w:type="spellEnd"/>
+      <w:r>
+        <w:rPr>
+          <w:rFonts w:eastAsia="MS Mincho"/>
+          <w:lang w:val="fr-FR"/>
+        </w:rPr>
+        <w:t xml:space="preserve"> est, </w:t>
+      </w:r>
+      <w:proofErr w:type="spellStart"/>
+      <w:r>
+        <w:rPr>
+          <w:rFonts w:eastAsia="MS Mincho"/>
+          <w:lang w:val="fr-FR"/>
+        </w:rPr>
+        <w:t>plures</w:t>
+      </w:r>
+      <w:proofErr w:type="spellEnd"/>
+      <w:r>
+        <w:rPr>
+          <w:rFonts w:eastAsia="MS Mincho"/>
+          <w:lang w:val="fr-FR"/>
+        </w:rPr>
+        <w:t xml:space="preserve"> </w:t>
+      </w:r>
+      <w:proofErr w:type="spellStart"/>
+      <w:r>
+        <w:rPr>
+          <w:rFonts w:eastAsia="MS Mincho"/>
+          <w:lang w:val="fr-FR"/>
+        </w:rPr>
+        <w:t>sunt</w:t>
+      </w:r>
+      <w:proofErr w:type="spellEnd"/>
+      <w:r>
+        <w:rPr>
+          <w:rFonts w:eastAsia="MS Mincho"/>
+          <w:lang w:val="fr-FR"/>
+        </w:rPr>
+        <w:t xml:space="preserve"> </w:t>
+      </w:r>
+      <w:proofErr w:type="spellStart"/>
+      <w:r>
+        <w:rPr>
+          <w:rFonts w:eastAsia="MS Mincho"/>
+          <w:lang w:val="fr-FR"/>
+        </w:rPr>
+        <w:t>autores</w:t>
+      </w:r>
+      <w:proofErr w:type="spellEnd"/>
+      <w:r>
+        <w:rPr>
+          <w:rFonts w:eastAsia="MS Mincho"/>
+          <w:lang w:val="fr-FR"/>
+        </w:rPr>
+        <w:t xml:space="preserve">, duces, </w:t>
+      </w:r>
+      <w:proofErr w:type="spellStart"/>
+      <w:r>
+        <w:rPr>
+          <w:rFonts w:eastAsia="MS Mincho"/>
+          <w:lang w:val="fr-FR"/>
+        </w:rPr>
+        <w:t>praefecti</w:t>
+      </w:r>
+      <w:proofErr w:type="spellEnd"/>
+      <w:r>
+        <w:rPr>
+          <w:rFonts w:eastAsia="MS Mincho"/>
+          <w:lang w:val="fr-FR"/>
+        </w:rPr>
+        <w:t xml:space="preserve">. </w:t>
+      </w:r>
+      <w:proofErr w:type="spellStart"/>
+      <w:r>
+        <w:rPr>
+          <w:rFonts w:eastAsia="MS Mincho"/>
+          <w:lang w:val="fr-FR"/>
+        </w:rPr>
+        <w:t>Collectiuus</w:t>
+      </w:r>
+      <w:proofErr w:type="spellEnd"/>
+      <w:r>
+        <w:rPr>
+          <w:rFonts w:eastAsia="MS Mincho"/>
+          <w:lang w:val="fr-FR"/>
+        </w:rPr>
+        <w:t xml:space="preserve"> </w:t>
+      </w:r>
+      <w:proofErr w:type="spellStart"/>
+      <w:r>
+        <w:rPr>
+          <w:rFonts w:eastAsia="MS Mincho"/>
+          <w:lang w:val="fr-FR"/>
+        </w:rPr>
+        <w:t>grex</w:t>
+      </w:r>
+      <w:proofErr w:type="spellEnd"/>
+      <w:r>
+        <w:rPr>
+          <w:rFonts w:eastAsia="MS Mincho"/>
+          <w:lang w:val="fr-FR"/>
+        </w:rPr>
+        <w:t xml:space="preserve"> est.</w:t>
+      </w:r>
+    </w:p>
+    <w:p>
+      <w:pPr>
+        <w:rPr>
+          <w:rFonts w:eastAsia="MS Mincho"/>
+          <w:lang w:val="fr-FR"/>
         </w:rPr>
       </w:pPr>
     </w:p>
@@ -378,22 +4102,154 @@
           <w:rFonts w:eastAsia="MS Mincho"/>
           <w:lang w:val="fr-FR"/>
         </w:rPr>
-        <w:t>HEN. Non dici potest mi Iodoce, quam delectarit, quanta uoluptate remorata sit animum meum haec actio. Nulla uoluptas, nulae funt delitiae, quas cum hisce ludis conferre uelim, dic rogo quis instituit hanc iuuentutem?</w:t>
-      </w:r>
-    </w:p>
-    <w:p>
-      <w:pPr>
-        <w:rPr>
-          <w:rFonts w:eastAsia="MS Mincho"/>
-          <w:lang w:val="fr-FR"/>
-        </w:rPr>
-      </w:pPr>
-      <w:r>
-        <w:rPr>
-          <w:rFonts w:eastAsia="MS Mincho"/>
-          <w:lang w:val="fr-FR"/>
-        </w:rPr>
-        <w:t>IO. Non unius, sed plurium hic labor est, plures sunt autores, duces, praefecti. Collectiuus grex est.</w:t>
+        <w:t xml:space="preserve">(Étienne </w:t>
+      </w:r>
+      <w:proofErr w:type="spellStart"/>
+      <w:r>
+        <w:rPr>
+          <w:rFonts w:eastAsia="MS Mincho"/>
+          <w:lang w:val="fr-FR"/>
+        </w:rPr>
+        <w:t>Daxhelet</w:t>
+      </w:r>
+      <w:proofErr w:type="spellEnd"/>
+      <w:r>
+        <w:rPr>
+          <w:rFonts w:eastAsia="MS Mincho"/>
+          <w:lang w:val="fr-FR"/>
+        </w:rPr>
+        <w:t xml:space="preserve">, </w:t>
+      </w:r>
+      <w:r>
+        <w:rPr>
+          <w:rFonts w:eastAsia="MS Mincho"/>
+          <w:i/>
+          <w:lang w:val="fr-FR"/>
+        </w:rPr>
+        <w:t xml:space="preserve">Adrien </w:t>
+      </w:r>
+      <w:proofErr w:type="spellStart"/>
+      <w:r>
+        <w:rPr>
+          <w:rFonts w:eastAsia="MS Mincho"/>
+          <w:i/>
+          <w:lang w:val="fr-FR"/>
+        </w:rPr>
+        <w:t>Barlandus</w:t>
+      </w:r>
+      <w:proofErr w:type="spellEnd"/>
+      <w:r>
+        <w:rPr>
+          <w:rFonts w:eastAsia="MS Mincho"/>
+          <w:i/>
+          <w:lang w:val="fr-FR"/>
+        </w:rPr>
+        <w:t xml:space="preserve"> humaniste Belge 1486-1638: Sa Vie, Son </w:t>
+      </w:r>
+      <w:proofErr w:type="spellStart"/>
+      <w:r>
+        <w:rPr>
+          <w:rFonts w:eastAsia="MS Mincho"/>
+          <w:i/>
+          <w:lang w:val="fr-FR"/>
+        </w:rPr>
+        <w:t>Oeuvre</w:t>
+      </w:r>
+      <w:proofErr w:type="spellEnd"/>
+      <w:r>
+        <w:rPr>
+          <w:rFonts w:eastAsia="MS Mincho"/>
+          <w:i/>
+          <w:lang w:val="fr-FR"/>
+        </w:rPr>
+        <w:t>, Sa Personnalité</w:t>
+      </w:r>
+      <w:r>
+        <w:rPr>
+          <w:rFonts w:eastAsia="MS Mincho"/>
+          <w:lang w:val="fr-FR"/>
+        </w:rPr>
+        <w:t xml:space="preserve">, </w:t>
+      </w:r>
+      <w:proofErr w:type="spellStart"/>
+      <w:r>
+        <w:rPr>
+          <w:rFonts w:eastAsia="MS Mincho"/>
+          <w:lang w:val="fr-FR"/>
+        </w:rPr>
+        <w:t>Humanistica</w:t>
+      </w:r>
+      <w:proofErr w:type="spellEnd"/>
+      <w:r>
+        <w:rPr>
+          <w:rFonts w:eastAsia="MS Mincho"/>
+          <w:lang w:val="fr-FR"/>
+        </w:rPr>
+        <w:t xml:space="preserve"> </w:t>
+      </w:r>
+      <w:proofErr w:type="spellStart"/>
+      <w:r>
+        <w:rPr>
+          <w:rFonts w:eastAsia="MS Mincho"/>
+          <w:lang w:val="fr-FR"/>
+        </w:rPr>
+        <w:t>Lovaniensia</w:t>
+      </w:r>
+      <w:proofErr w:type="spellEnd"/>
+      <w:r>
+        <w:rPr>
+          <w:rFonts w:eastAsia="MS Mincho"/>
+          <w:lang w:val="fr-FR"/>
+        </w:rPr>
+        <w:t xml:space="preserve">, 6 (Leuven: </w:t>
+      </w:r>
+      <w:proofErr w:type="spellStart"/>
+      <w:r>
+        <w:rPr>
+          <w:rFonts w:eastAsia="MS Mincho"/>
+          <w:lang w:val="fr-FR"/>
+        </w:rPr>
+        <w:t>Uystpruyst</w:t>
+      </w:r>
+      <w:proofErr w:type="spellEnd"/>
+      <w:r>
+        <w:rPr>
+          <w:rFonts w:eastAsia="MS Mincho"/>
+          <w:lang w:val="fr-FR"/>
+        </w:rPr>
+        <w:t xml:space="preserve">, 1938), </w:t>
+      </w:r>
+      <w:proofErr w:type="spellStart"/>
+      <w:r>
+        <w:rPr>
+          <w:rFonts w:eastAsia="MS Mincho"/>
+          <w:lang w:val="fr-FR"/>
+        </w:rPr>
+        <w:t>Repr</w:t>
+      </w:r>
+      <w:proofErr w:type="spellEnd"/>
+      <w:r>
+        <w:rPr>
+          <w:rFonts w:eastAsia="MS Mincho"/>
+          <w:lang w:val="fr-FR"/>
+        </w:rPr>
+        <w:t xml:space="preserve">. </w:t>
+      </w:r>
+      <w:proofErr w:type="spellStart"/>
+      <w:r>
+        <w:rPr>
+          <w:rFonts w:eastAsia="MS Mincho"/>
+          <w:lang w:val="fr-FR"/>
+        </w:rPr>
+        <w:t>Nendeln</w:t>
+      </w:r>
+      <w:proofErr w:type="spellEnd"/>
+      <w:r>
+        <w:rPr>
+          <w:rFonts w:eastAsia="MS Mincho"/>
+          <w:lang w:val="fr-FR"/>
+        </w:rPr>
+        <w:t>, Liechtenstein: Kraus Reprint Ltd., 1967), pp. 210-212)</w:t>
       </w:r>
     </w:p>
     <w:p>
@@ -416,22 +4272,23 @@
           <w:rFonts w:eastAsia="MS Mincho"/>
           <w:lang w:val="fr-FR"/>
         </w:rPr>
-        <w:t xml:space="preserve">(Étienne Daxhelet, </w:t>
-      </w:r>
-      <w:r>
-        <w:rPr>
-          <w:rFonts w:eastAsia="MS Mincho"/>
-          <w:i/>
-          <w:lang w:val="fr-FR"/>
-        </w:rPr>
-        <w:t>Adrien Barlandus humaniste Belge 1486-1638: Sa Vie, Son Oeuvre, Sa Personnalité</w:t>
-      </w:r>
-      <w:r>
-        <w:rPr>
-          <w:rFonts w:eastAsia="MS Mincho"/>
-          <w:lang w:val="fr-FR"/>
-        </w:rPr>
-        <w:t>, Humanistica Lovaniensia, 6 (Leuven: Uystpruyst, 1938), Repr. Nendeln, Liechtenstein: Kraus Reprint Ltd., 1967), pp. 210-212)</w:t>
+        <w:t xml:space="preserve">[original </w:t>
+      </w:r>
+      <w:proofErr w:type="spellStart"/>
+      <w:r>
+        <w:rPr>
+          <w:rFonts w:eastAsia="MS Mincho"/>
+          <w:lang w:val="fr-FR"/>
+        </w:rPr>
+        <w:t>spelling</w:t>
+      </w:r>
+      <w:proofErr w:type="spellEnd"/>
+      <w:r>
+        <w:rPr>
+          <w:rFonts w:eastAsia="MS Mincho"/>
+          <w:lang w:val="fr-FR"/>
+        </w:rPr>
+        <w:t>]</w:t>
       </w:r>
     </w:p>
     <w:p>
@@ -449,18 +4306,236 @@
           <w:lang w:val="fr-FR"/>
         </w:rPr>
       </w:pPr>
-      <w:r>
-        <w:rPr>
-          <w:rFonts w:eastAsia="MS Mincho"/>
-          <w:lang w:val="fr-FR"/>
-        </w:rPr>
-        <w:t>[original spelling]</w:t>
+      <w:proofErr w:type="spellStart"/>
+      <w:r>
+        <w:rPr>
+          <w:rFonts w:eastAsia="MS Mincho"/>
+          <w:lang w:val="fr-FR"/>
+        </w:rPr>
+        <w:t>Recitatus</w:t>
+      </w:r>
+      <w:proofErr w:type="spellEnd"/>
+      <w:r>
+        <w:rPr>
+          <w:rFonts w:eastAsia="MS Mincho"/>
+          <w:lang w:val="fr-FR"/>
+        </w:rPr>
+        <w:t xml:space="preserve"> </w:t>
+      </w:r>
+      <w:proofErr w:type="spellStart"/>
+      <w:r>
+        <w:rPr>
+          <w:rFonts w:eastAsia="MS Mincho"/>
+          <w:lang w:val="fr-FR"/>
+        </w:rPr>
+        <w:t>Dialogus</w:t>
+      </w:r>
+      <w:proofErr w:type="spellEnd"/>
+      <w:r>
+        <w:rPr>
+          <w:rFonts w:eastAsia="MS Mincho"/>
+          <w:lang w:val="fr-FR"/>
+        </w:rPr>
+        <w:t xml:space="preserve"> Loco </w:t>
+      </w:r>
+      <w:proofErr w:type="spellStart"/>
+      <w:r>
+        <w:rPr>
+          <w:rFonts w:eastAsia="MS Mincho"/>
+          <w:lang w:val="fr-FR"/>
+        </w:rPr>
+        <w:t>Porlogi</w:t>
+      </w:r>
+      <w:proofErr w:type="spellEnd"/>
+      <w:r>
+        <w:rPr>
+          <w:rFonts w:eastAsia="MS Mincho"/>
+          <w:lang w:val="fr-FR"/>
+        </w:rPr>
+        <w:t xml:space="preserve"> cum </w:t>
+      </w:r>
+      <w:proofErr w:type="spellStart"/>
+      <w:r>
+        <w:rPr>
+          <w:rFonts w:eastAsia="MS Mincho"/>
+          <w:lang w:val="fr-FR"/>
+        </w:rPr>
+        <w:t>Louanij</w:t>
+      </w:r>
+      <w:proofErr w:type="spellEnd"/>
+      <w:r>
+        <w:rPr>
+          <w:rFonts w:eastAsia="MS Mincho"/>
+          <w:lang w:val="fr-FR"/>
+        </w:rPr>
+        <w:t xml:space="preserve">, in </w:t>
+      </w:r>
+      <w:proofErr w:type="spellStart"/>
+      <w:r>
+        <w:rPr>
+          <w:rFonts w:eastAsia="MS Mincho"/>
+          <w:lang w:val="fr-FR"/>
+        </w:rPr>
+        <w:t>Gymnasio</w:t>
+      </w:r>
+      <w:proofErr w:type="spellEnd"/>
+      <w:r>
+        <w:rPr>
+          <w:rFonts w:eastAsia="MS Mincho"/>
+          <w:lang w:val="fr-FR"/>
+        </w:rPr>
+        <w:t xml:space="preserve"> </w:t>
+      </w:r>
+      <w:proofErr w:type="spellStart"/>
+      <w:r>
+        <w:rPr>
+          <w:rFonts w:eastAsia="MS Mincho"/>
+          <w:lang w:val="fr-FR"/>
+        </w:rPr>
+        <w:t>Standonico</w:t>
+      </w:r>
+      <w:proofErr w:type="spellEnd"/>
+      <w:r>
+        <w:rPr>
+          <w:rFonts w:eastAsia="MS Mincho"/>
+          <w:lang w:val="fr-FR"/>
+        </w:rPr>
+        <w:t xml:space="preserve"> </w:t>
+      </w:r>
+      <w:proofErr w:type="spellStart"/>
+      <w:r>
+        <w:rPr>
+          <w:rFonts w:eastAsia="MS Mincho"/>
+          <w:lang w:val="fr-FR"/>
+        </w:rPr>
+        <w:t>publice</w:t>
+      </w:r>
+      <w:proofErr w:type="spellEnd"/>
+      <w:r>
+        <w:rPr>
+          <w:rFonts w:eastAsia="MS Mincho"/>
+          <w:lang w:val="fr-FR"/>
+        </w:rPr>
+        <w:t xml:space="preserve"> </w:t>
+      </w:r>
+      <w:proofErr w:type="spellStart"/>
+      <w:r>
+        <w:rPr>
+          <w:rFonts w:eastAsia="MS Mincho"/>
+          <w:lang w:val="fr-FR"/>
+        </w:rPr>
+        <w:t>exhiberetur</w:t>
+      </w:r>
+      <w:proofErr w:type="spellEnd"/>
+      <w:r>
+        <w:rPr>
+          <w:rFonts w:eastAsia="MS Mincho"/>
+          <w:lang w:val="fr-FR"/>
+        </w:rPr>
+        <w:t xml:space="preserve"> </w:t>
+      </w:r>
+      <w:proofErr w:type="spellStart"/>
+      <w:r>
+        <w:rPr>
+          <w:rFonts w:eastAsia="MS Mincho"/>
+          <w:lang w:val="fr-FR"/>
+        </w:rPr>
+        <w:t>Hecuba</w:t>
+      </w:r>
+      <w:proofErr w:type="spellEnd"/>
+      <w:r>
+        <w:rPr>
+          <w:rFonts w:eastAsia="MS Mincho"/>
+          <w:lang w:val="fr-FR"/>
+        </w:rPr>
+        <w:t xml:space="preserve"> </w:t>
+      </w:r>
+      <w:proofErr w:type="spellStart"/>
+      <w:r>
+        <w:rPr>
+          <w:rFonts w:eastAsia="MS Mincho"/>
+          <w:lang w:val="fr-FR"/>
+        </w:rPr>
+        <w:t>Euripedis</w:t>
+      </w:r>
+      <w:proofErr w:type="spellEnd"/>
+      <w:r>
+        <w:rPr>
+          <w:rFonts w:eastAsia="MS Mincho"/>
+          <w:lang w:val="fr-FR"/>
+        </w:rPr>
+        <w:t xml:space="preserve"> </w:t>
+      </w:r>
+      <w:proofErr w:type="spellStart"/>
+      <w:r>
+        <w:rPr>
+          <w:rFonts w:eastAsia="MS Mincho"/>
+          <w:lang w:val="fr-FR"/>
+        </w:rPr>
+        <w:t>Tragoedia</w:t>
+      </w:r>
+      <w:proofErr w:type="spellEnd"/>
+      <w:r>
+        <w:rPr>
+          <w:rFonts w:eastAsia="MS Mincho"/>
+          <w:lang w:val="fr-FR"/>
+        </w:rPr>
+        <w:t xml:space="preserve">, Anno post </w:t>
+      </w:r>
+      <w:proofErr w:type="spellStart"/>
+      <w:r>
+        <w:rPr>
+          <w:rFonts w:eastAsia="MS Mincho"/>
+          <w:lang w:val="fr-FR"/>
+        </w:rPr>
+        <w:t>natum</w:t>
+      </w:r>
+      <w:proofErr w:type="spellEnd"/>
+      <w:r>
+        <w:rPr>
+          <w:rFonts w:eastAsia="MS Mincho"/>
+          <w:lang w:val="fr-FR"/>
+        </w:rPr>
+        <w:t xml:space="preserve"> in terris </w:t>
+      </w:r>
+      <w:proofErr w:type="spellStart"/>
+      <w:r>
+        <w:rPr>
+          <w:rFonts w:eastAsia="MS Mincho"/>
+          <w:lang w:val="fr-FR"/>
+        </w:rPr>
+        <w:t>Christum</w:t>
+      </w:r>
+      <w:proofErr w:type="spellEnd"/>
+      <w:r>
+        <w:rPr>
+          <w:rFonts w:eastAsia="MS Mincho"/>
+          <w:lang w:val="fr-FR"/>
+        </w:rPr>
+        <w:t xml:space="preserve">. M. quingentesimo Sexto. Mense </w:t>
+      </w:r>
+      <w:proofErr w:type="spellStart"/>
+      <w:r>
+        <w:rPr>
+          <w:rFonts w:eastAsia="MS Mincho"/>
+          <w:lang w:val="fr-FR"/>
+        </w:rPr>
+        <w:t>Septembri</w:t>
+      </w:r>
+      <w:proofErr w:type="spellEnd"/>
+      <w:r>
+        <w:rPr>
+          <w:rFonts w:eastAsia="MS Mincho"/>
+          <w:lang w:val="fr-FR"/>
+        </w:rPr>
+        <w:t>.</w:t>
       </w:r>
     </w:p>
     <w:p>
       <w:pPr>
         <w:rPr>
           <w:rFonts w:eastAsia="MS Mincho"/>
+          <w:i/>
           <w:lang w:val="fr-FR"/>
         </w:rPr>
       </w:pPr>
@@ -472,19 +4547,59 @@
           <w:lang w:val="fr-FR"/>
         </w:rPr>
       </w:pPr>
-      <w:r>
-        <w:rPr>
-          <w:rFonts w:eastAsia="MS Mincho"/>
-          <w:lang w:val="fr-FR"/>
-        </w:rPr>
-        <w:t>Recitatus Dialogus Loco Porlogi cum Louanij, in Gymnasio Standonico publice exhiberetur Hecuba Euripedis Tragoedia, Anno post natum in terris Christum. M. quingentesimo Sexto. Mense Septembri.</w:t>
+      <w:proofErr w:type="spellStart"/>
+      <w:r>
+        <w:rPr>
+          <w:rFonts w:eastAsia="MS Mincho"/>
+          <w:lang w:val="fr-FR"/>
+        </w:rPr>
+        <w:t>Anionivs</w:t>
+      </w:r>
+      <w:proofErr w:type="spellEnd"/>
+      <w:r>
+        <w:rPr>
+          <w:rFonts w:eastAsia="MS Mincho"/>
+          <w:lang w:val="fr-FR"/>
+        </w:rPr>
+        <w:t xml:space="preserve"> </w:t>
+      </w:r>
+      <w:proofErr w:type="spellStart"/>
+      <w:r>
+        <w:rPr>
+          <w:rFonts w:eastAsia="MS Mincho"/>
+          <w:lang w:val="fr-FR"/>
+        </w:rPr>
+        <w:t>Pontanvs</w:t>
+      </w:r>
+      <w:proofErr w:type="spellEnd"/>
+      <w:r>
+        <w:rPr>
+          <w:rFonts w:eastAsia="MS Mincho"/>
+          <w:lang w:val="fr-FR"/>
+        </w:rPr>
+        <w:t xml:space="preserve">, </w:t>
+      </w:r>
+      <w:proofErr w:type="spellStart"/>
+      <w:r>
+        <w:rPr>
+          <w:rFonts w:eastAsia="MS Mincho"/>
+          <w:lang w:val="fr-FR"/>
+        </w:rPr>
+        <w:t>Novellinus</w:t>
+      </w:r>
+      <w:proofErr w:type="spellEnd"/>
+      <w:r>
+        <w:rPr>
+          <w:rFonts w:eastAsia="MS Mincho"/>
+          <w:lang w:val="fr-FR"/>
+        </w:rPr>
+        <w:t xml:space="preserve">. </w:t>
       </w:r>
     </w:p>
     <w:p>
       <w:pPr>
         <w:rPr>
           <w:rFonts w:eastAsia="MS Mincho"/>
-          <w:i/>
           <w:lang w:val="fr-FR"/>
         </w:rPr>
       </w:pPr>
@@ -493,7 +4608,7 @@
       <w:pPr>
         <w:rPr>
           <w:rFonts w:eastAsia="MS Mincho"/>
-          <w:lang w:val="fr-FR"/>
+          <w:lang w:val="it-IT"/>
         </w:rPr>
       </w:pPr>
       <w:r>
@@ -501,16 +4616,140 @@
           <w:rFonts w:eastAsia="MS Mincho"/>
           <w:lang w:val="fr-FR"/>
         </w:rPr>
-        <w:t xml:space="preserve">Anionivs Pontanvs, Novellinus. </w:t>
+        <w:t xml:space="preserve">Nov. </w:t>
+      </w:r>
+      <w:proofErr w:type="spellStart"/>
+      <w:r>
+        <w:rPr>
+          <w:rFonts w:eastAsia="MS Mincho"/>
+          <w:lang w:val="fr-FR"/>
+        </w:rPr>
+        <w:t>Euge</w:t>
+      </w:r>
+      <w:proofErr w:type="spellEnd"/>
+      <w:r>
+        <w:rPr>
+          <w:rFonts w:eastAsia="MS Mincho"/>
+          <w:lang w:val="fr-FR"/>
+        </w:rPr>
+        <w:t xml:space="preserve"> mi </w:t>
+      </w:r>
+      <w:proofErr w:type="spellStart"/>
+      <w:r>
+        <w:rPr>
+          <w:rFonts w:eastAsia="MS Mincho"/>
+          <w:lang w:val="fr-FR"/>
+        </w:rPr>
+        <w:t>lepidissime</w:t>
+      </w:r>
+      <w:proofErr w:type="spellEnd"/>
+      <w:r>
+        <w:rPr>
+          <w:rFonts w:eastAsia="MS Mincho"/>
+          <w:lang w:val="fr-FR"/>
+        </w:rPr>
+        <w:t xml:space="preserve"> Antoni </w:t>
+      </w:r>
+      <w:proofErr w:type="spellStart"/>
+      <w:r>
+        <w:rPr>
+          <w:rFonts w:eastAsia="MS Mincho"/>
+          <w:lang w:val="fr-FR"/>
+        </w:rPr>
+        <w:t>Pontane</w:t>
+      </w:r>
+      <w:proofErr w:type="spellEnd"/>
+      <w:r>
+        <w:rPr>
+          <w:rFonts w:eastAsia="MS Mincho"/>
+          <w:lang w:val="fr-FR"/>
+        </w:rPr>
+        <w:t xml:space="preserve">. </w:t>
+      </w:r>
+      <w:r>
+        <w:rPr>
+          <w:rFonts w:eastAsia="MS Mincho"/>
+          <w:lang w:val="en-GB"/>
+        </w:rPr>
+        <w:t xml:space="preserve">Tandem nobis </w:t>
+      </w:r>
+      <w:proofErr w:type="spellStart"/>
+      <w:r>
+        <w:rPr>
+          <w:rFonts w:eastAsia="MS Mincho"/>
+          <w:lang w:val="en-GB"/>
+        </w:rPr>
+        <w:t>redditus</w:t>
+      </w:r>
+      <w:proofErr w:type="spellEnd"/>
+      <w:r>
+        <w:rPr>
+          <w:rFonts w:eastAsia="MS Mincho"/>
+          <w:lang w:val="en-GB"/>
+        </w:rPr>
+        <w:t xml:space="preserve"> es? </w:t>
+      </w:r>
+      <w:r>
+        <w:rPr>
+          <w:rFonts w:eastAsia="MS Mincho"/>
+          <w:lang w:val="en-US"/>
+        </w:rPr>
+        <w:t xml:space="preserve">Nam mihi </w:t>
+      </w:r>
+      <w:proofErr w:type="spellStart"/>
+      <w:r>
+        <w:rPr>
+          <w:rFonts w:eastAsia="MS Mincho"/>
+          <w:lang w:val="en-US"/>
+        </w:rPr>
+        <w:t>uideris</w:t>
+      </w:r>
+      <w:proofErr w:type="spellEnd"/>
+      <w:r>
+        <w:rPr>
+          <w:rFonts w:eastAsia="MS Mincho"/>
+          <w:lang w:val="en-US"/>
+        </w:rPr>
+        <w:t xml:space="preserve"> </w:t>
+      </w:r>
+      <w:proofErr w:type="spellStart"/>
+      <w:r>
+        <w:rPr>
+          <w:rFonts w:eastAsia="MS Mincho"/>
+          <w:lang w:val="en-US"/>
+        </w:rPr>
+        <w:t>abfuisse</w:t>
+      </w:r>
+      <w:proofErr w:type="spellEnd"/>
+      <w:r>
+        <w:rPr>
+          <w:rFonts w:eastAsia="MS Mincho"/>
+          <w:lang w:val="en-US"/>
+        </w:rPr>
+        <w:t xml:space="preserve"> saeculum. </w:t>
+      </w:r>
+      <w:r>
+        <w:rPr>
+          <w:rFonts w:eastAsia="MS Mincho"/>
+          <w:lang w:val="it-IT"/>
+        </w:rPr>
+        <w:t>Quae te interim terrarum habuit regio? Vbi terrarum egisti interea?</w:t>
       </w:r>
     </w:p>
     <w:p>
       <w:pPr>
         <w:rPr>
           <w:rFonts w:eastAsia="MS Mincho"/>
-          <w:lang w:val="fr-FR"/>
+          <w:lang w:val="it-IT"/>
         </w:rPr>
       </w:pPr>
+      <w:r>
+        <w:rPr>
+          <w:rFonts w:eastAsia="MS Mincho"/>
+          <w:lang w:val="it-IT"/>
+        </w:rPr>
+        <w:t>AN. Erronem egi, huc &amp; illuc cursitans.</w:t>
+      </w:r>
     </w:p>
     <w:p>
       <w:pPr>
@@ -522,30 +4761,9 @@
       <w:r>
         <w:rPr>
           <w:rFonts w:eastAsia="MS Mincho"/>
-          <w:lang w:val="fr-FR"/>
-        </w:rPr>
-        <w:t xml:space="preserve">Nov. Euge mi lepidissime Antoni Pontane. </w:t>
-      </w:r>
-      <w:r>
-        <w:rPr>
-          <w:rFonts w:eastAsia="MS Mincho"/>
-          <w:lang w:val="en-GB"/>
-        </w:rPr>
-        <w:t xml:space="preserve">Tandem nobis redditus es? </w:t>
-      </w:r>
-      <w:r>
-        <w:rPr>
-          <w:rFonts w:eastAsia="MS Mincho"/>
-          <w:lang w:val="en-US"/>
-        </w:rPr>
-        <w:t xml:space="preserve">Nam mihi uideris abfuisse saeculum. </w:t>
-      </w:r>
-      <w:r>
-        <w:rPr>
-          <w:rFonts w:eastAsia="MS Mincho"/>
           <w:lang w:val="it-IT"/>
         </w:rPr>
-        <w:t>Quae te interim terrarum habuit regio? Vbi terrarum egisti interea?</w:t>
+        <w:t>No. Prudentior igitur nobis redeas oportet, neque enim alia uia quidam perueniri ad sapientiam existimant, quam obeundis regionibus, cominus noscendis omnis generis</w:t>
       </w:r>
     </w:p>
     <w:p>
@@ -560,7 +4778,7 @@
           <w:rFonts w:eastAsia="MS Mincho"/>
           <w:lang w:val="it-IT"/>
         </w:rPr>
-        <w:t>AN. Erronem egi, huc &amp; illuc cursitans.</w:t>
+        <w:t>mortalium ingenijs.</w:t>
       </w:r>
     </w:p>
     <w:p>
@@ -575,13 +4793,12 @@
           <w:rFonts w:eastAsia="MS Mincho"/>
           <w:lang w:val="it-IT"/>
         </w:rPr>
-        <w:t>No. Prudentior igitur nobis redeas oportet, neque enim alia uia quidam perueniri ad sapientiam existimant, quam obeundis regionibus, cominus noscendis omnis generis</w:t>
+        <w:t>AN. Quantum hinc prudentiae collegerim nescio, Vtinam nihil etiam aecesserit malitiae.</w:t>
       </w:r>
     </w:p>
     <w:p>
       <w:pPr>
         <w:rPr>
-          <w:rFonts w:eastAsia="MS Mincho"/>
           <w:lang w:val="it-IT"/>
         </w:rPr>
       </w:pPr>
@@ -590,7 +4807,7 @@
           <w:rFonts w:eastAsia="MS Mincho"/>
           <w:lang w:val="it-IT"/>
         </w:rPr>
-        <w:t>mortalium ingenijs.</w:t>
+        <w:t>No. Fuisti ne Venetijs?</w:t>
       </w:r>
     </w:p>
     <w:p>
@@ -605,12 +4822,13 @@
           <w:rFonts w:eastAsia="MS Mincho"/>
           <w:lang w:val="it-IT"/>
         </w:rPr>
-        <w:t>AN. Quantum hinc prudentiae collegerim nescio, Vtinam nihil etiam aecesserit malitiae.</w:t>
+        <w:t>AN. Fui.</w:t>
       </w:r>
     </w:p>
     <w:p>
       <w:pPr>
         <w:rPr>
+          <w:rFonts w:eastAsia="MS Mincho"/>
           <w:lang w:val="it-IT"/>
         </w:rPr>
       </w:pPr>
@@ -619,7 +4837,7 @@
           <w:rFonts w:eastAsia="MS Mincho"/>
           <w:lang w:val="it-IT"/>
         </w:rPr>
-        <w:t>No. Fuisti ne Venetijs?</w:t>
+        <w:t>No. Hac in urbe sapientiam habitare sunt qui dicere audeant.</w:t>
       </w:r>
     </w:p>
     <w:p>
@@ -632,9 +4850,48 @@
       <w:r>
         <w:rPr>
           <w:rFonts w:eastAsia="MS Mincho"/>
+          <w:lang w:val="en-GB"/>
+        </w:rPr>
+        <w:t xml:space="preserve">AN. </w:t>
+      </w:r>
+      <w:proofErr w:type="spellStart"/>
+      <w:r>
+        <w:rPr>
+          <w:rFonts w:eastAsia="MS Mincho"/>
+          <w:lang w:val="en-GB"/>
+        </w:rPr>
+        <w:t>Plusculum</w:t>
+      </w:r>
+      <w:proofErr w:type="spellEnd"/>
+      <w:r>
+        <w:rPr>
+          <w:rFonts w:eastAsia="MS Mincho"/>
+          <w:lang w:val="en-GB"/>
+        </w:rPr>
+        <w:t xml:space="preserve"> hic temporis </w:t>
+      </w:r>
+      <w:proofErr w:type="spellStart"/>
+      <w:r>
+        <w:rPr>
+          <w:rFonts w:eastAsia="MS Mincho"/>
+          <w:lang w:val="en-GB"/>
+        </w:rPr>
+        <w:t>egi</w:t>
+      </w:r>
+      <w:proofErr w:type="spellEnd"/>
+      <w:r>
+        <w:rPr>
+          <w:rFonts w:eastAsia="MS Mincho"/>
+          <w:lang w:val="en-GB"/>
+        </w:rPr>
+        <w:t xml:space="preserve">. </w:t>
+      </w:r>
+      <w:r>
+        <w:rPr>
+          <w:rFonts w:eastAsia="MS Mincho"/>
           <w:lang w:val="it-IT"/>
         </w:rPr>
-        <w:t>AN. Fui.</w:t>
+        <w:t>Dum mores ciuitatis, dum ciuium ingenia norcere studeo, auarissimos inuenio &amp; elatissimos omnium mortalium.</w:t>
       </w:r>
     </w:p>
     <w:p>
@@ -649,7 +4906,7 @@
           <w:rFonts w:eastAsia="MS Mincho"/>
           <w:lang w:val="it-IT"/>
         </w:rPr>
-        <w:t>No. Hac in urbe sapientiam habitare sunt qui dicere audeant.</w:t>
+        <w:t>No. Videras ne antea Gallias?</w:t>
       </w:r>
     </w:p>
     <w:p>
@@ -662,16 +4919,9 @@
       <w:r>
         <w:rPr>
           <w:rFonts w:eastAsia="MS Mincho"/>
-          <w:lang w:val="en-GB"/>
-        </w:rPr>
-        <w:t xml:space="preserve">AN. Plusculum hic temporis egi. </w:t>
-      </w:r>
-      <w:r>
-        <w:rPr>
-          <w:rFonts w:eastAsia="MS Mincho"/>
           <w:lang w:val="it-IT"/>
         </w:rPr>
-        <w:t>Dum mores ciuitatis, dum ciuium ingenia norcere studeo, auarissimos inuenio &amp; elatissimos omnium mortalium.</w:t>
+        <w:t>AN. Huius regionis oppida celebriora audieram.</w:t>
       </w:r>
     </w:p>
     <w:p>
@@ -686,22 +4936,230 @@
           <w:rFonts w:eastAsia="MS Mincho"/>
           <w:lang w:val="it-IT"/>
         </w:rPr>
-        <w:t>No. Videras ne antea Gallias?</w:t>
+        <w:t>No. Hinc nihil prudentiae hausisti?</w:t>
       </w:r>
     </w:p>
     <w:p>
       <w:pPr>
         <w:rPr>
           <w:rFonts w:eastAsia="MS Mincho"/>
-          <w:lang w:val="it-IT"/>
+          <w:lang w:val="fr-FR"/>
         </w:rPr>
       </w:pPr>
       <w:r>
         <w:rPr>
           <w:rFonts w:eastAsia="MS Mincho"/>
-          <w:lang w:val="it-IT"/>
-        </w:rPr>
-        <w:t>AN. Huius regionis oppida celebriora audieram.</w:t>
+          <w:lang w:val="fr-FR"/>
+        </w:rPr>
+        <w:t xml:space="preserve">AN. </w:t>
+      </w:r>
+      <w:proofErr w:type="spellStart"/>
+      <w:r>
+        <w:rPr>
+          <w:rFonts w:eastAsia="MS Mincho"/>
+          <w:lang w:val="fr-FR"/>
+        </w:rPr>
+        <w:t>Prudentiae</w:t>
+      </w:r>
+      <w:proofErr w:type="spellEnd"/>
+      <w:r>
+        <w:rPr>
+          <w:rFonts w:eastAsia="MS Mincho"/>
+          <w:lang w:val="fr-FR"/>
+        </w:rPr>
+        <w:t xml:space="preserve"> ne pilum </w:t>
+      </w:r>
+      <w:proofErr w:type="spellStart"/>
+      <w:r>
+        <w:rPr>
+          <w:rFonts w:eastAsia="MS Mincho"/>
+          <w:lang w:val="fr-FR"/>
+        </w:rPr>
+        <w:t>quidem</w:t>
+      </w:r>
+      <w:proofErr w:type="spellEnd"/>
+      <w:r>
+        <w:rPr>
+          <w:rFonts w:eastAsia="MS Mincho"/>
+          <w:lang w:val="fr-FR"/>
+        </w:rPr>
+        <w:t xml:space="preserve">, </w:t>
+      </w:r>
+      <w:proofErr w:type="spellStart"/>
+      <w:r>
+        <w:rPr>
+          <w:rFonts w:eastAsia="MS Mincho"/>
+          <w:lang w:val="fr-FR"/>
+        </w:rPr>
+        <w:t>Stultitiae</w:t>
+      </w:r>
+      <w:proofErr w:type="spellEnd"/>
+      <w:r>
+        <w:rPr>
+          <w:rFonts w:eastAsia="MS Mincho"/>
+          <w:lang w:val="fr-FR"/>
+        </w:rPr>
+        <w:t xml:space="preserve"> </w:t>
+      </w:r>
+      <w:proofErr w:type="spellStart"/>
+      <w:r>
+        <w:rPr>
+          <w:rFonts w:eastAsia="MS Mincho"/>
+          <w:lang w:val="fr-FR"/>
+        </w:rPr>
+        <w:t>plurimum</w:t>
+      </w:r>
+      <w:proofErr w:type="spellEnd"/>
+      <w:r>
+        <w:rPr>
+          <w:rFonts w:eastAsia="MS Mincho"/>
+          <w:lang w:val="fr-FR"/>
+        </w:rPr>
+        <w:t xml:space="preserve">. Annus </w:t>
+      </w:r>
+      <w:proofErr w:type="spellStart"/>
+      <w:r>
+        <w:rPr>
+          <w:rFonts w:eastAsia="MS Mincho"/>
+          <w:lang w:val="fr-FR"/>
+        </w:rPr>
+        <w:t>ipse</w:t>
+      </w:r>
+      <w:proofErr w:type="spellEnd"/>
+      <w:r>
+        <w:rPr>
+          <w:rFonts w:eastAsia="MS Mincho"/>
+          <w:lang w:val="fr-FR"/>
+        </w:rPr>
+        <w:t xml:space="preserve"> non </w:t>
+      </w:r>
+      <w:proofErr w:type="spellStart"/>
+      <w:r>
+        <w:rPr>
+          <w:rFonts w:eastAsia="MS Mincho"/>
+          <w:lang w:val="fr-FR"/>
+        </w:rPr>
+        <w:t>tam</w:t>
+      </w:r>
+      <w:proofErr w:type="spellEnd"/>
+      <w:r>
+        <w:rPr>
+          <w:rFonts w:eastAsia="MS Mincho"/>
+          <w:lang w:val="fr-FR"/>
+        </w:rPr>
+        <w:t xml:space="preserve"> </w:t>
+      </w:r>
+      <w:proofErr w:type="spellStart"/>
+      <w:r>
+        <w:rPr>
+          <w:rFonts w:eastAsia="MS Mincho"/>
+          <w:lang w:val="fr-FR"/>
+        </w:rPr>
+        <w:t>uarius</w:t>
+      </w:r>
+      <w:proofErr w:type="spellEnd"/>
+      <w:r>
+        <w:rPr>
+          <w:rFonts w:eastAsia="MS Mincho"/>
+          <w:lang w:val="fr-FR"/>
+        </w:rPr>
+        <w:t xml:space="preserve"> </w:t>
+      </w:r>
+      <w:proofErr w:type="spellStart"/>
+      <w:r>
+        <w:rPr>
+          <w:rFonts w:eastAsia="MS Mincho"/>
+          <w:lang w:val="fr-FR"/>
+        </w:rPr>
+        <w:t>neque</w:t>
+      </w:r>
+      <w:proofErr w:type="spellEnd"/>
+      <w:r>
+        <w:rPr>
+          <w:rFonts w:eastAsia="MS Mincho"/>
+          <w:lang w:val="fr-FR"/>
+        </w:rPr>
+        <w:t xml:space="preserve"> </w:t>
+      </w:r>
+      <w:proofErr w:type="spellStart"/>
+      <w:r>
+        <w:rPr>
+          <w:rFonts w:eastAsia="MS Mincho"/>
+          <w:lang w:val="fr-FR"/>
+        </w:rPr>
+        <w:t>tam</w:t>
+      </w:r>
+      <w:proofErr w:type="spellEnd"/>
+      <w:r>
+        <w:rPr>
+          <w:rFonts w:eastAsia="MS Mincho"/>
+          <w:lang w:val="fr-FR"/>
+        </w:rPr>
+        <w:t xml:space="preserve"> </w:t>
+      </w:r>
+      <w:proofErr w:type="spellStart"/>
+      <w:r>
+        <w:rPr>
+          <w:rFonts w:eastAsia="MS Mincho"/>
+          <w:lang w:val="fr-FR"/>
+        </w:rPr>
+        <w:t>mutabilis</w:t>
+      </w:r>
+      <w:proofErr w:type="spellEnd"/>
+      <w:r>
+        <w:rPr>
+          <w:rFonts w:eastAsia="MS Mincho"/>
+          <w:lang w:val="fr-FR"/>
+        </w:rPr>
+        <w:t xml:space="preserve"> est, </w:t>
+      </w:r>
+      <w:proofErr w:type="spellStart"/>
+      <w:r>
+        <w:rPr>
+          <w:rFonts w:eastAsia="MS Mincho"/>
+          <w:lang w:val="fr-FR"/>
+        </w:rPr>
+        <w:t>quam</w:t>
+      </w:r>
+      <w:proofErr w:type="spellEnd"/>
+      <w:r>
+        <w:rPr>
+          <w:rFonts w:eastAsia="MS Mincho"/>
+          <w:lang w:val="fr-FR"/>
+        </w:rPr>
+        <w:t xml:space="preserve"> hic </w:t>
+      </w:r>
+      <w:proofErr w:type="spellStart"/>
+      <w:r>
+        <w:rPr>
+          <w:rFonts w:eastAsia="MS Mincho"/>
+          <w:lang w:val="fr-FR"/>
+        </w:rPr>
+        <w:t>incolarum</w:t>
+      </w:r>
+      <w:proofErr w:type="spellEnd"/>
+      <w:r>
+        <w:rPr>
+          <w:rFonts w:eastAsia="MS Mincho"/>
+          <w:lang w:val="fr-FR"/>
+        </w:rPr>
+        <w:t xml:space="preserve"> </w:t>
+      </w:r>
+      <w:proofErr w:type="spellStart"/>
+      <w:r>
+        <w:rPr>
+          <w:rFonts w:eastAsia="MS Mincho"/>
+          <w:lang w:val="fr-FR"/>
+        </w:rPr>
+        <w:t>ingenia</w:t>
+      </w:r>
+      <w:proofErr w:type="spellEnd"/>
+      <w:r>
+        <w:rPr>
+          <w:rFonts w:eastAsia="MS Mincho"/>
+          <w:lang w:val="fr-FR"/>
+        </w:rPr>
+        <w:t>.</w:t>
       </w:r>
     </w:p>
     <w:p>
@@ -716,7 +5174,7 @@
           <w:rFonts w:eastAsia="MS Mincho"/>
           <w:lang w:val="it-IT"/>
         </w:rPr>
-        <w:t>No. Hinc nihil prudentiae hausisti?</w:t>
+        <w:t>No. Venisti tandem Romam opinor.</w:t>
       </w:r>
     </w:p>
     <w:p>
@@ -731,22 +5189,390 @@
           <w:rFonts w:eastAsia="MS Mincho"/>
           <w:lang w:val="fr-FR"/>
         </w:rPr>
-        <w:t>AN. Prudentiae ne pilum quidem, Stultitiae plurimum. Annus ipse non tam uarius neque tam mutabilis est, quam hic incolarum ingenia.</w:t>
+        <w:t xml:space="preserve">AN. </w:t>
+      </w:r>
+      <w:proofErr w:type="spellStart"/>
+      <w:r>
+        <w:rPr>
+          <w:rFonts w:eastAsia="MS Mincho"/>
+          <w:lang w:val="fr-FR"/>
+        </w:rPr>
+        <w:t>Veni</w:t>
+      </w:r>
+      <w:proofErr w:type="spellEnd"/>
+      <w:r>
+        <w:rPr>
+          <w:rFonts w:eastAsia="MS Mincho"/>
+          <w:lang w:val="fr-FR"/>
+        </w:rPr>
+        <w:t xml:space="preserve">, &amp; </w:t>
+      </w:r>
+      <w:proofErr w:type="spellStart"/>
+      <w:r>
+        <w:rPr>
+          <w:rFonts w:eastAsia="MS Mincho"/>
+          <w:lang w:val="fr-FR"/>
+        </w:rPr>
+        <w:t>uenisse</w:t>
+      </w:r>
+      <w:proofErr w:type="spellEnd"/>
+      <w:r>
+        <w:rPr>
+          <w:rFonts w:eastAsia="MS Mincho"/>
+          <w:lang w:val="fr-FR"/>
+        </w:rPr>
+        <w:t xml:space="preserve"> non semel </w:t>
+      </w:r>
+      <w:proofErr w:type="spellStart"/>
+      <w:r>
+        <w:rPr>
+          <w:rFonts w:eastAsia="MS Mincho"/>
+          <w:lang w:val="fr-FR"/>
+        </w:rPr>
+        <w:t>poenituit</w:t>
+      </w:r>
+      <w:proofErr w:type="spellEnd"/>
+      <w:r>
+        <w:rPr>
+          <w:rFonts w:eastAsia="MS Mincho"/>
+          <w:lang w:val="fr-FR"/>
+        </w:rPr>
+        <w:t xml:space="preserve">. </w:t>
+      </w:r>
+      <w:proofErr w:type="spellStart"/>
+      <w:r>
+        <w:rPr>
+          <w:rFonts w:eastAsia="MS Mincho"/>
+          <w:lang w:val="fr-FR"/>
+        </w:rPr>
+        <w:t>Dum</w:t>
+      </w:r>
+      <w:proofErr w:type="spellEnd"/>
+      <w:r>
+        <w:rPr>
+          <w:rFonts w:eastAsia="MS Mincho"/>
+          <w:lang w:val="fr-FR"/>
+        </w:rPr>
+        <w:t xml:space="preserve"> </w:t>
+      </w:r>
+      <w:proofErr w:type="spellStart"/>
+      <w:r>
+        <w:rPr>
+          <w:rFonts w:eastAsia="MS Mincho"/>
+          <w:lang w:val="fr-FR"/>
+        </w:rPr>
+        <w:t>enim</w:t>
+      </w:r>
+      <w:proofErr w:type="spellEnd"/>
+      <w:r>
+        <w:rPr>
+          <w:rFonts w:eastAsia="MS Mincho"/>
+          <w:lang w:val="fr-FR"/>
+        </w:rPr>
+        <w:t xml:space="preserve"> hic </w:t>
+      </w:r>
+      <w:proofErr w:type="spellStart"/>
+      <w:r>
+        <w:rPr>
+          <w:rFonts w:eastAsia="MS Mincho"/>
+          <w:lang w:val="fr-FR"/>
+        </w:rPr>
+        <w:t>ago</w:t>
+      </w:r>
+      <w:proofErr w:type="spellEnd"/>
+      <w:r>
+        <w:rPr>
+          <w:rFonts w:eastAsia="MS Mincho"/>
+          <w:lang w:val="fr-FR"/>
+        </w:rPr>
+        <w:t xml:space="preserve"> dies </w:t>
+      </w:r>
+      <w:proofErr w:type="spellStart"/>
+      <w:r>
+        <w:rPr>
+          <w:rFonts w:eastAsia="MS Mincho"/>
+          <w:lang w:val="fr-FR"/>
+        </w:rPr>
+        <w:t>aliquot</w:t>
+      </w:r>
+      <w:proofErr w:type="spellEnd"/>
+      <w:r>
+        <w:rPr>
+          <w:rFonts w:eastAsia="MS Mincho"/>
+          <w:lang w:val="fr-FR"/>
+        </w:rPr>
+        <w:t xml:space="preserve">, </w:t>
+      </w:r>
+      <w:proofErr w:type="spellStart"/>
+      <w:r>
+        <w:rPr>
+          <w:rFonts w:eastAsia="MS Mincho"/>
+          <w:lang w:val="fr-FR"/>
+        </w:rPr>
+        <w:t>praeter</w:t>
+      </w:r>
+      <w:proofErr w:type="spellEnd"/>
+      <w:r>
+        <w:rPr>
+          <w:rFonts w:eastAsia="MS Mincho"/>
+          <w:lang w:val="fr-FR"/>
+        </w:rPr>
+        <w:t xml:space="preserve"> </w:t>
+      </w:r>
+      <w:proofErr w:type="spellStart"/>
+      <w:r>
+        <w:rPr>
+          <w:rFonts w:eastAsia="MS Mincho"/>
+          <w:lang w:val="fr-FR"/>
+        </w:rPr>
+        <w:t>popinones</w:t>
+      </w:r>
+      <w:proofErr w:type="spellEnd"/>
+      <w:r>
+        <w:rPr>
+          <w:rFonts w:eastAsia="MS Mincho"/>
+          <w:lang w:val="fr-FR"/>
+        </w:rPr>
+        <w:t xml:space="preserve">, </w:t>
+      </w:r>
+      <w:proofErr w:type="spellStart"/>
+      <w:r>
+        <w:rPr>
+          <w:rFonts w:eastAsia="MS Mincho"/>
+          <w:lang w:val="fr-FR"/>
+        </w:rPr>
+        <w:t>ganeones</w:t>
+      </w:r>
+      <w:proofErr w:type="spellEnd"/>
+      <w:r>
+        <w:rPr>
+          <w:rFonts w:eastAsia="MS Mincho"/>
+          <w:lang w:val="fr-FR"/>
+        </w:rPr>
+        <w:t xml:space="preserve">, </w:t>
+      </w:r>
+      <w:proofErr w:type="spellStart"/>
+      <w:r>
+        <w:rPr>
+          <w:rFonts w:eastAsia="MS Mincho"/>
+          <w:lang w:val="fr-FR"/>
+        </w:rPr>
+        <w:t>foeneratores</w:t>
+      </w:r>
+      <w:proofErr w:type="spellEnd"/>
+      <w:r>
+        <w:rPr>
+          <w:rFonts w:eastAsia="MS Mincho"/>
+          <w:lang w:val="fr-FR"/>
+        </w:rPr>
+        <w:t xml:space="preserve">, </w:t>
+      </w:r>
+      <w:proofErr w:type="spellStart"/>
+      <w:r>
+        <w:rPr>
+          <w:rFonts w:eastAsia="MS Mincho"/>
+          <w:lang w:val="fr-FR"/>
+        </w:rPr>
+        <w:t>penones</w:t>
+      </w:r>
+      <w:proofErr w:type="spellEnd"/>
+      <w:r>
+        <w:rPr>
+          <w:rFonts w:eastAsia="MS Mincho"/>
+          <w:lang w:val="fr-FR"/>
+        </w:rPr>
+        <w:t xml:space="preserve">, </w:t>
+      </w:r>
+      <w:proofErr w:type="spellStart"/>
+      <w:r>
+        <w:rPr>
+          <w:rFonts w:eastAsia="MS Mincho"/>
+          <w:lang w:val="fr-FR"/>
+        </w:rPr>
+        <w:t>pene</w:t>
+      </w:r>
+      <w:proofErr w:type="spellEnd"/>
+      <w:r>
+        <w:rPr>
+          <w:rFonts w:eastAsia="MS Mincho"/>
+          <w:lang w:val="fr-FR"/>
+        </w:rPr>
+        <w:t xml:space="preserve"> </w:t>
+      </w:r>
+      <w:proofErr w:type="spellStart"/>
+      <w:r>
+        <w:rPr>
+          <w:rFonts w:eastAsia="MS Mincho"/>
+          <w:lang w:val="fr-FR"/>
+        </w:rPr>
+        <w:t>mollius</w:t>
+      </w:r>
+      <w:proofErr w:type="spellEnd"/>
+      <w:r>
+        <w:rPr>
+          <w:rFonts w:eastAsia="MS Mincho"/>
+          <w:lang w:val="fr-FR"/>
+        </w:rPr>
+        <w:t xml:space="preserve"> </w:t>
+      </w:r>
+      <w:proofErr w:type="spellStart"/>
+      <w:r>
+        <w:rPr>
+          <w:rFonts w:eastAsia="MS Mincho"/>
+          <w:lang w:val="fr-FR"/>
+        </w:rPr>
+        <w:t>quiddam</w:t>
+      </w:r>
+      <w:proofErr w:type="spellEnd"/>
+      <w:r>
+        <w:rPr>
+          <w:rFonts w:eastAsia="MS Mincho"/>
+          <w:lang w:val="fr-FR"/>
+        </w:rPr>
+        <w:t xml:space="preserve"> </w:t>
+      </w:r>
+      <w:proofErr w:type="spellStart"/>
+      <w:r>
+        <w:rPr>
+          <w:rFonts w:eastAsia="MS Mincho"/>
+          <w:lang w:val="fr-FR"/>
+        </w:rPr>
+        <w:t>eloquutus</w:t>
+      </w:r>
+      <w:proofErr w:type="spellEnd"/>
+      <w:r>
+        <w:rPr>
+          <w:rFonts w:eastAsia="MS Mincho"/>
+          <w:lang w:val="fr-FR"/>
+        </w:rPr>
+        <w:t xml:space="preserve"> </w:t>
+      </w:r>
+      <w:proofErr w:type="spellStart"/>
+      <w:r>
+        <w:rPr>
+          <w:rFonts w:eastAsia="MS Mincho"/>
+          <w:lang w:val="fr-FR"/>
+        </w:rPr>
+        <w:t>fueram</w:t>
+      </w:r>
+      <w:proofErr w:type="spellEnd"/>
+      <w:r>
+        <w:rPr>
+          <w:rFonts w:eastAsia="MS Mincho"/>
+          <w:lang w:val="fr-FR"/>
+        </w:rPr>
+        <w:t xml:space="preserve">, </w:t>
+      </w:r>
+      <w:proofErr w:type="spellStart"/>
+      <w:r>
+        <w:rPr>
+          <w:rFonts w:eastAsia="MS Mincho"/>
+          <w:lang w:val="fr-FR"/>
+        </w:rPr>
+        <w:t>uix</w:t>
+      </w:r>
+      <w:proofErr w:type="spellEnd"/>
+      <w:r>
+        <w:rPr>
+          <w:rFonts w:eastAsia="MS Mincho"/>
+          <w:lang w:val="fr-FR"/>
+        </w:rPr>
+        <w:t xml:space="preserve"> </w:t>
+      </w:r>
+      <w:proofErr w:type="spellStart"/>
+      <w:r>
+        <w:rPr>
+          <w:rFonts w:eastAsia="MS Mincho"/>
+          <w:lang w:val="fr-FR"/>
+        </w:rPr>
+        <w:t>illic</w:t>
+      </w:r>
+      <w:proofErr w:type="spellEnd"/>
+      <w:r>
+        <w:rPr>
+          <w:rFonts w:eastAsia="MS Mincho"/>
+          <w:lang w:val="fr-FR"/>
+        </w:rPr>
+        <w:t xml:space="preserve"> </w:t>
+      </w:r>
+      <w:proofErr w:type="spellStart"/>
+      <w:r>
+        <w:rPr>
+          <w:rFonts w:eastAsia="MS Mincho"/>
+          <w:lang w:val="fr-FR"/>
+        </w:rPr>
+        <w:t>uideo</w:t>
+      </w:r>
+      <w:proofErr w:type="spellEnd"/>
+      <w:r>
+        <w:rPr>
+          <w:rFonts w:eastAsia="MS Mincho"/>
+          <w:lang w:val="fr-FR"/>
+        </w:rPr>
+        <w:t xml:space="preserve"> alios.</w:t>
       </w:r>
     </w:p>
     <w:p>
       <w:pPr>
         <w:rPr>
           <w:rFonts w:eastAsia="MS Mincho"/>
-          <w:lang w:val="it-IT"/>
+          <w:lang w:val="fr-FR"/>
         </w:rPr>
       </w:pPr>
       <w:r>
         <w:rPr>
           <w:rFonts w:eastAsia="MS Mincho"/>
-          <w:lang w:val="it-IT"/>
-        </w:rPr>
-        <w:t>No. Venisti tandem Romam opinor.</w:t>
+          <w:lang w:val="fr-FR"/>
+        </w:rPr>
+        <w:t xml:space="preserve">No. Roma sacerdotes </w:t>
+      </w:r>
+      <w:proofErr w:type="spellStart"/>
+      <w:r>
+        <w:rPr>
+          <w:rFonts w:eastAsia="MS Mincho"/>
+          <w:lang w:val="fr-FR"/>
+        </w:rPr>
+        <w:t>habet</w:t>
+      </w:r>
+      <w:proofErr w:type="spellEnd"/>
+      <w:r>
+        <w:rPr>
+          <w:rFonts w:eastAsia="MS Mincho"/>
+          <w:lang w:val="fr-FR"/>
+        </w:rPr>
+        <w:t xml:space="preserve">, </w:t>
+      </w:r>
+      <w:proofErr w:type="spellStart"/>
+      <w:r>
+        <w:rPr>
+          <w:rFonts w:eastAsia="MS Mincho"/>
+          <w:lang w:val="fr-FR"/>
+        </w:rPr>
+        <w:t>sanctumque</w:t>
+      </w:r>
+      <w:proofErr w:type="spellEnd"/>
+      <w:r>
+        <w:rPr>
+          <w:rFonts w:eastAsia="MS Mincho"/>
+          <w:lang w:val="fr-FR"/>
+        </w:rPr>
+        <w:t xml:space="preserve"> </w:t>
+      </w:r>
+      <w:proofErr w:type="spellStart"/>
+      <w:r>
+        <w:rPr>
+          <w:rFonts w:eastAsia="MS Mincho"/>
+          <w:lang w:val="fr-FR"/>
+        </w:rPr>
+        <w:t>senatum</w:t>
+      </w:r>
+      <w:proofErr w:type="spellEnd"/>
+      <w:r>
+        <w:rPr>
+          <w:rFonts w:eastAsia="MS Mincho"/>
+          <w:lang w:val="fr-FR"/>
+        </w:rPr>
+        <w:t>.</w:t>
       </w:r>
     </w:p>
     <w:p>
@@ -759,9 +5585,448 @@
       <w:r>
         <w:rPr>
           <w:rFonts w:eastAsia="MS Mincho"/>
-          <w:lang w:val="fr-FR"/>
-        </w:rPr>
-        <w:t>AN. Veni, &amp; uenisse non semel poenituit. Dum enim hic ago dies aliquot, praeter popinones, ganeones, foeneratores, penones, pene mollius quiddam eloquutus fueram, uix illic uideo alios.</w:t>
+          <w:lang w:val="en-GB"/>
+        </w:rPr>
+        <w:t xml:space="preserve">AN. </w:t>
+      </w:r>
+      <w:proofErr w:type="spellStart"/>
+      <w:r>
+        <w:rPr>
+          <w:rFonts w:eastAsia="MS Mincho"/>
+          <w:lang w:val="en-GB"/>
+        </w:rPr>
+        <w:t>Sanctitatem</w:t>
+      </w:r>
+      <w:proofErr w:type="spellEnd"/>
+      <w:r>
+        <w:rPr>
+          <w:rFonts w:eastAsia="MS Mincho"/>
+          <w:lang w:val="en-GB"/>
+        </w:rPr>
+        <w:t xml:space="preserve">, </w:t>
+      </w:r>
+      <w:proofErr w:type="spellStart"/>
+      <w:r>
+        <w:rPr>
+          <w:rFonts w:eastAsia="MS Mincho"/>
+          <w:lang w:val="en-GB"/>
+        </w:rPr>
+        <w:t>uitae</w:t>
+      </w:r>
+      <w:proofErr w:type="spellEnd"/>
+      <w:r>
+        <w:rPr>
+          <w:rFonts w:eastAsia="MS Mincho"/>
+          <w:lang w:val="en-GB"/>
+        </w:rPr>
+        <w:t xml:space="preserve"> </w:t>
+      </w:r>
+      <w:proofErr w:type="spellStart"/>
+      <w:r>
+        <w:rPr>
+          <w:rFonts w:eastAsia="MS Mincho"/>
+          <w:lang w:val="en-GB"/>
+        </w:rPr>
+        <w:t>innocentiam</w:t>
+      </w:r>
+      <w:proofErr w:type="spellEnd"/>
+      <w:r>
+        <w:rPr>
+          <w:rFonts w:eastAsia="MS Mincho"/>
+          <w:lang w:val="en-GB"/>
+        </w:rPr>
+        <w:t xml:space="preserve">, </w:t>
+      </w:r>
+      <w:proofErr w:type="spellStart"/>
+      <w:r>
+        <w:rPr>
+          <w:rFonts w:eastAsia="MS Mincho"/>
+          <w:lang w:val="en-GB"/>
+        </w:rPr>
+        <w:t>flagrantem</w:t>
+      </w:r>
+      <w:proofErr w:type="spellEnd"/>
+      <w:r>
+        <w:rPr>
+          <w:rFonts w:eastAsia="MS Mincho"/>
+          <w:lang w:val="en-GB"/>
+        </w:rPr>
+        <w:t xml:space="preserve"> in </w:t>
+      </w:r>
+      <w:proofErr w:type="spellStart"/>
+      <w:r>
+        <w:rPr>
+          <w:rFonts w:eastAsia="MS Mincho"/>
+          <w:lang w:val="en-GB"/>
+        </w:rPr>
+        <w:t>deum</w:t>
+      </w:r>
+      <w:proofErr w:type="spellEnd"/>
+      <w:r>
+        <w:rPr>
+          <w:rFonts w:eastAsia="MS Mincho"/>
+          <w:lang w:val="en-GB"/>
+        </w:rPr>
+        <w:t xml:space="preserve"> </w:t>
+      </w:r>
+      <w:proofErr w:type="spellStart"/>
+      <w:r>
+        <w:rPr>
+          <w:rFonts w:eastAsia="MS Mincho"/>
+          <w:lang w:val="en-GB"/>
+        </w:rPr>
+        <w:t>amorem</w:t>
+      </w:r>
+      <w:proofErr w:type="spellEnd"/>
+      <w:r>
+        <w:rPr>
+          <w:rFonts w:eastAsia="MS Mincho"/>
+          <w:lang w:val="en-GB"/>
+        </w:rPr>
+        <w:t xml:space="preserve">, non </w:t>
+      </w:r>
+      <w:proofErr w:type="spellStart"/>
+      <w:r>
+        <w:rPr>
+          <w:rFonts w:eastAsia="MS Mincho"/>
+          <w:lang w:val="en-GB"/>
+        </w:rPr>
+        <w:t>uidi</w:t>
+      </w:r>
+      <w:proofErr w:type="spellEnd"/>
+      <w:r>
+        <w:rPr>
+          <w:rFonts w:eastAsia="MS Mincho"/>
+          <w:lang w:val="en-GB"/>
+        </w:rPr>
+        <w:t xml:space="preserve">. </w:t>
+      </w:r>
+      <w:proofErr w:type="spellStart"/>
+      <w:r>
+        <w:rPr>
+          <w:rFonts w:eastAsia="MS Mincho"/>
+          <w:lang w:val="fr-FR"/>
+        </w:rPr>
+        <w:t>Luxum</w:t>
+      </w:r>
+      <w:proofErr w:type="spellEnd"/>
+      <w:r>
+        <w:rPr>
+          <w:rFonts w:eastAsia="MS Mincho"/>
+          <w:lang w:val="fr-FR"/>
+        </w:rPr>
+        <w:t xml:space="preserve"> </w:t>
+      </w:r>
+      <w:proofErr w:type="spellStart"/>
+      <w:r>
+        <w:rPr>
+          <w:rFonts w:eastAsia="MS Mincho"/>
+          <w:lang w:val="fr-FR"/>
+        </w:rPr>
+        <w:t>uidi</w:t>
+      </w:r>
+      <w:proofErr w:type="spellEnd"/>
+      <w:r>
+        <w:rPr>
+          <w:rFonts w:eastAsia="MS Mincho"/>
+          <w:lang w:val="fr-FR"/>
+        </w:rPr>
+        <w:t xml:space="preserve"> ubique </w:t>
+      </w:r>
+      <w:proofErr w:type="spellStart"/>
+      <w:r>
+        <w:rPr>
+          <w:rFonts w:eastAsia="MS Mincho"/>
+          <w:lang w:val="fr-FR"/>
+        </w:rPr>
+        <w:t>plurimum</w:t>
+      </w:r>
+      <w:proofErr w:type="spellEnd"/>
+      <w:r>
+        <w:rPr>
+          <w:rFonts w:eastAsia="MS Mincho"/>
+          <w:lang w:val="fr-FR"/>
+        </w:rPr>
+        <w:t xml:space="preserve">. </w:t>
+      </w:r>
+      <w:r>
+        <w:rPr>
+          <w:rFonts w:eastAsia="MS Mincho"/>
+          <w:lang w:val="it-IT"/>
+        </w:rPr>
+        <w:t xml:space="preserve">Vidi alia multa, quae soleant a recto deducere. </w:t>
+      </w:r>
+      <w:proofErr w:type="spellStart"/>
+      <w:r>
+        <w:rPr>
+          <w:rFonts w:eastAsia="MS Mincho"/>
+          <w:lang w:val="fr-FR"/>
+        </w:rPr>
+        <w:t>Quibus</w:t>
+      </w:r>
+      <w:proofErr w:type="spellEnd"/>
+      <w:r>
+        <w:rPr>
+          <w:rFonts w:eastAsia="MS Mincho"/>
+          <w:lang w:val="fr-FR"/>
+        </w:rPr>
+        <w:t xml:space="preserve"> de rebus alias </w:t>
+      </w:r>
+      <w:proofErr w:type="spellStart"/>
+      <w:r>
+        <w:rPr>
+          <w:rFonts w:eastAsia="MS Mincho"/>
+          <w:lang w:val="fr-FR"/>
+        </w:rPr>
+        <w:t>etiam</w:t>
+      </w:r>
+      <w:proofErr w:type="spellEnd"/>
+      <w:r>
+        <w:rPr>
+          <w:rFonts w:eastAsia="MS Mincho"/>
+          <w:lang w:val="fr-FR"/>
+        </w:rPr>
+        <w:t xml:space="preserve"> </w:t>
+      </w:r>
+      <w:proofErr w:type="spellStart"/>
+      <w:r>
+        <w:rPr>
+          <w:rFonts w:eastAsia="MS Mincho"/>
+          <w:lang w:val="fr-FR"/>
+        </w:rPr>
+        <w:t>plura</w:t>
+      </w:r>
+      <w:proofErr w:type="spellEnd"/>
+      <w:r>
+        <w:rPr>
+          <w:rFonts w:eastAsia="MS Mincho"/>
+          <w:lang w:val="fr-FR"/>
+        </w:rPr>
+        <w:t xml:space="preserve">. Nunc </w:t>
+      </w:r>
+      <w:proofErr w:type="spellStart"/>
+      <w:r>
+        <w:rPr>
+          <w:rFonts w:eastAsia="MS Mincho"/>
+          <w:lang w:val="fr-FR"/>
+        </w:rPr>
+        <w:t>mihi</w:t>
+      </w:r>
+      <w:proofErr w:type="spellEnd"/>
+      <w:r>
+        <w:rPr>
+          <w:rFonts w:eastAsia="MS Mincho"/>
+          <w:lang w:val="fr-FR"/>
+        </w:rPr>
+        <w:t xml:space="preserve"> </w:t>
+      </w:r>
+      <w:proofErr w:type="spellStart"/>
+      <w:r>
+        <w:rPr>
+          <w:rFonts w:eastAsia="MS Mincho"/>
+          <w:lang w:val="fr-FR"/>
+        </w:rPr>
+        <w:t>dicito</w:t>
+      </w:r>
+      <w:proofErr w:type="spellEnd"/>
+      <w:r>
+        <w:rPr>
+          <w:rFonts w:eastAsia="MS Mincho"/>
+          <w:lang w:val="fr-FR"/>
+        </w:rPr>
+        <w:t xml:space="preserve"> o </w:t>
+      </w:r>
+      <w:proofErr w:type="spellStart"/>
+      <w:r>
+        <w:rPr>
+          <w:rFonts w:eastAsia="MS Mincho"/>
+          <w:lang w:val="fr-FR"/>
+        </w:rPr>
+        <w:t>bone</w:t>
+      </w:r>
+      <w:proofErr w:type="spellEnd"/>
+      <w:r>
+        <w:rPr>
+          <w:rFonts w:eastAsia="MS Mincho"/>
+          <w:lang w:val="fr-FR"/>
+        </w:rPr>
+        <w:t xml:space="preserve">. </w:t>
+      </w:r>
+      <w:proofErr w:type="spellStart"/>
+      <w:r>
+        <w:rPr>
+          <w:rFonts w:eastAsia="MS Mincho"/>
+          <w:lang w:val="fr-FR"/>
+        </w:rPr>
+        <w:t>Cuius</w:t>
+      </w:r>
+      <w:proofErr w:type="spellEnd"/>
+      <w:r>
+        <w:rPr>
+          <w:rFonts w:eastAsia="MS Mincho"/>
+          <w:lang w:val="fr-FR"/>
+        </w:rPr>
+        <w:t xml:space="preserve"> rei </w:t>
+      </w:r>
+      <w:proofErr w:type="spellStart"/>
+      <w:r>
+        <w:rPr>
+          <w:rFonts w:eastAsia="MS Mincho"/>
+          <w:lang w:val="fr-FR"/>
+        </w:rPr>
+        <w:t>gratia</w:t>
+      </w:r>
+      <w:proofErr w:type="spellEnd"/>
+      <w:r>
+        <w:rPr>
+          <w:rFonts w:eastAsia="MS Mincho"/>
+          <w:lang w:val="fr-FR"/>
+        </w:rPr>
+        <w:t xml:space="preserve"> </w:t>
+      </w:r>
+      <w:proofErr w:type="spellStart"/>
+      <w:r>
+        <w:rPr>
+          <w:rFonts w:eastAsia="MS Mincho"/>
+          <w:lang w:val="fr-FR"/>
+        </w:rPr>
+        <w:t>tantum</w:t>
+      </w:r>
+      <w:proofErr w:type="spellEnd"/>
+      <w:r>
+        <w:rPr>
+          <w:rFonts w:eastAsia="MS Mincho"/>
+          <w:lang w:val="fr-FR"/>
+        </w:rPr>
+        <w:t xml:space="preserve"> </w:t>
+      </w:r>
+      <w:proofErr w:type="spellStart"/>
+      <w:r>
+        <w:rPr>
+          <w:rFonts w:eastAsia="MS Mincho"/>
+          <w:lang w:val="fr-FR"/>
+        </w:rPr>
+        <w:t>huc</w:t>
+      </w:r>
+      <w:proofErr w:type="spellEnd"/>
+      <w:r>
+        <w:rPr>
+          <w:rFonts w:eastAsia="MS Mincho"/>
+          <w:lang w:val="fr-FR"/>
+        </w:rPr>
+        <w:t xml:space="preserve"> </w:t>
+      </w:r>
+      <w:proofErr w:type="spellStart"/>
+      <w:r>
+        <w:rPr>
+          <w:rFonts w:eastAsia="MS Mincho"/>
+          <w:lang w:val="fr-FR"/>
+        </w:rPr>
+        <w:t>confluxerit</w:t>
+      </w:r>
+      <w:proofErr w:type="spellEnd"/>
+      <w:r>
+        <w:rPr>
+          <w:rFonts w:eastAsia="MS Mincho"/>
+          <w:lang w:val="fr-FR"/>
+        </w:rPr>
+        <w:t xml:space="preserve"> </w:t>
+      </w:r>
+      <w:proofErr w:type="spellStart"/>
+      <w:r>
+        <w:rPr>
+          <w:rFonts w:eastAsia="MS Mincho"/>
+          <w:lang w:val="fr-FR"/>
+        </w:rPr>
+        <w:t>hominum</w:t>
+      </w:r>
+      <w:proofErr w:type="spellEnd"/>
+      <w:r>
+        <w:rPr>
+          <w:rFonts w:eastAsia="MS Mincho"/>
+          <w:lang w:val="fr-FR"/>
+        </w:rPr>
+        <w:t xml:space="preserve">, &amp; </w:t>
+      </w:r>
+      <w:proofErr w:type="spellStart"/>
+      <w:r>
+        <w:rPr>
+          <w:rFonts w:eastAsia="MS Mincho"/>
+          <w:lang w:val="fr-FR"/>
+        </w:rPr>
+        <w:t>fortasse</w:t>
+      </w:r>
+      <w:proofErr w:type="spellEnd"/>
+      <w:r>
+        <w:rPr>
+          <w:rFonts w:eastAsia="MS Mincho"/>
+          <w:lang w:val="fr-FR"/>
+        </w:rPr>
+        <w:t xml:space="preserve"> plus </w:t>
+      </w:r>
+      <w:proofErr w:type="spellStart"/>
+      <w:r>
+        <w:rPr>
+          <w:rFonts w:eastAsia="MS Mincho"/>
+          <w:lang w:val="fr-FR"/>
+        </w:rPr>
+        <w:t>etiam</w:t>
+      </w:r>
+      <w:proofErr w:type="spellEnd"/>
+      <w:r>
+        <w:rPr>
+          <w:rFonts w:eastAsia="MS Mincho"/>
+          <w:lang w:val="fr-FR"/>
+        </w:rPr>
+        <w:t xml:space="preserve"> </w:t>
+      </w:r>
+      <w:proofErr w:type="spellStart"/>
+      <w:r>
+        <w:rPr>
+          <w:rFonts w:eastAsia="MS Mincho"/>
+          <w:lang w:val="fr-FR"/>
+        </w:rPr>
+        <w:t>stultorum</w:t>
+      </w:r>
+      <w:proofErr w:type="spellEnd"/>
+      <w:r>
+        <w:rPr>
+          <w:rFonts w:eastAsia="MS Mincho"/>
+          <w:lang w:val="fr-FR"/>
+        </w:rPr>
+        <w:t xml:space="preserve"> </w:t>
+      </w:r>
+      <w:proofErr w:type="spellStart"/>
+      <w:r>
+        <w:rPr>
+          <w:rFonts w:eastAsia="MS Mincho"/>
+          <w:lang w:val="fr-FR"/>
+        </w:rPr>
+        <w:t>quam</w:t>
+      </w:r>
+      <w:proofErr w:type="spellEnd"/>
+      <w:r>
+        <w:rPr>
+          <w:rFonts w:eastAsia="MS Mincho"/>
+          <w:lang w:val="fr-FR"/>
+        </w:rPr>
+        <w:t xml:space="preserve"> </w:t>
+      </w:r>
+      <w:proofErr w:type="spellStart"/>
+      <w:r>
+        <w:rPr>
+          <w:rFonts w:eastAsia="MS Mincho"/>
+          <w:lang w:val="fr-FR"/>
+        </w:rPr>
+        <w:t>sapientum</w:t>
+      </w:r>
+      <w:proofErr w:type="spellEnd"/>
+      <w:r>
+        <w:rPr>
+          <w:rFonts w:eastAsia="MS Mincho"/>
+          <w:lang w:val="fr-FR"/>
+        </w:rPr>
+        <w:t>?</w:t>
       </w:r>
     </w:p>
     <w:p>
@@ -776,14 +6041,110 @@
           <w:rFonts w:eastAsia="MS Mincho"/>
           <w:lang w:val="fr-FR"/>
         </w:rPr>
-        <w:t>No. Roma sacerdotes habet, sanctumque senatum.</w:t>
+        <w:t xml:space="preserve">No. Audi, </w:t>
+      </w:r>
+      <w:proofErr w:type="spellStart"/>
+      <w:r>
+        <w:rPr>
+          <w:rFonts w:eastAsia="MS Mincho"/>
+          <w:lang w:val="fr-FR"/>
+        </w:rPr>
+        <w:t>Sunt</w:t>
+      </w:r>
+      <w:proofErr w:type="spellEnd"/>
+      <w:r>
+        <w:rPr>
+          <w:rFonts w:eastAsia="MS Mincho"/>
+          <w:lang w:val="fr-FR"/>
+        </w:rPr>
+        <w:t xml:space="preserve"> </w:t>
+      </w:r>
+      <w:proofErr w:type="spellStart"/>
+      <w:r>
+        <w:rPr>
+          <w:rFonts w:eastAsia="MS Mincho"/>
+          <w:lang w:val="fr-FR"/>
+        </w:rPr>
+        <w:t>huius</w:t>
+      </w:r>
+      <w:proofErr w:type="spellEnd"/>
+      <w:r>
+        <w:rPr>
+          <w:rFonts w:eastAsia="MS Mincho"/>
+          <w:lang w:val="fr-FR"/>
+        </w:rPr>
+        <w:t xml:space="preserve"> scholae </w:t>
+      </w:r>
+      <w:proofErr w:type="spellStart"/>
+      <w:r>
+        <w:rPr>
+          <w:rFonts w:eastAsia="MS Mincho"/>
+          <w:lang w:val="fr-FR"/>
+        </w:rPr>
+        <w:t>alumni</w:t>
+      </w:r>
+      <w:proofErr w:type="spellEnd"/>
+      <w:r>
+        <w:rPr>
+          <w:rFonts w:eastAsia="MS Mincho"/>
+          <w:lang w:val="fr-FR"/>
+        </w:rPr>
+        <w:t xml:space="preserve">, hic </w:t>
+      </w:r>
+      <w:proofErr w:type="spellStart"/>
+      <w:r>
+        <w:rPr>
+          <w:rFonts w:eastAsia="MS Mincho"/>
+          <w:lang w:val="fr-FR"/>
+        </w:rPr>
+        <w:t>hodie</w:t>
+      </w:r>
+      <w:proofErr w:type="spellEnd"/>
+      <w:r>
+        <w:rPr>
+          <w:rFonts w:eastAsia="MS Mincho"/>
+          <w:lang w:val="fr-FR"/>
+        </w:rPr>
+        <w:t xml:space="preserve"> </w:t>
+      </w:r>
+      <w:proofErr w:type="spellStart"/>
+      <w:r>
+        <w:rPr>
+          <w:rFonts w:eastAsia="MS Mincho"/>
+          <w:lang w:val="fr-FR"/>
+        </w:rPr>
+        <w:t>tragoediam</w:t>
+      </w:r>
+      <w:proofErr w:type="spellEnd"/>
+      <w:r>
+        <w:rPr>
+          <w:rFonts w:eastAsia="MS Mincho"/>
+          <w:lang w:val="fr-FR"/>
+        </w:rPr>
+        <w:t xml:space="preserve"> </w:t>
+      </w:r>
+      <w:proofErr w:type="spellStart"/>
+      <w:r>
+        <w:rPr>
+          <w:rFonts w:eastAsia="MS Mincho"/>
+          <w:lang w:val="fr-FR"/>
+        </w:rPr>
+        <w:t>acturi</w:t>
+      </w:r>
+      <w:proofErr w:type="spellEnd"/>
+      <w:r>
+        <w:rPr>
+          <w:rFonts w:eastAsia="MS Mincho"/>
+          <w:lang w:val="fr-FR"/>
+        </w:rPr>
+        <w:t>.</w:t>
       </w:r>
     </w:p>
     <w:p>
       <w:pPr>
         <w:rPr>
           <w:rFonts w:eastAsia="MS Mincho"/>
-          <w:lang w:val="fr-FR"/>
+          <w:lang w:val="en-GB"/>
         </w:rPr>
       </w:pPr>
       <w:r>
@@ -791,43 +6152,86 @@
           <w:rFonts w:eastAsia="MS Mincho"/>
           <w:lang w:val="en-GB"/>
         </w:rPr>
-        <w:t xml:space="preserve">AN. Sanctitatem, uitae innocentiam, flagrantem in deum amorem, non uidi. </w:t>
-      </w:r>
-      <w:r>
-        <w:rPr>
-          <w:rFonts w:eastAsia="MS Mincho"/>
-          <w:lang w:val="fr-FR"/>
-        </w:rPr>
-        <w:t xml:space="preserve">Luxum uidi ubique plurimum. </w:t>
-      </w:r>
-      <w:r>
-        <w:rPr>
-          <w:rFonts w:eastAsia="MS Mincho"/>
-          <w:lang w:val="it-IT"/>
-        </w:rPr>
-        <w:t xml:space="preserve">Vidi alia multa, quae soleant a recto deducere. </w:t>
-      </w:r>
-      <w:r>
-        <w:rPr>
-          <w:rFonts w:eastAsia="MS Mincho"/>
-          <w:lang w:val="fr-FR"/>
-        </w:rPr>
-        <w:t>Quibus de rebus alias etiam plura. Nunc mihi dicito o bone. Cuius rei gratia tantum huc confluxerit hominum, &amp; fortasse plus etiam stultorum quam sapientum?</w:t>
+        <w:t xml:space="preserve">AN. Quam </w:t>
+      </w:r>
+      <w:proofErr w:type="spellStart"/>
+      <w:r>
+        <w:rPr>
+          <w:rFonts w:eastAsia="MS Mincho"/>
+          <w:lang w:val="en-GB"/>
+        </w:rPr>
+        <w:t>tragoediam</w:t>
+      </w:r>
+      <w:proofErr w:type="spellEnd"/>
+      <w:r>
+        <w:rPr>
+          <w:rFonts w:eastAsia="MS Mincho"/>
+          <w:lang w:val="en-GB"/>
+        </w:rPr>
+        <w:t xml:space="preserve"> ?</w:t>
       </w:r>
     </w:p>
     <w:p>
       <w:pPr>
         <w:rPr>
           <w:rFonts w:eastAsia="MS Mincho"/>
-          <w:lang w:val="fr-FR"/>
+          <w:lang w:val="en-GB"/>
         </w:rPr>
       </w:pPr>
       <w:r>
         <w:rPr>
           <w:rFonts w:eastAsia="MS Mincho"/>
-          <w:lang w:val="fr-FR"/>
-        </w:rPr>
-        <w:t>No. Audi, Sunt huius scholae alumni, hic hodie tragoediam acturi.</w:t>
+          <w:lang w:val="en-GB"/>
+        </w:rPr>
+        <w:t xml:space="preserve">No. </w:t>
+      </w:r>
+      <w:proofErr w:type="spellStart"/>
+      <w:r>
+        <w:rPr>
+          <w:rFonts w:eastAsia="MS Mincho"/>
+          <w:lang w:val="en-GB"/>
+        </w:rPr>
+        <w:t>Poetae</w:t>
+      </w:r>
+      <w:proofErr w:type="spellEnd"/>
+      <w:r>
+        <w:rPr>
+          <w:rFonts w:eastAsia="MS Mincho"/>
+          <w:lang w:val="en-GB"/>
+        </w:rPr>
+        <w:t xml:space="preserve"> </w:t>
+      </w:r>
+      <w:proofErr w:type="spellStart"/>
+      <w:r>
+        <w:rPr>
+          <w:rFonts w:eastAsia="MS Mincho"/>
+          <w:lang w:val="en-GB"/>
+        </w:rPr>
+        <w:t>Euripidis</w:t>
+      </w:r>
+      <w:proofErr w:type="spellEnd"/>
+      <w:r>
+        <w:rPr>
+          <w:rFonts w:eastAsia="MS Mincho"/>
+          <w:lang w:val="en-GB"/>
+        </w:rPr>
+        <w:t xml:space="preserve"> </w:t>
+      </w:r>
+      <w:proofErr w:type="spellStart"/>
+      <w:r>
+        <w:rPr>
+          <w:rFonts w:eastAsia="MS Mincho"/>
+          <w:lang w:val="en-GB"/>
+        </w:rPr>
+        <w:t>Hecubam</w:t>
+      </w:r>
+      <w:proofErr w:type="spellEnd"/>
+      <w:r>
+        <w:rPr>
+          <w:rFonts w:eastAsia="MS Mincho"/>
+          <w:lang w:val="en-GB"/>
+        </w:rPr>
+        <w:t>.</w:t>
       </w:r>
     </w:p>
     <w:p>
@@ -842,7 +6246,71 @@
           <w:rFonts w:eastAsia="MS Mincho"/>
           <w:lang w:val="en-GB"/>
         </w:rPr>
-        <w:t>AN. Quam tragoediam ?</w:t>
+        <w:t xml:space="preserve">AN. Hic </w:t>
+      </w:r>
+      <w:proofErr w:type="spellStart"/>
+      <w:r>
+        <w:rPr>
+          <w:rFonts w:eastAsia="MS Mincho"/>
+          <w:lang w:val="en-GB"/>
+        </w:rPr>
+        <w:t>ni</w:t>
+      </w:r>
+      <w:proofErr w:type="spellEnd"/>
+      <w:r>
+        <w:rPr>
+          <w:rFonts w:eastAsia="MS Mincho"/>
+          <w:lang w:val="en-GB"/>
+        </w:rPr>
+        <w:t xml:space="preserve"> </w:t>
+      </w:r>
+      <w:proofErr w:type="spellStart"/>
+      <w:r>
+        <w:rPr>
+          <w:rFonts w:eastAsia="MS Mincho"/>
+          <w:lang w:val="en-GB"/>
+        </w:rPr>
+        <w:t>fallor</w:t>
+      </w:r>
+      <w:proofErr w:type="spellEnd"/>
+      <w:r>
+        <w:rPr>
+          <w:rFonts w:eastAsia="MS Mincho"/>
+          <w:lang w:val="en-GB"/>
+        </w:rPr>
+        <w:t xml:space="preserve"> </w:t>
+      </w:r>
+      <w:proofErr w:type="spellStart"/>
+      <w:r>
+        <w:rPr>
+          <w:rFonts w:eastAsia="MS Mincho"/>
+          <w:lang w:val="en-GB"/>
+        </w:rPr>
+        <w:t>Graece</w:t>
+      </w:r>
+      <w:proofErr w:type="spellEnd"/>
+      <w:r>
+        <w:rPr>
+          <w:rFonts w:eastAsia="MS Mincho"/>
+          <w:lang w:val="en-GB"/>
+        </w:rPr>
+        <w:t xml:space="preserve"> </w:t>
+      </w:r>
+      <w:proofErr w:type="spellStart"/>
+      <w:r>
+        <w:rPr>
+          <w:rFonts w:eastAsia="MS Mincho"/>
+          <w:lang w:val="en-GB"/>
+        </w:rPr>
+        <w:t>scriprit</w:t>
+      </w:r>
+      <w:proofErr w:type="spellEnd"/>
+      <w:r>
+        <w:rPr>
+          <w:rFonts w:eastAsia="MS Mincho"/>
+          <w:lang w:val="en-GB"/>
+        </w:rPr>
+        <w:t>.</w:t>
       </w:r>
     </w:p>
     <w:p>
@@ -857,37 +6325,277 @@
           <w:rFonts w:eastAsia="MS Mincho"/>
           <w:lang w:val="en-GB"/>
         </w:rPr>
-        <w:t>No. Poetae Euripidis Hecubam.</w:t>
+        <w:t xml:space="preserve">No. Sic </w:t>
+      </w:r>
+      <w:proofErr w:type="spellStart"/>
+      <w:r>
+        <w:rPr>
+          <w:rFonts w:eastAsia="MS Mincho"/>
+          <w:lang w:val="en-GB"/>
+        </w:rPr>
+        <w:t>habet</w:t>
+      </w:r>
+      <w:proofErr w:type="spellEnd"/>
+      <w:r>
+        <w:rPr>
+          <w:rFonts w:eastAsia="MS Mincho"/>
+          <w:lang w:val="en-GB"/>
+        </w:rPr>
+        <w:t xml:space="preserve">, Verum </w:t>
+      </w:r>
+      <w:proofErr w:type="spellStart"/>
+      <w:r>
+        <w:rPr>
+          <w:rFonts w:eastAsia="MS Mincho"/>
+          <w:lang w:val="en-GB"/>
+        </w:rPr>
+        <w:t>hanc</w:t>
+      </w:r>
+      <w:proofErr w:type="spellEnd"/>
+      <w:r>
+        <w:rPr>
+          <w:rFonts w:eastAsia="MS Mincho"/>
+          <w:lang w:val="en-GB"/>
+        </w:rPr>
+        <w:t xml:space="preserve"> Latine sunt </w:t>
+      </w:r>
+      <w:proofErr w:type="spellStart"/>
+      <w:r>
+        <w:rPr>
+          <w:rFonts w:eastAsia="MS Mincho"/>
+          <w:lang w:val="en-GB"/>
+        </w:rPr>
+        <w:t>exhibituri</w:t>
+      </w:r>
+      <w:proofErr w:type="spellEnd"/>
+      <w:r>
+        <w:rPr>
+          <w:rFonts w:eastAsia="MS Mincho"/>
+          <w:lang w:val="en-GB"/>
+        </w:rPr>
+        <w:t>.</w:t>
       </w:r>
     </w:p>
     <w:p>
       <w:pPr>
         <w:rPr>
           <w:rFonts w:eastAsia="MS Mincho"/>
-          <w:lang w:val="en-GB"/>
+          <w:lang w:val="fr-FR"/>
         </w:rPr>
       </w:pPr>
       <w:r>
         <w:rPr>
           <w:rFonts w:eastAsia="MS Mincho"/>
-          <w:lang w:val="en-GB"/>
-        </w:rPr>
-        <w:t>AN. Hic ni fallor Graece scriprit.</w:t>
+          <w:lang w:val="fr-FR"/>
+        </w:rPr>
+        <w:t xml:space="preserve">AN. </w:t>
+      </w:r>
+      <w:proofErr w:type="spellStart"/>
+      <w:r>
+        <w:rPr>
+          <w:rFonts w:eastAsia="MS Mincho"/>
+          <w:lang w:val="fr-FR"/>
+        </w:rPr>
+        <w:t>Quis</w:t>
+      </w:r>
+      <w:proofErr w:type="spellEnd"/>
+      <w:r>
+        <w:rPr>
+          <w:rFonts w:eastAsia="MS Mincho"/>
+          <w:lang w:val="fr-FR"/>
+        </w:rPr>
+        <w:t xml:space="preserve"> </w:t>
+      </w:r>
+      <w:proofErr w:type="spellStart"/>
+      <w:r>
+        <w:rPr>
+          <w:rFonts w:eastAsia="MS Mincho"/>
+          <w:lang w:val="fr-FR"/>
+        </w:rPr>
+        <w:t>Latinam</w:t>
+      </w:r>
+      <w:proofErr w:type="spellEnd"/>
+      <w:r>
+        <w:rPr>
+          <w:rFonts w:eastAsia="MS Mincho"/>
+          <w:lang w:val="fr-FR"/>
+        </w:rPr>
+        <w:t xml:space="preserve"> </w:t>
+      </w:r>
+      <w:proofErr w:type="spellStart"/>
+      <w:r>
+        <w:rPr>
+          <w:rFonts w:eastAsia="MS Mincho"/>
+          <w:lang w:val="fr-FR"/>
+        </w:rPr>
+        <w:t>fecit</w:t>
+      </w:r>
+      <w:proofErr w:type="spellEnd"/>
+      <w:r>
+        <w:rPr>
+          <w:rFonts w:eastAsia="MS Mincho"/>
+          <w:lang w:val="fr-FR"/>
+        </w:rPr>
+        <w:t xml:space="preserve">? </w:t>
+      </w:r>
+      <w:proofErr w:type="spellStart"/>
+      <w:r>
+        <w:rPr>
+          <w:rFonts w:eastAsia="MS Mincho"/>
+          <w:lang w:val="fr-FR"/>
+        </w:rPr>
+        <w:t>Quis</w:t>
+      </w:r>
+      <w:proofErr w:type="spellEnd"/>
+      <w:r>
+        <w:rPr>
+          <w:rFonts w:eastAsia="MS Mincho"/>
+          <w:lang w:val="fr-FR"/>
+        </w:rPr>
+        <w:t xml:space="preserve"> Latine </w:t>
+      </w:r>
+      <w:proofErr w:type="spellStart"/>
+      <w:r>
+        <w:rPr>
+          <w:rFonts w:eastAsia="MS Mincho"/>
+          <w:lang w:val="fr-FR"/>
+        </w:rPr>
+        <w:t>docuit</w:t>
+      </w:r>
+      <w:proofErr w:type="spellEnd"/>
+      <w:r>
+        <w:rPr>
+          <w:rFonts w:eastAsia="MS Mincho"/>
+          <w:lang w:val="fr-FR"/>
+        </w:rPr>
+        <w:t xml:space="preserve"> </w:t>
+      </w:r>
+      <w:proofErr w:type="spellStart"/>
+      <w:r>
+        <w:rPr>
+          <w:rFonts w:eastAsia="MS Mincho"/>
+          <w:lang w:val="fr-FR"/>
+        </w:rPr>
+        <w:t>loqui</w:t>
+      </w:r>
+      <w:proofErr w:type="spellEnd"/>
+      <w:r>
+        <w:rPr>
+          <w:rFonts w:eastAsia="MS Mincho"/>
+          <w:lang w:val="fr-FR"/>
+        </w:rPr>
+        <w:t xml:space="preserve"> </w:t>
+      </w:r>
+      <w:proofErr w:type="spellStart"/>
+      <w:r>
+        <w:rPr>
+          <w:rFonts w:eastAsia="MS Mincho"/>
+          <w:lang w:val="fr-FR"/>
+        </w:rPr>
+        <w:t>Euripidem</w:t>
+      </w:r>
+      <w:proofErr w:type="spellEnd"/>
+      <w:r>
+        <w:rPr>
+          <w:rFonts w:eastAsia="MS Mincho"/>
+          <w:lang w:val="fr-FR"/>
+        </w:rPr>
+        <w:t>?</w:t>
       </w:r>
     </w:p>
     <w:p>
       <w:pPr>
         <w:rPr>
           <w:rFonts w:eastAsia="MS Mincho"/>
-          <w:lang w:val="en-GB"/>
+          <w:lang w:val="fr-FR"/>
         </w:rPr>
       </w:pPr>
       <w:r>
         <w:rPr>
           <w:rFonts w:eastAsia="MS Mincho"/>
-          <w:lang w:val="en-GB"/>
-        </w:rPr>
-        <w:t>No. Sic habet, Verum hanc Latine sunt exhibituri.</w:t>
+          <w:lang w:val="fr-FR"/>
+        </w:rPr>
+        <w:t xml:space="preserve">No. </w:t>
+      </w:r>
+      <w:proofErr w:type="spellStart"/>
+      <w:r>
+        <w:rPr>
+          <w:rFonts w:eastAsia="MS Mincho"/>
+          <w:lang w:val="fr-FR"/>
+        </w:rPr>
+        <w:t>Egregius</w:t>
+      </w:r>
+      <w:proofErr w:type="spellEnd"/>
+      <w:r>
+        <w:rPr>
+          <w:rFonts w:eastAsia="MS Mincho"/>
+          <w:lang w:val="fr-FR"/>
+        </w:rPr>
+        <w:t xml:space="preserve"> ille </w:t>
+      </w:r>
+      <w:proofErr w:type="spellStart"/>
+      <w:r>
+        <w:rPr>
+          <w:rFonts w:eastAsia="MS Mincho"/>
+          <w:lang w:val="fr-FR"/>
+        </w:rPr>
+        <w:t>omnis</w:t>
+      </w:r>
+      <w:proofErr w:type="spellEnd"/>
+      <w:r>
+        <w:rPr>
+          <w:rFonts w:eastAsia="MS Mincho"/>
+          <w:lang w:val="fr-FR"/>
+        </w:rPr>
+        <w:t xml:space="preserve"> </w:t>
+      </w:r>
+      <w:proofErr w:type="spellStart"/>
+      <w:r>
+        <w:rPr>
+          <w:rFonts w:eastAsia="MS Mincho"/>
+          <w:lang w:val="fr-FR"/>
+        </w:rPr>
+        <w:t>eruditionis</w:t>
+      </w:r>
+      <w:proofErr w:type="spellEnd"/>
+      <w:r>
+        <w:rPr>
+          <w:rFonts w:eastAsia="MS Mincho"/>
+          <w:lang w:val="fr-FR"/>
+        </w:rPr>
+        <w:t xml:space="preserve"> </w:t>
+      </w:r>
+      <w:proofErr w:type="spellStart"/>
+      <w:r>
+        <w:rPr>
+          <w:rFonts w:eastAsia="MS Mincho"/>
+          <w:lang w:val="fr-FR"/>
+        </w:rPr>
+        <w:t>phoenix</w:t>
+      </w:r>
+      <w:proofErr w:type="spellEnd"/>
+      <w:r>
+        <w:rPr>
+          <w:rFonts w:eastAsia="MS Mincho"/>
+          <w:lang w:val="fr-FR"/>
+        </w:rPr>
+        <w:t xml:space="preserve">, Erasmus </w:t>
+      </w:r>
+      <w:proofErr w:type="spellStart"/>
+      <w:r>
+        <w:rPr>
+          <w:rFonts w:eastAsia="MS Mincho"/>
+          <w:lang w:val="fr-FR"/>
+        </w:rPr>
+        <w:t>Roterodamus</w:t>
+      </w:r>
+      <w:proofErr w:type="spellEnd"/>
+      <w:r>
+        <w:rPr>
+          <w:rFonts w:eastAsia="MS Mincho"/>
+          <w:lang w:val="fr-FR"/>
+        </w:rPr>
+        <w:t>.</w:t>
       </w:r>
     </w:p>
     <w:p>
@@ -902,7 +6610,183 @@
           <w:rFonts w:eastAsia="MS Mincho"/>
           <w:lang w:val="fr-FR"/>
         </w:rPr>
-        <w:t>AN. Quis Latinam fecit? Quis Latine docuit loqui Euripidem?</w:t>
+        <w:t xml:space="preserve">AN. Ille qui toto </w:t>
+      </w:r>
+      <w:proofErr w:type="spellStart"/>
+      <w:r>
+        <w:rPr>
+          <w:rFonts w:eastAsia="MS Mincho"/>
+          <w:lang w:val="fr-FR"/>
+        </w:rPr>
+        <w:t>notus</w:t>
+      </w:r>
+      <w:proofErr w:type="spellEnd"/>
+      <w:r>
+        <w:rPr>
+          <w:rFonts w:eastAsia="MS Mincho"/>
+          <w:lang w:val="fr-FR"/>
+        </w:rPr>
+        <w:t xml:space="preserve"> orbe </w:t>
+      </w:r>
+      <w:proofErr w:type="spellStart"/>
+      <w:r>
+        <w:rPr>
+          <w:rFonts w:eastAsia="MS Mincho"/>
+          <w:lang w:val="fr-FR"/>
+        </w:rPr>
+        <w:t>Roterodamus</w:t>
+      </w:r>
+      <w:proofErr w:type="spellEnd"/>
+      <w:r>
+        <w:rPr>
+          <w:rFonts w:eastAsia="MS Mincho"/>
+          <w:lang w:val="fr-FR"/>
+        </w:rPr>
+        <w:t xml:space="preserve">? </w:t>
+      </w:r>
+      <w:proofErr w:type="spellStart"/>
+      <w:r>
+        <w:rPr>
+          <w:rFonts w:eastAsia="MS Mincho"/>
+          <w:lang w:val="fr-FR"/>
+        </w:rPr>
+        <w:t>Hunc</w:t>
+      </w:r>
+      <w:proofErr w:type="spellEnd"/>
+      <w:r>
+        <w:rPr>
+          <w:rFonts w:eastAsia="MS Mincho"/>
+          <w:lang w:val="fr-FR"/>
+        </w:rPr>
+        <w:t xml:space="preserve"> </w:t>
+      </w:r>
+      <w:proofErr w:type="spellStart"/>
+      <w:r>
+        <w:rPr>
+          <w:rFonts w:eastAsia="MS Mincho"/>
+          <w:lang w:val="fr-FR"/>
+        </w:rPr>
+        <w:t>certe</w:t>
+      </w:r>
+      <w:proofErr w:type="spellEnd"/>
+      <w:r>
+        <w:rPr>
+          <w:rFonts w:eastAsia="MS Mincho"/>
+          <w:lang w:val="fr-FR"/>
+        </w:rPr>
+        <w:t xml:space="preserve"> </w:t>
+      </w:r>
+      <w:proofErr w:type="spellStart"/>
+      <w:r>
+        <w:rPr>
+          <w:rFonts w:eastAsia="MS Mincho"/>
+          <w:lang w:val="fr-FR"/>
+        </w:rPr>
+        <w:t>occurrum</w:t>
+      </w:r>
+      <w:proofErr w:type="spellEnd"/>
+      <w:r>
+        <w:rPr>
+          <w:rFonts w:eastAsia="MS Mincho"/>
+          <w:lang w:val="fr-FR"/>
+        </w:rPr>
+        <w:t xml:space="preserve"> </w:t>
+      </w:r>
+      <w:proofErr w:type="spellStart"/>
+      <w:r>
+        <w:rPr>
+          <w:rFonts w:eastAsia="MS Mincho"/>
+          <w:lang w:val="fr-FR"/>
+        </w:rPr>
+        <w:t>mihi</w:t>
+      </w:r>
+      <w:proofErr w:type="spellEnd"/>
+      <w:r>
+        <w:rPr>
+          <w:rFonts w:eastAsia="MS Mincho"/>
+          <w:lang w:val="fr-FR"/>
+        </w:rPr>
+        <w:t xml:space="preserve"> </w:t>
+      </w:r>
+      <w:proofErr w:type="spellStart"/>
+      <w:r>
+        <w:rPr>
+          <w:rFonts w:eastAsia="MS Mincho"/>
+          <w:lang w:val="fr-FR"/>
+        </w:rPr>
+        <w:t>felicem</w:t>
+      </w:r>
+      <w:proofErr w:type="spellEnd"/>
+      <w:r>
+        <w:rPr>
+          <w:rFonts w:eastAsia="MS Mincho"/>
+          <w:lang w:val="fr-FR"/>
+        </w:rPr>
+        <w:t xml:space="preserve"> </w:t>
+      </w:r>
+      <w:proofErr w:type="spellStart"/>
+      <w:r>
+        <w:rPr>
+          <w:rFonts w:eastAsia="MS Mincho"/>
+          <w:lang w:val="fr-FR"/>
+        </w:rPr>
+        <w:t>duco</w:t>
+      </w:r>
+      <w:proofErr w:type="spellEnd"/>
+      <w:r>
+        <w:rPr>
+          <w:rFonts w:eastAsia="MS Mincho"/>
+          <w:lang w:val="fr-FR"/>
+        </w:rPr>
+        <w:t xml:space="preserve">, qui rem </w:t>
+      </w:r>
+      <w:proofErr w:type="spellStart"/>
+      <w:r>
+        <w:rPr>
+          <w:rFonts w:eastAsia="MS Mincho"/>
+          <w:lang w:val="fr-FR"/>
+        </w:rPr>
+        <w:t>tam</w:t>
+      </w:r>
+      <w:proofErr w:type="spellEnd"/>
+      <w:r>
+        <w:rPr>
+          <w:rFonts w:eastAsia="MS Mincho"/>
+          <w:lang w:val="fr-FR"/>
+        </w:rPr>
+        <w:t xml:space="preserve"> </w:t>
+      </w:r>
+      <w:proofErr w:type="spellStart"/>
+      <w:r>
+        <w:rPr>
+          <w:rFonts w:eastAsia="MS Mincho"/>
+          <w:lang w:val="fr-FR"/>
+        </w:rPr>
+        <w:t>laetam</w:t>
+      </w:r>
+      <w:proofErr w:type="spellEnd"/>
+      <w:r>
+        <w:rPr>
+          <w:rFonts w:eastAsia="MS Mincho"/>
+          <w:lang w:val="fr-FR"/>
+        </w:rPr>
+        <w:t xml:space="preserve"> ex te </w:t>
+      </w:r>
+      <w:proofErr w:type="spellStart"/>
+      <w:r>
+        <w:rPr>
+          <w:rFonts w:eastAsia="MS Mincho"/>
+          <w:lang w:val="fr-FR"/>
+        </w:rPr>
+        <w:t>didicerim</w:t>
+      </w:r>
+      <w:proofErr w:type="spellEnd"/>
+      <w:r>
+        <w:rPr>
+          <w:rFonts w:eastAsia="MS Mincho"/>
+          <w:lang w:val="fr-FR"/>
+        </w:rPr>
+        <w:t>.</w:t>
       </w:r>
     </w:p>
     <w:p>
@@ -915,9 +6799,80 @@
       <w:r>
         <w:rPr>
           <w:rFonts w:eastAsia="MS Mincho"/>
-          <w:lang w:val="fr-FR"/>
-        </w:rPr>
-        <w:t>No. Egregius ille omnis eruditionis phoenix, Erasmus Roterodamus.</w:t>
+          <w:lang w:val="it-IT"/>
+        </w:rPr>
+        <w:t xml:space="preserve">No. Isto gaudio nunc ut fruare, locum quaere unde spectes. </w:t>
+      </w:r>
+      <w:r>
+        <w:rPr>
+          <w:rFonts w:eastAsia="MS Mincho"/>
+          <w:lang w:val="fr-FR"/>
+        </w:rPr>
+        <w:t xml:space="preserve">Nam qui </w:t>
+      </w:r>
+      <w:proofErr w:type="spellStart"/>
+      <w:r>
+        <w:rPr>
+          <w:rFonts w:eastAsia="MS Mincho"/>
+          <w:lang w:val="fr-FR"/>
+        </w:rPr>
+        <w:t>prodit</w:t>
+      </w:r>
+      <w:proofErr w:type="spellEnd"/>
+      <w:r>
+        <w:rPr>
+          <w:rFonts w:eastAsia="MS Mincho"/>
+          <w:lang w:val="fr-FR"/>
+        </w:rPr>
+        <w:t xml:space="preserve"> </w:t>
+      </w:r>
+      <w:proofErr w:type="spellStart"/>
+      <w:r>
+        <w:rPr>
+          <w:rFonts w:eastAsia="MS Mincho"/>
+          <w:lang w:val="fr-FR"/>
+        </w:rPr>
+        <w:t>fabulae</w:t>
+      </w:r>
+      <w:proofErr w:type="spellEnd"/>
+      <w:r>
+        <w:rPr>
+          <w:rFonts w:eastAsia="MS Mincho"/>
+          <w:lang w:val="fr-FR"/>
+        </w:rPr>
+        <w:t xml:space="preserve"> </w:t>
+      </w:r>
+      <w:proofErr w:type="spellStart"/>
+      <w:r>
+        <w:rPr>
+          <w:rFonts w:eastAsia="MS Mincho"/>
+          <w:lang w:val="fr-FR"/>
+        </w:rPr>
+        <w:t>adfert</w:t>
+      </w:r>
+      <w:proofErr w:type="spellEnd"/>
+      <w:r>
+        <w:rPr>
+          <w:rFonts w:eastAsia="MS Mincho"/>
+          <w:lang w:val="fr-FR"/>
+        </w:rPr>
+        <w:t xml:space="preserve"> </w:t>
+      </w:r>
+      <w:proofErr w:type="spellStart"/>
+      <w:r>
+        <w:rPr>
+          <w:rFonts w:eastAsia="MS Mincho"/>
+          <w:lang w:val="fr-FR"/>
+        </w:rPr>
+        <w:t>argumentum</w:t>
+      </w:r>
+      <w:proofErr w:type="spellEnd"/>
+      <w:r>
+        <w:rPr>
+          <w:rFonts w:eastAsia="MS Mincho"/>
+          <w:lang w:val="fr-FR"/>
+        </w:rPr>
+        <w:t>.</w:t>
       </w:r>
     </w:p>
     <w:p>
@@ -932,43 +6887,7 @@
           <w:rFonts w:eastAsia="MS Mincho"/>
           <w:lang w:val="fr-FR"/>
         </w:rPr>
-        <w:t>AN. Ille qui toto notus orbe Roterodamus? Hunc certe occurrum mihi felicem duco, qui rem tam laetam ex te didicerim.</w:t>
-      </w:r>
-    </w:p>
-    <w:p>
-      <w:pPr>
-        <w:rPr>
-          <w:rFonts w:eastAsia="MS Mincho"/>
-          <w:lang w:val="fr-FR"/>
-        </w:rPr>
-      </w:pPr>
-      <w:r>
-        <w:rPr>
-          <w:rFonts w:eastAsia="MS Mincho"/>
-          <w:lang w:val="it-IT"/>
-        </w:rPr>
-        <w:t xml:space="preserve">No. Isto gaudio nunc ut fruare, locum quaere unde spectes. </w:t>
-      </w:r>
-      <w:r>
-        <w:rPr>
-          <w:rFonts w:eastAsia="MS Mincho"/>
-          <w:lang w:val="fr-FR"/>
-        </w:rPr>
-        <w:t>Nam qui prodit fabulae adfert argumentum.</w:t>
-      </w:r>
-    </w:p>
-    <w:p>
-      <w:pPr>
-        <w:rPr>
-          <w:rFonts w:eastAsia="MS Mincho"/>
-          <w:lang w:val="fr-FR"/>
-        </w:rPr>
-      </w:pPr>
-      <w:r>
-        <w:rPr>
-          <w:rFonts w:eastAsia="MS Mincho"/>
-          <w:lang w:val="fr-FR"/>
-        </w:rPr>
+        <w:lastRenderedPageBreak/>
         <w:t>/back/</w:t>
       </w:r>
     </w:p>
@@ -984,12 +6903,12 @@
 </file>
 
 <file path=word/styles.xml><?xml version="1.0" encoding="utf-8"?>
-<w:styles xmlns:mc="http://schemas.openxmlformats.org/markup-compatibility/2006" xmlns:r="http://schemas.openxmlformats.org/officeDocument/2006/relationships" xmlns:w="http://schemas.openxmlformats.org/wordprocessingml/2006/main" xmlns:w14="http://schemas.microsoft.com/office/word/2010/wordml" xmlns:w15="http://schemas.microsoft.com/office/word/2012/wordml" xmlns:w16cex="http://schemas.microsoft.com/office/word/2018/wordml/cex" xmlns:w16cid="http://schemas.microsoft.com/office/word/2016/wordml/cid" xmlns:w16="http://schemas.microsoft.com/office/word/2018/wordml" xmlns:w16du="http://schemas.microsoft.com/office/word/2023/wordml/word16du" xmlns:w16sdtdh="http://schemas.microsoft.com/office/word/2020/wordml/sdtdatahash" xmlns:w16se="http://schemas.microsoft.com/office/word/2015/wordml/symex" mc:Ignorable="w14 w15 w16se w16cid w16 w16cex w16sdtdh w16du">
+<w:styles xmlns:mc="http://schemas.openxmlformats.org/markup-compatibility/2006" xmlns:r="http://schemas.openxmlformats.org/officeDocument/2006/relationships" xmlns:w="http://schemas.openxmlformats.org/wordprocessingml/2006/main" xmlns:w14="http://schemas.microsoft.com/office/word/2010/wordml" xmlns:w15="http://schemas.microsoft.com/office/word/2012/wordml" xmlns:w16cex="http://schemas.microsoft.com/office/word/2018/wordml/cex" xmlns:w16cid="http://schemas.microsoft.com/office/word/2016/wordml/cid" xmlns:w16="http://schemas.microsoft.com/office/word/2018/wordml" xmlns:w16sdtdh="http://schemas.microsoft.com/office/word/2020/wordml/sdtdatahash" xmlns:w16se="http://schemas.microsoft.com/office/word/2015/wordml/symex" mc:Ignorable="w14 w15 w16se w16cid w16 w16cex w16sdtdh">
   <w:docDefaults>
     <w:rPrDefault>
       <w:rPr>
         <w:rFonts w:ascii="Times New Roman" w:eastAsia="Times New Roman" w:hAnsi="Times New Roman" w:cs="Times New Roman"/>
-        <w:lang w:val="en-NL" w:eastAsia="en-GB" w:bidi="ar-SA"/>
+        <w:lang w:eastAsia="en-GB" w:bidi="ar-SA"/>
       </w:rPr>
     </w:rPrDefault>
     <w:pPrDefault>
@@ -1376,7 +7295,7 @@
     <w:lsdException w:name="Unresolved Mention" w:semiHidden="1" w:unhideWhenUsed="1"/>
     <w:lsdException w:name="Smart Link" w:semiHidden="1" w:unhideWhenUsed="1"/>
   </w:latentStyles>
-  <w:style w:type="paragraph" w:default="1" w:styleId="Normal">
+  <w:style w:type="paragraph" w:default="1" w:styleId="Standaard">
     <w:name w:val="Normal"/>
     <w:qFormat/>
     <w:rPr>
@@ -1385,13 +7304,13 @@
       <w:lang w:val="nl-NL" w:eastAsia="nl-NL"/>
     </w:rPr>
   </w:style>
-  <w:style w:type="character" w:default="1" w:styleId="DefaultParagraphFont">
+  <w:style w:type="character" w:default="1" w:styleId="Standaardalinea-lettertype">
     <w:name w:val="Default Paragraph Font"/>
     <w:uiPriority w:val="1"/>
     <w:semiHidden/>
     <w:unhideWhenUsed/>
   </w:style>
-  <w:style w:type="table" w:default="1" w:styleId="TableNormal">
+  <w:style w:type="table" w:default="1" w:styleId="Standaardtabel">
     <w:name w:val="Normal Table"/>
     <w:uiPriority w:val="99"/>
     <w:semiHidden/>
@@ -1406,7 +7325,7 @@
       </w:tblCellMar>
     </w:tblPr>
   </w:style>
-  <w:style w:type="numbering" w:default="1" w:styleId="NoList">
+  <w:style w:type="numbering" w:default="1" w:styleId="Geenlijst">
     <w:name w:val="No List"/>
     <w:uiPriority w:val="99"/>
     <w:semiHidden/>
@@ -1432,8 +7351,8 @@
   </w:style>
   <w:style w:type="paragraph" w:customStyle="1" w:styleId="Heading">
     <w:name w:val="Heading"/>
-    <w:basedOn w:val="Normal"/>
-    <w:next w:val="BodyText"/>
+    <w:basedOn w:val="Standaard"/>
+    <w:next w:val="Plattetekst"/>
     <w:qFormat/>
     <w:pPr>
       <w:keepNext/>
@@ -1445,23 +7364,23 @@
       <w:szCs w:val="28"/>
     </w:rPr>
   </w:style>
-  <w:style w:type="paragraph" w:styleId="BodyText">
+  <w:style w:type="paragraph" w:styleId="Plattetekst">
     <w:name w:val="Body Text"/>
-    <w:basedOn w:val="Normal"/>
+    <w:basedOn w:val="Standaard"/>
     <w:pPr>
       <w:spacing w:after="140" w:line="276" w:lineRule="auto"/>
     </w:pPr>
   </w:style>
-  <w:style w:type="paragraph" w:styleId="List">
+  <w:style w:type="paragraph" w:styleId="Lijst">
     <w:name w:val="List"/>
-    <w:basedOn w:val="BodyText"/>
+    <w:basedOn w:val="Plattetekst"/>
     <w:rPr>
       <w:rFonts w:cs="Noto Sans"/>
     </w:rPr>
   </w:style>
-  <w:style w:type="paragraph" w:styleId="Caption">
+  <w:style w:type="paragraph" w:styleId="Bijschrift">
     <w:name w:val="caption"/>
-    <w:basedOn w:val="Normal"/>
+    <w:basedOn w:val="Standaard"/>
     <w:qFormat/>
     <w:pPr>
       <w:suppressLineNumbers/>
@@ -1475,7 +7394,7 @@
   </w:style>
   <w:style w:type="paragraph" w:customStyle="1" w:styleId="Index">
     <w:name w:val="Index"/>
-    <w:basedOn w:val="Normal"/>
+    <w:basedOn w:val="Standaard"/>
     <w:qFormat/>
     <w:pPr>
       <w:suppressLineNumbers/>
@@ -1484,9 +7403,9 @@
       <w:rFonts w:cs="Noto Sans"/>
     </w:rPr>
   </w:style>
-  <w:style w:type="paragraph" w:styleId="PlainText">
+  <w:style w:type="paragraph" w:styleId="Tekstzonderopmaak">
     <w:name w:val="Plain Text"/>
-    <w:basedOn w:val="Normal"/>
+    <w:basedOn w:val="Standaard"/>
     <w:semiHidden/>
     <w:qFormat/>
     <w:rPr>
